--- a/Dokumentacija/Technical_Specification_Template.docx
+++ b/Dokumentacija/Technical_Specification_Template.docx
@@ -9,469 +9,4732 @@
       <w:r>
         <w:br/>
       </w:r>
-      <w:r>
-        <w:t>Tehnička specifikacija: EduShare platforma</w:t>
-      </w:r>
+      <w:proofErr w:type="spellStart"/>
+      <w:r>
+        <w:t>Tehnička</w:t>
+      </w:r>
+      <w:proofErr w:type="spellEnd"/>
+      <w:r>
+        <w:t xml:space="preserve"> </w:t>
+      </w:r>
+      <w:proofErr w:type="spellStart"/>
+      <w:r>
+        <w:t>specifikacija</w:t>
+      </w:r>
+      <w:proofErr w:type="spellEnd"/>
+      <w:r>
+        <w:t xml:space="preserve"> – </w:t>
+      </w:r>
+      <w:proofErr w:type="spellStart"/>
+      <w:r>
+        <w:t>EduShare</w:t>
+      </w:r>
+      <w:proofErr w:type="spellEnd"/>
+      <w:r>
+        <w:t xml:space="preserve"> </w:t>
+      </w:r>
+      <w:proofErr w:type="spellStart"/>
+      <w:r>
+        <w:t>platforma</w:t>
+      </w:r>
+      <w:proofErr w:type="spellEnd"/>
     </w:p>
     <w:p>
       <w:pPr>
-        <w:pStyle w:val="Heading1"/>
-      </w:pPr>
-      <w:r>
-        <w:t>1. Pregled projekta</w:t>
-      </w:r>
+        <w:pStyle w:val="Heading2"/>
+      </w:pPr>
+      <w:r>
+        <w:t xml:space="preserve">1. </w:t>
+      </w:r>
+      <w:proofErr w:type="spellStart"/>
+      <w:r>
+        <w:t>Pregled</w:t>
+      </w:r>
+      <w:proofErr w:type="spellEnd"/>
+      <w:r>
+        <w:t xml:space="preserve"> </w:t>
+      </w:r>
+      <w:proofErr w:type="spellStart"/>
+      <w:r>
+        <w:t>projekta</w:t>
+      </w:r>
+      <w:proofErr w:type="spellEnd"/>
     </w:p>
     <w:p>
       <w:pPr>
-        <w:pStyle w:val="Heading1"/>
-      </w:pPr>
-      <w:r>
-        <w:t>EduShare je web platforma namenjena studentima i profesorima za brzu i laku razmenu edukativnih materijala. Glavna svrha aplikacije je da omogući organizovano skladištenje, logičku kategorizaciju i vizuelno praćenje statistike resursa kao što su programski kodovi, PDF skripte i video tutorijali.</w:t>
+        <w:pStyle w:val="NormalWeb"/>
+      </w:pPr>
+      <w:proofErr w:type="spellStart"/>
+      <w:r>
+        <w:t>EduShare</w:t>
+      </w:r>
+      <w:proofErr w:type="spellEnd"/>
+      <w:r>
+        <w:t xml:space="preserve"> je web </w:t>
+      </w:r>
+      <w:proofErr w:type="spellStart"/>
+      <w:r>
+        <w:t>platforma</w:t>
+      </w:r>
+      <w:proofErr w:type="spellEnd"/>
+      <w:r>
+        <w:t xml:space="preserve"> </w:t>
+      </w:r>
+      <w:proofErr w:type="spellStart"/>
+      <w:r>
+        <w:t>namenjena</w:t>
+      </w:r>
+      <w:proofErr w:type="spellEnd"/>
+      <w:r>
+        <w:t xml:space="preserve"> </w:t>
+      </w:r>
+      <w:proofErr w:type="spellStart"/>
+      <w:r>
+        <w:t>studentima</w:t>
+      </w:r>
+      <w:proofErr w:type="spellEnd"/>
+      <w:r>
+        <w:t xml:space="preserve"> </w:t>
+      </w:r>
+      <w:proofErr w:type="spellStart"/>
+      <w:r>
+        <w:t>i</w:t>
+      </w:r>
+      <w:proofErr w:type="spellEnd"/>
+      <w:r>
+        <w:t xml:space="preserve"> </w:t>
+      </w:r>
+      <w:proofErr w:type="spellStart"/>
+      <w:r>
+        <w:t>profesorima</w:t>
+      </w:r>
+      <w:proofErr w:type="spellEnd"/>
+      <w:r>
+        <w:t xml:space="preserve"> za </w:t>
+      </w:r>
+      <w:proofErr w:type="spellStart"/>
+      <w:r>
+        <w:t>jednostavnu</w:t>
+      </w:r>
+      <w:proofErr w:type="spellEnd"/>
+      <w:r>
+        <w:t xml:space="preserve"> </w:t>
+      </w:r>
+      <w:proofErr w:type="spellStart"/>
+      <w:r>
+        <w:t>i</w:t>
+      </w:r>
+      <w:proofErr w:type="spellEnd"/>
+      <w:r>
+        <w:t xml:space="preserve"> </w:t>
+      </w:r>
+      <w:proofErr w:type="spellStart"/>
+      <w:r>
+        <w:t>organizovanu</w:t>
+      </w:r>
+      <w:proofErr w:type="spellEnd"/>
+      <w:r>
+        <w:t xml:space="preserve"> </w:t>
+      </w:r>
+      <w:proofErr w:type="spellStart"/>
+      <w:r>
+        <w:t>razmenu</w:t>
+      </w:r>
+      <w:proofErr w:type="spellEnd"/>
+      <w:r>
+        <w:t xml:space="preserve"> </w:t>
+      </w:r>
+      <w:proofErr w:type="spellStart"/>
+      <w:r>
+        <w:t>edukativnih</w:t>
+      </w:r>
+      <w:proofErr w:type="spellEnd"/>
+      <w:r>
+        <w:t xml:space="preserve"> </w:t>
+      </w:r>
+      <w:proofErr w:type="spellStart"/>
+      <w:r>
+        <w:t>materijala</w:t>
+      </w:r>
+      <w:proofErr w:type="spellEnd"/>
+      <w:r>
+        <w:t xml:space="preserve">. </w:t>
+      </w:r>
+      <w:proofErr w:type="spellStart"/>
+      <w:r>
+        <w:t>Sistem</w:t>
+      </w:r>
+      <w:proofErr w:type="spellEnd"/>
+      <w:r>
+        <w:t xml:space="preserve"> </w:t>
+      </w:r>
+      <w:proofErr w:type="spellStart"/>
+      <w:r>
+        <w:t>omogućava</w:t>
+      </w:r>
+      <w:proofErr w:type="spellEnd"/>
+      <w:r>
+        <w:t xml:space="preserve"> </w:t>
+      </w:r>
+      <w:proofErr w:type="spellStart"/>
+      <w:r>
+        <w:t>centralizovano</w:t>
+      </w:r>
+      <w:proofErr w:type="spellEnd"/>
+      <w:r>
+        <w:t xml:space="preserve"> </w:t>
+      </w:r>
+      <w:proofErr w:type="spellStart"/>
+      <w:r>
+        <w:t>skladištenje</w:t>
+      </w:r>
+      <w:proofErr w:type="spellEnd"/>
+      <w:r>
+        <w:t xml:space="preserve"> </w:t>
+      </w:r>
+      <w:proofErr w:type="spellStart"/>
+      <w:r>
+        <w:t>nastavnih</w:t>
+      </w:r>
+      <w:proofErr w:type="spellEnd"/>
+      <w:r>
+        <w:t xml:space="preserve"> </w:t>
+      </w:r>
+      <w:proofErr w:type="spellStart"/>
+      <w:r>
+        <w:t>resursa</w:t>
+      </w:r>
+      <w:proofErr w:type="spellEnd"/>
+      <w:r>
+        <w:t xml:space="preserve">, </w:t>
+      </w:r>
+      <w:proofErr w:type="spellStart"/>
+      <w:r>
+        <w:t>njihovu</w:t>
+      </w:r>
+      <w:proofErr w:type="spellEnd"/>
+      <w:r>
+        <w:t xml:space="preserve"> </w:t>
+      </w:r>
+      <w:proofErr w:type="spellStart"/>
+      <w:r>
+        <w:t>kategorizaciju</w:t>
+      </w:r>
+      <w:proofErr w:type="spellEnd"/>
+      <w:r>
+        <w:t xml:space="preserve"> po </w:t>
+      </w:r>
+      <w:proofErr w:type="spellStart"/>
+      <w:r>
+        <w:t>predmetima</w:t>
+      </w:r>
+      <w:proofErr w:type="spellEnd"/>
+      <w:r>
+        <w:t xml:space="preserve"> </w:t>
+      </w:r>
+      <w:proofErr w:type="spellStart"/>
+      <w:r>
+        <w:t>i</w:t>
+      </w:r>
+      <w:proofErr w:type="spellEnd"/>
+      <w:r>
+        <w:t xml:space="preserve"> </w:t>
+      </w:r>
+      <w:proofErr w:type="spellStart"/>
+      <w:r>
+        <w:t>tipovima</w:t>
+      </w:r>
+      <w:proofErr w:type="spellEnd"/>
+      <w:r>
+        <w:t xml:space="preserve">, </w:t>
+      </w:r>
+      <w:proofErr w:type="spellStart"/>
+      <w:r>
+        <w:t>kao</w:t>
+      </w:r>
+      <w:proofErr w:type="spellEnd"/>
+      <w:r>
+        <w:t xml:space="preserve"> </w:t>
+      </w:r>
+      <w:proofErr w:type="spellStart"/>
+      <w:r>
+        <w:t>i</w:t>
+      </w:r>
+      <w:proofErr w:type="spellEnd"/>
+      <w:r>
+        <w:t xml:space="preserve"> </w:t>
+      </w:r>
+      <w:proofErr w:type="spellStart"/>
+      <w:r>
+        <w:t>pregled</w:t>
+      </w:r>
+      <w:proofErr w:type="spellEnd"/>
+      <w:r>
+        <w:t xml:space="preserve"> </w:t>
+      </w:r>
+      <w:proofErr w:type="spellStart"/>
+      <w:r>
+        <w:t>osnovne</w:t>
+      </w:r>
+      <w:proofErr w:type="spellEnd"/>
+      <w:r>
+        <w:t xml:space="preserve"> </w:t>
+      </w:r>
+      <w:proofErr w:type="spellStart"/>
+      <w:r>
+        <w:t>statistike</w:t>
+      </w:r>
+      <w:proofErr w:type="spellEnd"/>
+      <w:r>
+        <w:t xml:space="preserve"> </w:t>
+      </w:r>
+      <w:proofErr w:type="spellStart"/>
+      <w:r>
+        <w:t>korišćenja</w:t>
+      </w:r>
+      <w:proofErr w:type="spellEnd"/>
+      <w:r>
+        <w:t xml:space="preserve"> </w:t>
+      </w:r>
+      <w:proofErr w:type="spellStart"/>
+      <w:r>
+        <w:t>putem</w:t>
+      </w:r>
+      <w:proofErr w:type="spellEnd"/>
+      <w:r>
+        <w:t xml:space="preserve"> </w:t>
+      </w:r>
+      <w:proofErr w:type="spellStart"/>
+      <w:r>
+        <w:t>kontrolne</w:t>
+      </w:r>
+      <w:proofErr w:type="spellEnd"/>
+      <w:r>
+        <w:t xml:space="preserve"> table (dashboard).</w:t>
       </w:r>
     </w:p>
     <w:p>
       <w:pPr>
-        <w:pStyle w:val="Heading1"/>
-      </w:pPr>
-      <w:r>
-        <w:t>2. Obim projekta</w:t>
+        <w:pStyle w:val="NormalWeb"/>
+      </w:pPr>
+      <w:proofErr w:type="spellStart"/>
+      <w:r>
+        <w:t>Cilj</w:t>
+      </w:r>
+      <w:proofErr w:type="spellEnd"/>
+      <w:r>
+        <w:t xml:space="preserve"> </w:t>
+      </w:r>
+      <w:proofErr w:type="spellStart"/>
+      <w:r>
+        <w:t>projekta</w:t>
+      </w:r>
+      <w:proofErr w:type="spellEnd"/>
+      <w:r>
+        <w:t xml:space="preserve"> je </w:t>
+      </w:r>
+      <w:proofErr w:type="spellStart"/>
+      <w:r>
+        <w:t>unapređenje</w:t>
+      </w:r>
+      <w:proofErr w:type="spellEnd"/>
+      <w:r>
+        <w:t xml:space="preserve"> </w:t>
+      </w:r>
+      <w:proofErr w:type="spellStart"/>
+      <w:r>
+        <w:t>dostupnosti</w:t>
+      </w:r>
+      <w:proofErr w:type="spellEnd"/>
+      <w:r>
+        <w:t xml:space="preserve"> </w:t>
+      </w:r>
+      <w:proofErr w:type="spellStart"/>
+      <w:r>
+        <w:t>obrazovnih</w:t>
+      </w:r>
+      <w:proofErr w:type="spellEnd"/>
+      <w:r>
+        <w:t xml:space="preserve"> </w:t>
+      </w:r>
+      <w:proofErr w:type="spellStart"/>
+      <w:r>
+        <w:t>materijala</w:t>
+      </w:r>
+      <w:proofErr w:type="spellEnd"/>
+      <w:r>
+        <w:t xml:space="preserve"> </w:t>
+      </w:r>
+      <w:proofErr w:type="spellStart"/>
+      <w:r>
+        <w:t>i</w:t>
+      </w:r>
+      <w:proofErr w:type="spellEnd"/>
+      <w:r>
+        <w:t xml:space="preserve"> </w:t>
+      </w:r>
+      <w:proofErr w:type="spellStart"/>
+      <w:r>
+        <w:t>pojednostavljenje</w:t>
+      </w:r>
+      <w:proofErr w:type="spellEnd"/>
+      <w:r>
+        <w:t xml:space="preserve"> </w:t>
+      </w:r>
+      <w:proofErr w:type="spellStart"/>
+      <w:r>
+        <w:t>njihove</w:t>
+      </w:r>
+      <w:proofErr w:type="spellEnd"/>
+      <w:r>
+        <w:t xml:space="preserve"> </w:t>
+      </w:r>
+      <w:proofErr w:type="spellStart"/>
+      <w:r>
+        <w:t>distribucije</w:t>
+      </w:r>
+      <w:proofErr w:type="spellEnd"/>
+      <w:r>
+        <w:t xml:space="preserve"> u </w:t>
+      </w:r>
+      <w:proofErr w:type="spellStart"/>
+      <w:r>
+        <w:t>akademskom</w:t>
+      </w:r>
+      <w:proofErr w:type="spellEnd"/>
+      <w:r>
+        <w:t xml:space="preserve"> </w:t>
+      </w:r>
+      <w:proofErr w:type="spellStart"/>
+      <w:r>
+        <w:t>okruženju</w:t>
+      </w:r>
+      <w:proofErr w:type="spellEnd"/>
+      <w:r>
+        <w:t>.</w:t>
       </w:r>
     </w:p>
     <w:p>
-      <w:pPr>
-        <w:pStyle w:val="Heading1"/>
+      <w:r>
+        <w:pict w14:anchorId="472C8062">
+          <v:rect id="_x0000_i2358" style="width:0;height:1.5pt" o:hralign="center" o:hrstd="t" o:hr="t" fillcolor="#a0a0a0" stroked="f"/>
+        </w:pict>
+      </w:r>
+    </w:p>
+    <w:p>
+      <w:pPr>
+        <w:pStyle w:val="Heading2"/>
+      </w:pPr>
+      <w:r>
+        <w:t xml:space="preserve">2. </w:t>
+      </w:r>
+      <w:proofErr w:type="spellStart"/>
+      <w:r>
+        <w:t>Ciljna</w:t>
+      </w:r>
+      <w:proofErr w:type="spellEnd"/>
+      <w:r>
+        <w:t xml:space="preserve"> </w:t>
+      </w:r>
+      <w:proofErr w:type="spellStart"/>
+      <w:r>
+        <w:t>grupa</w:t>
+      </w:r>
+      <w:proofErr w:type="spellEnd"/>
+      <w:r>
+        <w:t xml:space="preserve"> </w:t>
+      </w:r>
+      <w:proofErr w:type="spellStart"/>
+      <w:r>
+        <w:t>korisnika</w:t>
+      </w:r>
+      <w:proofErr w:type="spellEnd"/>
+    </w:p>
+    <w:p>
+      <w:pPr>
+        <w:pStyle w:val="NormalWeb"/>
+        <w:numPr>
+          <w:ilvl w:val="0"/>
+          <w:numId w:val="7"/>
+        </w:numPr>
+        <w:spacing w:before="100" w:beforeAutospacing="1" w:after="100" w:afterAutospacing="1" w:line="240" w:lineRule="auto"/>
+      </w:pPr>
+      <w:proofErr w:type="spellStart"/>
+      <w:r>
+        <w:t>Studenti</w:t>
+      </w:r>
+      <w:proofErr w:type="spellEnd"/>
+    </w:p>
+    <w:p>
+      <w:pPr>
+        <w:pStyle w:val="NormalWeb"/>
+        <w:numPr>
+          <w:ilvl w:val="0"/>
+          <w:numId w:val="7"/>
+        </w:numPr>
+        <w:spacing w:before="100" w:beforeAutospacing="1" w:after="100" w:afterAutospacing="1" w:line="240" w:lineRule="auto"/>
+      </w:pPr>
+      <w:proofErr w:type="spellStart"/>
+      <w:r>
+        <w:t>Profesori</w:t>
+      </w:r>
+      <w:proofErr w:type="spellEnd"/>
+    </w:p>
+    <w:p>
+      <w:pPr>
+        <w:pStyle w:val="NormalWeb"/>
+        <w:numPr>
+          <w:ilvl w:val="0"/>
+          <w:numId w:val="7"/>
+        </w:numPr>
+        <w:spacing w:before="100" w:beforeAutospacing="1" w:after="100" w:afterAutospacing="1" w:line="240" w:lineRule="auto"/>
+      </w:pPr>
+      <w:proofErr w:type="spellStart"/>
+      <w:r>
+        <w:t>Administratori</w:t>
+      </w:r>
+      <w:proofErr w:type="spellEnd"/>
+      <w:r>
+        <w:t xml:space="preserve"> </w:t>
+      </w:r>
+      <w:proofErr w:type="spellStart"/>
+      <w:r>
+        <w:t>sistema</w:t>
+      </w:r>
+      <w:proofErr w:type="spellEnd"/>
+    </w:p>
+    <w:p>
+      <w:r>
+        <w:pict w14:anchorId="11460A58">
+          <v:rect id="_x0000_i2359" style="width:0;height:1.5pt" o:hralign="center" o:hrstd="t" o:hr="t" fillcolor="#a0a0a0" stroked="f"/>
+        </w:pict>
+      </w:r>
+    </w:p>
+    <w:p>
+      <w:pPr>
+        <w:pStyle w:val="Heading2"/>
+      </w:pPr>
+      <w:r>
+        <w:t xml:space="preserve">3. </w:t>
+      </w:r>
+      <w:proofErr w:type="spellStart"/>
+      <w:r>
+        <w:t>Obim</w:t>
+      </w:r>
+      <w:proofErr w:type="spellEnd"/>
+      <w:r>
+        <w:t xml:space="preserve"> </w:t>
+      </w:r>
+      <w:proofErr w:type="spellStart"/>
+      <w:r>
+        <w:t>projekta</w:t>
+      </w:r>
+      <w:proofErr w:type="spellEnd"/>
+    </w:p>
+    <w:p>
+      <w:pPr>
+        <w:pStyle w:val="Heading3"/>
+      </w:pPr>
+      <w:r>
+        <w:t xml:space="preserve">3.1 </w:t>
+      </w:r>
+      <w:proofErr w:type="spellStart"/>
+      <w:r>
+        <w:t>Funkcionalnosti</w:t>
+      </w:r>
+      <w:proofErr w:type="spellEnd"/>
+      <w:r>
+        <w:t xml:space="preserve"> u </w:t>
+      </w:r>
+      <w:proofErr w:type="spellStart"/>
+      <w:r>
+        <w:t>okviru</w:t>
+      </w:r>
+      <w:proofErr w:type="spellEnd"/>
+      <w:r>
+        <w:t xml:space="preserve"> </w:t>
+      </w:r>
+      <w:proofErr w:type="spellStart"/>
+      <w:r>
+        <w:t>sistema</w:t>
+      </w:r>
+      <w:proofErr w:type="spellEnd"/>
+    </w:p>
+    <w:p>
+      <w:pPr>
+        <w:pStyle w:val="NormalWeb"/>
+        <w:numPr>
+          <w:ilvl w:val="0"/>
+          <w:numId w:val="8"/>
+        </w:numPr>
+        <w:spacing w:before="100" w:beforeAutospacing="1" w:after="100" w:afterAutospacing="1" w:line="240" w:lineRule="auto"/>
+      </w:pPr>
+      <w:proofErr w:type="spellStart"/>
+      <w:r>
+        <w:t>Registracija</w:t>
+      </w:r>
+      <w:proofErr w:type="spellEnd"/>
+      <w:r>
+        <w:t xml:space="preserve"> </w:t>
+      </w:r>
+      <w:proofErr w:type="spellStart"/>
+      <w:r>
+        <w:t>i</w:t>
+      </w:r>
+      <w:proofErr w:type="spellEnd"/>
+      <w:r>
+        <w:t xml:space="preserve"> </w:t>
+      </w:r>
+      <w:proofErr w:type="spellStart"/>
+      <w:r>
+        <w:t>prijava</w:t>
+      </w:r>
+      <w:proofErr w:type="spellEnd"/>
+      <w:r>
+        <w:t xml:space="preserve"> </w:t>
+      </w:r>
+      <w:proofErr w:type="spellStart"/>
+      <w:r>
+        <w:t>korisnika</w:t>
+      </w:r>
+      <w:proofErr w:type="spellEnd"/>
+      <w:r>
+        <w:t xml:space="preserve"> (Login)</w:t>
+      </w:r>
+    </w:p>
+    <w:p>
+      <w:pPr>
+        <w:pStyle w:val="NormalWeb"/>
+        <w:numPr>
+          <w:ilvl w:val="0"/>
+          <w:numId w:val="8"/>
+        </w:numPr>
+        <w:spacing w:before="100" w:beforeAutospacing="1" w:after="100" w:afterAutospacing="1" w:line="240" w:lineRule="auto"/>
+      </w:pPr>
+      <w:proofErr w:type="spellStart"/>
+      <w:r>
+        <w:t>Autentifikacija</w:t>
+      </w:r>
+      <w:proofErr w:type="spellEnd"/>
+      <w:r>
+        <w:t xml:space="preserve"> </w:t>
+      </w:r>
+      <w:proofErr w:type="spellStart"/>
+      <w:r>
+        <w:t>i</w:t>
+      </w:r>
+      <w:proofErr w:type="spellEnd"/>
+      <w:r>
+        <w:t xml:space="preserve"> </w:t>
+      </w:r>
+      <w:proofErr w:type="spellStart"/>
+      <w:r>
+        <w:t>autorizacija</w:t>
+      </w:r>
+      <w:proofErr w:type="spellEnd"/>
+      <w:r>
+        <w:t xml:space="preserve"> </w:t>
+      </w:r>
+      <w:proofErr w:type="spellStart"/>
+      <w:r>
+        <w:t>korisnika</w:t>
+      </w:r>
+      <w:proofErr w:type="spellEnd"/>
+    </w:p>
+    <w:p>
+      <w:pPr>
+        <w:pStyle w:val="NormalWeb"/>
+        <w:numPr>
+          <w:ilvl w:val="0"/>
+          <w:numId w:val="8"/>
+        </w:numPr>
+        <w:spacing w:before="100" w:beforeAutospacing="1" w:after="100" w:afterAutospacing="1" w:line="240" w:lineRule="auto"/>
+      </w:pPr>
+      <w:r>
+        <w:t xml:space="preserve">Dashboard </w:t>
+      </w:r>
+      <w:proofErr w:type="spellStart"/>
+      <w:r>
+        <w:t>sa</w:t>
+      </w:r>
+      <w:proofErr w:type="spellEnd"/>
+      <w:r>
+        <w:t xml:space="preserve"> </w:t>
+      </w:r>
+      <w:proofErr w:type="spellStart"/>
+      <w:r>
+        <w:t>statistikom</w:t>
+      </w:r>
+      <w:proofErr w:type="spellEnd"/>
+      <w:r>
+        <w:t xml:space="preserve"> </w:t>
+      </w:r>
+      <w:proofErr w:type="spellStart"/>
+      <w:r>
+        <w:t>materijala</w:t>
+      </w:r>
+      <w:proofErr w:type="spellEnd"/>
+    </w:p>
+    <w:p>
+      <w:pPr>
+        <w:pStyle w:val="NormalWeb"/>
+        <w:numPr>
+          <w:ilvl w:val="0"/>
+          <w:numId w:val="8"/>
+        </w:numPr>
+        <w:spacing w:before="100" w:beforeAutospacing="1" w:after="100" w:afterAutospacing="1" w:line="240" w:lineRule="auto"/>
+      </w:pPr>
+      <w:r>
+        <w:t xml:space="preserve">Upload </w:t>
+      </w:r>
+      <w:proofErr w:type="spellStart"/>
+      <w:r>
+        <w:t>edukativnih</w:t>
+      </w:r>
+      <w:proofErr w:type="spellEnd"/>
+      <w:r>
+        <w:t xml:space="preserve"> </w:t>
+      </w:r>
+      <w:proofErr w:type="spellStart"/>
+      <w:r>
+        <w:t>materijala</w:t>
+      </w:r>
+      <w:proofErr w:type="spellEnd"/>
+    </w:p>
+    <w:p>
+      <w:pPr>
+        <w:pStyle w:val="NormalWeb"/>
+        <w:numPr>
+          <w:ilvl w:val="0"/>
+          <w:numId w:val="8"/>
+        </w:numPr>
+        <w:spacing w:before="100" w:beforeAutospacing="1" w:after="100" w:afterAutospacing="1" w:line="240" w:lineRule="auto"/>
+      </w:pPr>
+      <w:proofErr w:type="spellStart"/>
+      <w:r>
+        <w:t>Pregled</w:t>
+      </w:r>
+      <w:proofErr w:type="spellEnd"/>
+      <w:r>
+        <w:t xml:space="preserve"> </w:t>
+      </w:r>
+      <w:proofErr w:type="spellStart"/>
+      <w:r>
+        <w:t>i</w:t>
+      </w:r>
+      <w:proofErr w:type="spellEnd"/>
+      <w:r>
+        <w:t xml:space="preserve"> </w:t>
+      </w:r>
+      <w:proofErr w:type="spellStart"/>
+      <w:r>
+        <w:t>pretraga</w:t>
+      </w:r>
+      <w:proofErr w:type="spellEnd"/>
+      <w:r>
+        <w:t xml:space="preserve"> </w:t>
+      </w:r>
+      <w:proofErr w:type="spellStart"/>
+      <w:r>
+        <w:t>materijala</w:t>
+      </w:r>
+      <w:proofErr w:type="spellEnd"/>
+      <w:r>
+        <w:t xml:space="preserve"> po </w:t>
+      </w:r>
+      <w:proofErr w:type="spellStart"/>
+      <w:r>
+        <w:t>predmetima</w:t>
+      </w:r>
+      <w:proofErr w:type="spellEnd"/>
+    </w:p>
+    <w:p>
+      <w:pPr>
+        <w:pStyle w:val="NormalWeb"/>
+        <w:numPr>
+          <w:ilvl w:val="0"/>
+          <w:numId w:val="8"/>
+        </w:numPr>
+        <w:spacing w:before="100" w:beforeAutospacing="1" w:after="100" w:afterAutospacing="1" w:line="240" w:lineRule="auto"/>
+      </w:pPr>
+      <w:r>
+        <w:t xml:space="preserve">CRUD </w:t>
+      </w:r>
+      <w:proofErr w:type="spellStart"/>
+      <w:r>
+        <w:t>operacije</w:t>
+      </w:r>
+      <w:proofErr w:type="spellEnd"/>
+      <w:r>
+        <w:t xml:space="preserve"> </w:t>
+      </w:r>
+      <w:proofErr w:type="spellStart"/>
+      <w:r>
+        <w:t>nad</w:t>
+      </w:r>
+      <w:proofErr w:type="spellEnd"/>
+      <w:r>
+        <w:t xml:space="preserve"> </w:t>
+      </w:r>
+      <w:proofErr w:type="spellStart"/>
+      <w:r>
+        <w:t>materijalima</w:t>
+      </w:r>
+      <w:proofErr w:type="spellEnd"/>
+      <w:r>
+        <w:t xml:space="preserve"> (Create, Read, Update, Delete)</w:t>
+      </w:r>
+    </w:p>
+    <w:p>
+      <w:pPr>
+        <w:pStyle w:val="NormalWeb"/>
+        <w:numPr>
+          <w:ilvl w:val="0"/>
+          <w:numId w:val="8"/>
+        </w:numPr>
+        <w:spacing w:before="100" w:beforeAutospacing="1" w:after="100" w:afterAutospacing="1" w:line="240" w:lineRule="auto"/>
+      </w:pPr>
+      <w:proofErr w:type="spellStart"/>
+      <w:r>
+        <w:t>Čuvanje</w:t>
+      </w:r>
+      <w:proofErr w:type="spellEnd"/>
+      <w:r>
+        <w:t xml:space="preserve"> </w:t>
+      </w:r>
+      <w:proofErr w:type="spellStart"/>
+      <w:r>
+        <w:t>podataka</w:t>
+      </w:r>
+      <w:proofErr w:type="spellEnd"/>
+      <w:r>
+        <w:t xml:space="preserve"> u </w:t>
+      </w:r>
+      <w:proofErr w:type="spellStart"/>
+      <w:r>
+        <w:t>relacionoj</w:t>
+      </w:r>
+      <w:proofErr w:type="spellEnd"/>
+      <w:r>
+        <w:t xml:space="preserve"> </w:t>
+      </w:r>
+      <w:proofErr w:type="spellStart"/>
+      <w:r>
+        <w:t>bazi</w:t>
+      </w:r>
+      <w:proofErr w:type="spellEnd"/>
+    </w:p>
+    <w:p>
+      <w:pPr>
+        <w:pStyle w:val="Heading3"/>
+      </w:pPr>
+      <w:r>
+        <w:t xml:space="preserve">3.2 Van </w:t>
+      </w:r>
+      <w:proofErr w:type="spellStart"/>
+      <w:r>
+        <w:t>obima</w:t>
+      </w:r>
+      <w:proofErr w:type="spellEnd"/>
+      <w:r>
+        <w:t xml:space="preserve"> (Out of Scope)</w:t>
+      </w:r>
+    </w:p>
+    <w:p>
+      <w:pPr>
+        <w:pStyle w:val="NormalWeb"/>
+        <w:numPr>
+          <w:ilvl w:val="0"/>
+          <w:numId w:val="9"/>
+        </w:numPr>
+        <w:spacing w:before="100" w:beforeAutospacing="1" w:after="100" w:afterAutospacing="1" w:line="240" w:lineRule="auto"/>
+      </w:pPr>
+      <w:proofErr w:type="spellStart"/>
+      <w:r>
+        <w:t>Direktno</w:t>
+      </w:r>
+      <w:proofErr w:type="spellEnd"/>
+      <w:r>
+        <w:t xml:space="preserve"> </w:t>
+      </w:r>
+      <w:proofErr w:type="spellStart"/>
+      <w:r>
+        <w:t>uređivanje</w:t>
+      </w:r>
+      <w:proofErr w:type="spellEnd"/>
+      <w:r>
+        <w:t xml:space="preserve"> </w:t>
+      </w:r>
+      <w:proofErr w:type="spellStart"/>
+      <w:r>
+        <w:t>dokumenata</w:t>
+      </w:r>
+      <w:proofErr w:type="spellEnd"/>
+      <w:r>
+        <w:t xml:space="preserve"> </w:t>
+      </w:r>
+      <w:proofErr w:type="spellStart"/>
+      <w:r>
+        <w:t>na</w:t>
+      </w:r>
+      <w:proofErr w:type="spellEnd"/>
+      <w:r>
+        <w:t xml:space="preserve"> </w:t>
+      </w:r>
+      <w:proofErr w:type="spellStart"/>
+      <w:r>
+        <w:t>platformi</w:t>
+      </w:r>
+      <w:proofErr w:type="spellEnd"/>
+    </w:p>
+    <w:p>
+      <w:pPr>
+        <w:pStyle w:val="NormalWeb"/>
+        <w:numPr>
+          <w:ilvl w:val="0"/>
+          <w:numId w:val="9"/>
+        </w:numPr>
+        <w:spacing w:before="100" w:beforeAutospacing="1" w:after="100" w:afterAutospacing="1" w:line="240" w:lineRule="auto"/>
+      </w:pPr>
+      <w:proofErr w:type="spellStart"/>
+      <w:r>
+        <w:t>Kolaborativni</w:t>
+      </w:r>
+      <w:proofErr w:type="spellEnd"/>
+      <w:r>
+        <w:t xml:space="preserve"> rad u </w:t>
+      </w:r>
+      <w:proofErr w:type="spellStart"/>
+      <w:r>
+        <w:t>realnom</w:t>
+      </w:r>
+      <w:proofErr w:type="spellEnd"/>
+      <w:r>
+        <w:t xml:space="preserve"> </w:t>
+      </w:r>
+      <w:proofErr w:type="spellStart"/>
+      <w:r>
+        <w:t>vremenu</w:t>
+      </w:r>
+      <w:proofErr w:type="spellEnd"/>
+    </w:p>
+    <w:p>
+      <w:r>
+        <w:pict w14:anchorId="4707842C">
+          <v:rect id="_x0000_i2360" style="width:0;height:1.5pt" o:hralign="center" o:hrstd="t" o:hr="t" fillcolor="#a0a0a0" stroked="f"/>
+        </w:pict>
+      </w:r>
+    </w:p>
+    <w:p>
+      <w:pPr>
+        <w:pStyle w:val="Heading2"/>
+      </w:pPr>
+      <w:r>
+        <w:lastRenderedPageBreak/>
+        <w:t xml:space="preserve">4. </w:t>
+      </w:r>
+      <w:proofErr w:type="spellStart"/>
+      <w:r>
+        <w:t>Funkcionalni</w:t>
+      </w:r>
+      <w:proofErr w:type="spellEnd"/>
+      <w:r>
+        <w:t xml:space="preserve"> </w:t>
+      </w:r>
+      <w:proofErr w:type="spellStart"/>
+      <w:r>
+        <w:t>zahtevi</w:t>
+      </w:r>
+      <w:proofErr w:type="spellEnd"/>
+    </w:p>
+    <w:p>
+      <w:pPr>
+        <w:pStyle w:val="Heading3"/>
+      </w:pPr>
+      <w:r>
+        <w:t xml:space="preserve">4.1 </w:t>
+      </w:r>
+      <w:proofErr w:type="spellStart"/>
+      <w:r>
+        <w:t>Upravljanje</w:t>
+      </w:r>
+      <w:proofErr w:type="spellEnd"/>
+      <w:r>
+        <w:t xml:space="preserve"> </w:t>
+      </w:r>
+      <w:proofErr w:type="spellStart"/>
+      <w:r>
+        <w:t>korisnicima</w:t>
+      </w:r>
+      <w:proofErr w:type="spellEnd"/>
+    </w:p>
+    <w:p>
+      <w:pPr>
+        <w:pStyle w:val="NormalWeb"/>
+        <w:numPr>
+          <w:ilvl w:val="0"/>
+          <w:numId w:val="10"/>
+        </w:numPr>
+        <w:spacing w:before="100" w:beforeAutospacing="1" w:after="100" w:afterAutospacing="1" w:line="240" w:lineRule="auto"/>
+      </w:pPr>
+      <w:proofErr w:type="spellStart"/>
+      <w:r>
+        <w:t>Sistem</w:t>
+      </w:r>
+      <w:proofErr w:type="spellEnd"/>
+      <w:r>
+        <w:t xml:space="preserve"> mora </w:t>
+      </w:r>
+      <w:proofErr w:type="spellStart"/>
+      <w:r>
+        <w:t>omogućiti</w:t>
+      </w:r>
+      <w:proofErr w:type="spellEnd"/>
+      <w:r>
+        <w:t xml:space="preserve"> </w:t>
+      </w:r>
+      <w:proofErr w:type="spellStart"/>
+      <w:r>
+        <w:t>prijavu</w:t>
+      </w:r>
+      <w:proofErr w:type="spellEnd"/>
+      <w:r>
+        <w:t xml:space="preserve"> </w:t>
+      </w:r>
+      <w:proofErr w:type="spellStart"/>
+      <w:r>
+        <w:t>korisnika</w:t>
+      </w:r>
+      <w:proofErr w:type="spellEnd"/>
+      <w:r>
+        <w:t xml:space="preserve"> </w:t>
+      </w:r>
+      <w:proofErr w:type="spellStart"/>
+      <w:r>
+        <w:t>pomoću</w:t>
+      </w:r>
+      <w:proofErr w:type="spellEnd"/>
+      <w:r>
+        <w:t xml:space="preserve"> </w:t>
+      </w:r>
+      <w:proofErr w:type="spellStart"/>
+      <w:r>
+        <w:t>korisničkog</w:t>
+      </w:r>
+      <w:proofErr w:type="spellEnd"/>
+      <w:r>
+        <w:t xml:space="preserve"> </w:t>
+      </w:r>
+      <w:proofErr w:type="spellStart"/>
+      <w:r>
+        <w:t>imena</w:t>
+      </w:r>
+      <w:proofErr w:type="spellEnd"/>
+      <w:r>
+        <w:t xml:space="preserve"> </w:t>
+      </w:r>
+      <w:proofErr w:type="spellStart"/>
+      <w:r>
+        <w:t>i</w:t>
+      </w:r>
+      <w:proofErr w:type="spellEnd"/>
+      <w:r>
+        <w:t xml:space="preserve"> </w:t>
+      </w:r>
+      <w:proofErr w:type="spellStart"/>
+      <w:r>
+        <w:t>lozinke</w:t>
+      </w:r>
+      <w:proofErr w:type="spellEnd"/>
+    </w:p>
+    <w:p>
+      <w:pPr>
+        <w:pStyle w:val="NormalWeb"/>
+        <w:numPr>
+          <w:ilvl w:val="0"/>
+          <w:numId w:val="10"/>
+        </w:numPr>
+        <w:spacing w:before="100" w:beforeAutospacing="1" w:after="100" w:afterAutospacing="1" w:line="240" w:lineRule="auto"/>
+      </w:pPr>
+      <w:proofErr w:type="spellStart"/>
+      <w:r>
+        <w:t>Svaki</w:t>
+      </w:r>
+      <w:proofErr w:type="spellEnd"/>
+      <w:r>
+        <w:t xml:space="preserve"> </w:t>
+      </w:r>
+      <w:proofErr w:type="spellStart"/>
+      <w:r>
+        <w:t>korisnik</w:t>
+      </w:r>
+      <w:proofErr w:type="spellEnd"/>
+      <w:r>
+        <w:t xml:space="preserve"> mora </w:t>
+      </w:r>
+      <w:proofErr w:type="spellStart"/>
+      <w:r>
+        <w:t>imati</w:t>
+      </w:r>
+      <w:proofErr w:type="spellEnd"/>
+      <w:r>
+        <w:t xml:space="preserve"> </w:t>
+      </w:r>
+      <w:proofErr w:type="spellStart"/>
+      <w:r>
+        <w:t>dodeljenu</w:t>
+      </w:r>
+      <w:proofErr w:type="spellEnd"/>
+      <w:r>
+        <w:t xml:space="preserve"> </w:t>
+      </w:r>
+      <w:proofErr w:type="spellStart"/>
+      <w:r>
+        <w:t>ulogu</w:t>
+      </w:r>
+      <w:proofErr w:type="spellEnd"/>
+      <w:r>
+        <w:t xml:space="preserve"> (student, </w:t>
+      </w:r>
+      <w:proofErr w:type="spellStart"/>
+      <w:r>
+        <w:t>profesor</w:t>
+      </w:r>
+      <w:proofErr w:type="spellEnd"/>
+      <w:r>
+        <w:t>, administrator)</w:t>
+      </w:r>
+    </w:p>
+    <w:p>
+      <w:pPr>
+        <w:pStyle w:val="Heading3"/>
+      </w:pPr>
+      <w:r>
+        <w:t xml:space="preserve">4.2 </w:t>
+      </w:r>
+      <w:proofErr w:type="spellStart"/>
+      <w:r>
+        <w:t>Kontrolna</w:t>
+      </w:r>
+      <w:proofErr w:type="spellEnd"/>
+      <w:r>
+        <w:t xml:space="preserve"> </w:t>
+      </w:r>
+      <w:proofErr w:type="spellStart"/>
+      <w:r>
+        <w:t>tabla</w:t>
+      </w:r>
+      <w:proofErr w:type="spellEnd"/>
+      <w:r>
+        <w:t xml:space="preserve"> (Dashboard)</w:t>
+      </w:r>
+    </w:p>
+    <w:p>
+      <w:pPr>
+        <w:pStyle w:val="NormalWeb"/>
+        <w:numPr>
+          <w:ilvl w:val="0"/>
+          <w:numId w:val="11"/>
+        </w:numPr>
+        <w:spacing w:before="100" w:beforeAutospacing="1" w:after="100" w:afterAutospacing="1" w:line="240" w:lineRule="auto"/>
+      </w:pPr>
+      <w:proofErr w:type="spellStart"/>
+      <w:r>
+        <w:t>Prikaz</w:t>
+      </w:r>
+      <w:proofErr w:type="spellEnd"/>
+      <w:r>
+        <w:t xml:space="preserve"> </w:t>
+      </w:r>
+      <w:proofErr w:type="spellStart"/>
+      <w:r>
+        <w:t>ukupnog</w:t>
+      </w:r>
+      <w:proofErr w:type="spellEnd"/>
+      <w:r>
+        <w:t xml:space="preserve"> </w:t>
+      </w:r>
+      <w:proofErr w:type="spellStart"/>
+      <w:r>
+        <w:t>broja</w:t>
+      </w:r>
+      <w:proofErr w:type="spellEnd"/>
+      <w:r>
+        <w:t xml:space="preserve"> </w:t>
+      </w:r>
+      <w:proofErr w:type="spellStart"/>
+      <w:r>
+        <w:t>uploadovanih</w:t>
+      </w:r>
+      <w:proofErr w:type="spellEnd"/>
+      <w:r>
+        <w:t xml:space="preserve"> </w:t>
+      </w:r>
+      <w:proofErr w:type="spellStart"/>
+      <w:r>
+        <w:t>materijala</w:t>
+      </w:r>
+      <w:proofErr w:type="spellEnd"/>
+    </w:p>
+    <w:p>
+      <w:pPr>
+        <w:pStyle w:val="NormalWeb"/>
+        <w:numPr>
+          <w:ilvl w:val="0"/>
+          <w:numId w:val="11"/>
+        </w:numPr>
+        <w:spacing w:before="100" w:beforeAutospacing="1" w:after="100" w:afterAutospacing="1" w:line="240" w:lineRule="auto"/>
+      </w:pPr>
+      <w:proofErr w:type="spellStart"/>
+      <w:r>
+        <w:t>Razdvajanje</w:t>
+      </w:r>
+      <w:proofErr w:type="spellEnd"/>
+      <w:r>
+        <w:t xml:space="preserve"> </w:t>
+      </w:r>
+      <w:proofErr w:type="spellStart"/>
+      <w:r>
+        <w:t>statistike</w:t>
+      </w:r>
+      <w:proofErr w:type="spellEnd"/>
+      <w:r>
+        <w:t xml:space="preserve"> po </w:t>
+      </w:r>
+      <w:proofErr w:type="spellStart"/>
+      <w:r>
+        <w:t>tipu</w:t>
+      </w:r>
+      <w:proofErr w:type="spellEnd"/>
+      <w:r>
+        <w:t xml:space="preserve"> </w:t>
+      </w:r>
+      <w:proofErr w:type="spellStart"/>
+      <w:r>
+        <w:t>materijala</w:t>
+      </w:r>
+      <w:proofErr w:type="spellEnd"/>
+      <w:r>
+        <w:t xml:space="preserve"> (</w:t>
+      </w:r>
+      <w:proofErr w:type="spellStart"/>
+      <w:r>
+        <w:t>kod</w:t>
+      </w:r>
+      <w:proofErr w:type="spellEnd"/>
+      <w:r>
+        <w:t xml:space="preserve">, PDF, </w:t>
+      </w:r>
+      <w:proofErr w:type="spellStart"/>
+      <w:r>
+        <w:t>tutorijal</w:t>
+      </w:r>
+      <w:proofErr w:type="spellEnd"/>
+      <w:r>
+        <w:t>)</w:t>
+      </w:r>
+    </w:p>
+    <w:p>
+      <w:pPr>
+        <w:pStyle w:val="NormalWeb"/>
+        <w:numPr>
+          <w:ilvl w:val="0"/>
+          <w:numId w:val="11"/>
+        </w:numPr>
+        <w:spacing w:before="100" w:beforeAutospacing="1" w:after="100" w:afterAutospacing="1" w:line="240" w:lineRule="auto"/>
+      </w:pPr>
+      <w:proofErr w:type="spellStart"/>
+      <w:r>
+        <w:t>Grafički</w:t>
+      </w:r>
+      <w:proofErr w:type="spellEnd"/>
+      <w:r>
+        <w:t xml:space="preserve"> </w:t>
+      </w:r>
+      <w:proofErr w:type="spellStart"/>
+      <w:r>
+        <w:t>prikaz</w:t>
+      </w:r>
+      <w:proofErr w:type="spellEnd"/>
+      <w:r>
+        <w:t xml:space="preserve"> </w:t>
+      </w:r>
+      <w:proofErr w:type="spellStart"/>
+      <w:r>
+        <w:t>podataka</w:t>
+      </w:r>
+      <w:proofErr w:type="spellEnd"/>
+      <w:r>
+        <w:t xml:space="preserve"> (</w:t>
+      </w:r>
+      <w:proofErr w:type="spellStart"/>
+      <w:r>
+        <w:t>chartovi</w:t>
+      </w:r>
+      <w:proofErr w:type="spellEnd"/>
+      <w:r>
+        <w:t xml:space="preserve"> </w:t>
+      </w:r>
+      <w:proofErr w:type="spellStart"/>
+      <w:r>
+        <w:t>i</w:t>
+      </w:r>
+      <w:proofErr w:type="spellEnd"/>
+      <w:r>
+        <w:t xml:space="preserve"> </w:t>
+      </w:r>
+      <w:proofErr w:type="spellStart"/>
+      <w:r>
+        <w:t>kartice</w:t>
+      </w:r>
+      <w:proofErr w:type="spellEnd"/>
+      <w:r>
+        <w:t>)</w:t>
+      </w:r>
+    </w:p>
+    <w:p>
+      <w:pPr>
+        <w:pStyle w:val="Heading3"/>
+      </w:pPr>
+      <w:r>
+        <w:t xml:space="preserve">4.3 </w:t>
+      </w:r>
+      <w:proofErr w:type="spellStart"/>
+      <w:r>
+        <w:t>Upravljanje</w:t>
+      </w:r>
+      <w:proofErr w:type="spellEnd"/>
+      <w:r>
+        <w:t xml:space="preserve"> </w:t>
+      </w:r>
+      <w:proofErr w:type="spellStart"/>
+      <w:r>
+        <w:t>materijalima</w:t>
+      </w:r>
+      <w:proofErr w:type="spellEnd"/>
+    </w:p>
+    <w:p>
+      <w:pPr>
+        <w:pStyle w:val="NormalWeb"/>
+        <w:numPr>
+          <w:ilvl w:val="0"/>
+          <w:numId w:val="12"/>
+        </w:numPr>
+        <w:spacing w:before="100" w:beforeAutospacing="1" w:after="100" w:afterAutospacing="1" w:line="240" w:lineRule="auto"/>
+      </w:pPr>
+      <w:proofErr w:type="spellStart"/>
+      <w:r>
+        <w:t>Prikaz</w:t>
+      </w:r>
+      <w:proofErr w:type="spellEnd"/>
+      <w:r>
+        <w:t xml:space="preserve"> </w:t>
+      </w:r>
+      <w:proofErr w:type="spellStart"/>
+      <w:r>
+        <w:t>liste</w:t>
+      </w:r>
+      <w:proofErr w:type="spellEnd"/>
+      <w:r>
+        <w:t xml:space="preserve"> </w:t>
+      </w:r>
+      <w:proofErr w:type="spellStart"/>
+      <w:r>
+        <w:t>svih</w:t>
+      </w:r>
+      <w:proofErr w:type="spellEnd"/>
+      <w:r>
+        <w:t xml:space="preserve"> </w:t>
+      </w:r>
+      <w:proofErr w:type="spellStart"/>
+      <w:r>
+        <w:t>dostupnih</w:t>
+      </w:r>
+      <w:proofErr w:type="spellEnd"/>
+      <w:r>
+        <w:t xml:space="preserve"> </w:t>
+      </w:r>
+      <w:proofErr w:type="spellStart"/>
+      <w:r>
+        <w:t>materijala</w:t>
+      </w:r>
+      <w:proofErr w:type="spellEnd"/>
+    </w:p>
+    <w:p>
+      <w:pPr>
+        <w:pStyle w:val="NormalWeb"/>
+        <w:numPr>
+          <w:ilvl w:val="0"/>
+          <w:numId w:val="12"/>
+        </w:numPr>
+        <w:spacing w:before="100" w:beforeAutospacing="1" w:after="100" w:afterAutospacing="1" w:line="240" w:lineRule="auto"/>
+      </w:pPr>
+      <w:proofErr w:type="spellStart"/>
+      <w:r>
+        <w:t>Pregled</w:t>
+      </w:r>
+      <w:proofErr w:type="spellEnd"/>
+      <w:r>
+        <w:t xml:space="preserve"> </w:t>
+      </w:r>
+      <w:proofErr w:type="spellStart"/>
+      <w:r>
+        <w:t>detalja</w:t>
+      </w:r>
+      <w:proofErr w:type="spellEnd"/>
+      <w:r>
+        <w:t xml:space="preserve"> </w:t>
+      </w:r>
+      <w:proofErr w:type="spellStart"/>
+      <w:r>
+        <w:t>materijala</w:t>
+      </w:r>
+      <w:proofErr w:type="spellEnd"/>
+      <w:r>
+        <w:t xml:space="preserve"> (</w:t>
+      </w:r>
+      <w:proofErr w:type="spellStart"/>
+      <w:r>
+        <w:t>naziv</w:t>
+      </w:r>
+      <w:proofErr w:type="spellEnd"/>
+      <w:r>
+        <w:t xml:space="preserve">, </w:t>
+      </w:r>
+      <w:proofErr w:type="spellStart"/>
+      <w:r>
+        <w:t>autor</w:t>
+      </w:r>
+      <w:proofErr w:type="spellEnd"/>
+      <w:r>
+        <w:t xml:space="preserve">, tip, </w:t>
+      </w:r>
+      <w:proofErr w:type="spellStart"/>
+      <w:r>
+        <w:t>predmet</w:t>
+      </w:r>
+      <w:proofErr w:type="spellEnd"/>
+      <w:r>
+        <w:t>, datum)</w:t>
+      </w:r>
+    </w:p>
+    <w:p>
+      <w:pPr>
+        <w:pStyle w:val="NormalWeb"/>
+        <w:numPr>
+          <w:ilvl w:val="0"/>
+          <w:numId w:val="12"/>
+        </w:numPr>
+        <w:spacing w:before="100" w:beforeAutospacing="1" w:after="100" w:afterAutospacing="1" w:line="240" w:lineRule="auto"/>
+      </w:pPr>
+      <w:proofErr w:type="spellStart"/>
+      <w:r>
+        <w:t>Mogućnost</w:t>
+      </w:r>
+      <w:proofErr w:type="spellEnd"/>
+      <w:r>
+        <w:t xml:space="preserve"> </w:t>
+      </w:r>
+      <w:proofErr w:type="spellStart"/>
+      <w:r>
+        <w:t>preuzimanja</w:t>
+      </w:r>
+      <w:proofErr w:type="spellEnd"/>
+      <w:r>
+        <w:t xml:space="preserve"> </w:t>
+      </w:r>
+      <w:proofErr w:type="spellStart"/>
+      <w:r>
+        <w:t>materijala</w:t>
+      </w:r>
+      <w:proofErr w:type="spellEnd"/>
+    </w:p>
+    <w:p>
+      <w:pPr>
+        <w:pStyle w:val="NormalWeb"/>
+        <w:numPr>
+          <w:ilvl w:val="0"/>
+          <w:numId w:val="12"/>
+        </w:numPr>
+        <w:spacing w:before="100" w:beforeAutospacing="1" w:after="100" w:afterAutospacing="1" w:line="240" w:lineRule="auto"/>
+      </w:pPr>
+      <w:proofErr w:type="spellStart"/>
+      <w:r>
+        <w:t>Mogućnost</w:t>
+      </w:r>
+      <w:proofErr w:type="spellEnd"/>
+      <w:r>
+        <w:t xml:space="preserve"> </w:t>
+      </w:r>
+      <w:proofErr w:type="spellStart"/>
+      <w:r>
+        <w:t>izmene</w:t>
+      </w:r>
+      <w:proofErr w:type="spellEnd"/>
+      <w:r>
+        <w:t xml:space="preserve"> </w:t>
+      </w:r>
+      <w:proofErr w:type="spellStart"/>
+      <w:r>
+        <w:t>metapodataka</w:t>
+      </w:r>
+      <w:proofErr w:type="spellEnd"/>
+    </w:p>
+    <w:p>
+      <w:pPr>
+        <w:pStyle w:val="NormalWeb"/>
+        <w:numPr>
+          <w:ilvl w:val="0"/>
+          <w:numId w:val="12"/>
+        </w:numPr>
+        <w:spacing w:before="100" w:beforeAutospacing="1" w:after="100" w:afterAutospacing="1" w:line="240" w:lineRule="auto"/>
+      </w:pPr>
+      <w:proofErr w:type="spellStart"/>
+      <w:r>
+        <w:t>Mogućnost</w:t>
+      </w:r>
+      <w:proofErr w:type="spellEnd"/>
+      <w:r>
+        <w:t xml:space="preserve"> </w:t>
+      </w:r>
+      <w:proofErr w:type="spellStart"/>
+      <w:r>
+        <w:t>brisanja</w:t>
+      </w:r>
+      <w:proofErr w:type="spellEnd"/>
+      <w:r>
+        <w:t xml:space="preserve"> </w:t>
+      </w:r>
+      <w:proofErr w:type="spellStart"/>
+      <w:r>
+        <w:t>materijala</w:t>
+      </w:r>
+      <w:proofErr w:type="spellEnd"/>
+    </w:p>
+    <w:p>
+      <w:pPr>
+        <w:pStyle w:val="Heading3"/>
+      </w:pPr>
+      <w:r>
+        <w:t xml:space="preserve">4.4 </w:t>
+      </w:r>
+      <w:proofErr w:type="spellStart"/>
+      <w:r>
+        <w:t>Kategorizacija</w:t>
+      </w:r>
+      <w:proofErr w:type="spellEnd"/>
+    </w:p>
+    <w:p>
+      <w:pPr>
+        <w:pStyle w:val="NormalWeb"/>
+        <w:numPr>
+          <w:ilvl w:val="0"/>
+          <w:numId w:val="13"/>
+        </w:numPr>
+        <w:spacing w:before="100" w:beforeAutospacing="1" w:after="100" w:afterAutospacing="1" w:line="240" w:lineRule="auto"/>
+      </w:pPr>
+      <w:proofErr w:type="spellStart"/>
+      <w:r>
+        <w:t>Materijali</w:t>
+      </w:r>
+      <w:proofErr w:type="spellEnd"/>
+      <w:r>
+        <w:t xml:space="preserve"> </w:t>
+      </w:r>
+      <w:proofErr w:type="spellStart"/>
+      <w:r>
+        <w:t>su</w:t>
+      </w:r>
+      <w:proofErr w:type="spellEnd"/>
+      <w:r>
+        <w:t xml:space="preserve"> </w:t>
+      </w:r>
+      <w:proofErr w:type="spellStart"/>
+      <w:r>
+        <w:t>grupisani</w:t>
+      </w:r>
+      <w:proofErr w:type="spellEnd"/>
+      <w:r>
+        <w:t xml:space="preserve"> po </w:t>
+      </w:r>
+      <w:proofErr w:type="spellStart"/>
+      <w:r>
+        <w:t>predmetima</w:t>
+      </w:r>
+      <w:proofErr w:type="spellEnd"/>
+    </w:p>
+    <w:p>
+      <w:pPr>
+        <w:pStyle w:val="NormalWeb"/>
+        <w:numPr>
+          <w:ilvl w:val="0"/>
+          <w:numId w:val="13"/>
+        </w:numPr>
+        <w:spacing w:before="100" w:beforeAutospacing="1" w:after="100" w:afterAutospacing="1" w:line="240" w:lineRule="auto"/>
+      </w:pPr>
+      <w:proofErr w:type="spellStart"/>
+      <w:r>
+        <w:t>Svaki</w:t>
+      </w:r>
+      <w:proofErr w:type="spellEnd"/>
+      <w:r>
+        <w:t xml:space="preserve"> </w:t>
+      </w:r>
+      <w:proofErr w:type="spellStart"/>
+      <w:r>
+        <w:t>materijal</w:t>
+      </w:r>
+      <w:proofErr w:type="spellEnd"/>
+      <w:r>
+        <w:t xml:space="preserve"> </w:t>
+      </w:r>
+      <w:proofErr w:type="spellStart"/>
+      <w:r>
+        <w:t>pripada</w:t>
+      </w:r>
+      <w:proofErr w:type="spellEnd"/>
+      <w:r>
+        <w:t xml:space="preserve"> </w:t>
+      </w:r>
+      <w:proofErr w:type="spellStart"/>
+      <w:r>
+        <w:t>tačno</w:t>
+      </w:r>
+      <w:proofErr w:type="spellEnd"/>
+      <w:r>
+        <w:t xml:space="preserve"> </w:t>
+      </w:r>
+      <w:proofErr w:type="spellStart"/>
+      <w:r>
+        <w:t>jednoj</w:t>
+      </w:r>
+      <w:proofErr w:type="spellEnd"/>
+      <w:r>
+        <w:t xml:space="preserve"> </w:t>
+      </w:r>
+      <w:proofErr w:type="spellStart"/>
+      <w:r>
+        <w:t>kategoriji</w:t>
+      </w:r>
+      <w:proofErr w:type="spellEnd"/>
+    </w:p>
+    <w:p>
+      <w:r>
+        <w:pict w14:anchorId="06665A4A">
+          <v:rect id="_x0000_i2361" style="width:0;height:1.5pt" o:hralign="center" o:hrstd="t" o:hr="t" fillcolor="#a0a0a0" stroked="f"/>
+        </w:pict>
+      </w:r>
+    </w:p>
+    <w:p>
+      <w:pPr>
+        <w:pStyle w:val="Heading2"/>
+      </w:pPr>
+      <w:r>
+        <w:t xml:space="preserve">5. </w:t>
+      </w:r>
+      <w:proofErr w:type="spellStart"/>
+      <w:r>
+        <w:t>Nefunkcionalni</w:t>
+      </w:r>
+      <w:proofErr w:type="spellEnd"/>
+      <w:r>
+        <w:t xml:space="preserve"> </w:t>
+      </w:r>
+      <w:proofErr w:type="spellStart"/>
+      <w:r>
+        <w:t>zahtevi</w:t>
+      </w:r>
+      <w:proofErr w:type="spellEnd"/>
+    </w:p>
+    <w:p>
+      <w:pPr>
+        <w:pStyle w:val="NormalWeb"/>
+        <w:numPr>
+          <w:ilvl w:val="0"/>
+          <w:numId w:val="14"/>
+        </w:numPr>
+        <w:spacing w:before="100" w:beforeAutospacing="1" w:after="100" w:afterAutospacing="1" w:line="240" w:lineRule="auto"/>
+      </w:pPr>
+      <w:proofErr w:type="spellStart"/>
+      <w:r>
+        <w:t>Sistem</w:t>
+      </w:r>
+      <w:proofErr w:type="spellEnd"/>
+      <w:r>
+        <w:t xml:space="preserve"> mora </w:t>
+      </w:r>
+      <w:proofErr w:type="spellStart"/>
+      <w:r>
+        <w:t>biti</w:t>
+      </w:r>
+      <w:proofErr w:type="spellEnd"/>
+      <w:r>
+        <w:t xml:space="preserve"> </w:t>
+      </w:r>
+      <w:proofErr w:type="spellStart"/>
+      <w:r>
+        <w:t>jednostavan</w:t>
+      </w:r>
+      <w:proofErr w:type="spellEnd"/>
+      <w:r>
+        <w:t xml:space="preserve"> za </w:t>
+      </w:r>
+      <w:proofErr w:type="spellStart"/>
+      <w:r>
+        <w:t>korišćenje</w:t>
+      </w:r>
+      <w:proofErr w:type="spellEnd"/>
+    </w:p>
+    <w:p>
+      <w:pPr>
+        <w:pStyle w:val="NormalWeb"/>
+        <w:numPr>
+          <w:ilvl w:val="0"/>
+          <w:numId w:val="14"/>
+        </w:numPr>
+        <w:spacing w:before="100" w:beforeAutospacing="1" w:after="100" w:afterAutospacing="1" w:line="240" w:lineRule="auto"/>
+      </w:pPr>
+      <w:proofErr w:type="spellStart"/>
+      <w:r>
+        <w:t>Odgovor</w:t>
+      </w:r>
+      <w:proofErr w:type="spellEnd"/>
+      <w:r>
+        <w:t xml:space="preserve"> API-ja mora </w:t>
+      </w:r>
+      <w:proofErr w:type="spellStart"/>
+      <w:r>
+        <w:t>biti</w:t>
+      </w:r>
+      <w:proofErr w:type="spellEnd"/>
+      <w:r>
+        <w:t xml:space="preserve"> </w:t>
+      </w:r>
+      <w:proofErr w:type="spellStart"/>
+      <w:r>
+        <w:t>kraći</w:t>
+      </w:r>
+      <w:proofErr w:type="spellEnd"/>
+      <w:r>
+        <w:t xml:space="preserve"> od 2 </w:t>
+      </w:r>
+      <w:proofErr w:type="spellStart"/>
+      <w:r>
+        <w:t>sekunde</w:t>
+      </w:r>
+      <w:proofErr w:type="spellEnd"/>
+    </w:p>
+    <w:p>
+      <w:pPr>
+        <w:pStyle w:val="NormalWeb"/>
+        <w:numPr>
+          <w:ilvl w:val="0"/>
+          <w:numId w:val="14"/>
+        </w:numPr>
+        <w:spacing w:before="100" w:beforeAutospacing="1" w:after="100" w:afterAutospacing="1" w:line="240" w:lineRule="auto"/>
+      </w:pPr>
+      <w:proofErr w:type="spellStart"/>
+      <w:r>
+        <w:t>Podaci</w:t>
+      </w:r>
+      <w:proofErr w:type="spellEnd"/>
+      <w:r>
+        <w:t xml:space="preserve"> </w:t>
+      </w:r>
+      <w:proofErr w:type="spellStart"/>
+      <w:r>
+        <w:t>moraju</w:t>
+      </w:r>
+      <w:proofErr w:type="spellEnd"/>
+      <w:r>
+        <w:t xml:space="preserve"> </w:t>
+      </w:r>
+      <w:proofErr w:type="spellStart"/>
+      <w:r>
+        <w:t>biti</w:t>
+      </w:r>
+      <w:proofErr w:type="spellEnd"/>
+      <w:r>
+        <w:t xml:space="preserve"> </w:t>
+      </w:r>
+      <w:proofErr w:type="spellStart"/>
+      <w:r>
+        <w:t>bezbedno</w:t>
+      </w:r>
+      <w:proofErr w:type="spellEnd"/>
+      <w:r>
+        <w:t xml:space="preserve"> </w:t>
+      </w:r>
+      <w:proofErr w:type="spellStart"/>
+      <w:r>
+        <w:t>skladišteni</w:t>
+      </w:r>
+      <w:proofErr w:type="spellEnd"/>
+    </w:p>
+    <w:p>
+      <w:pPr>
+        <w:pStyle w:val="NormalWeb"/>
+        <w:numPr>
+          <w:ilvl w:val="0"/>
+          <w:numId w:val="14"/>
+        </w:numPr>
+        <w:spacing w:before="100" w:beforeAutospacing="1" w:after="100" w:afterAutospacing="1" w:line="240" w:lineRule="auto"/>
+      </w:pPr>
+      <w:proofErr w:type="spellStart"/>
+      <w:r>
+        <w:t>Sistem</w:t>
+      </w:r>
+      <w:proofErr w:type="spellEnd"/>
+      <w:r>
+        <w:t xml:space="preserve"> mora </w:t>
+      </w:r>
+      <w:proofErr w:type="spellStart"/>
+      <w:r>
+        <w:t>biti</w:t>
+      </w:r>
+      <w:proofErr w:type="spellEnd"/>
+      <w:r>
+        <w:t xml:space="preserve"> </w:t>
+      </w:r>
+      <w:proofErr w:type="spellStart"/>
+      <w:r>
+        <w:t>skalabilan</w:t>
+      </w:r>
+      <w:proofErr w:type="spellEnd"/>
+      <w:r>
+        <w:t xml:space="preserve"> za </w:t>
+      </w:r>
+      <w:proofErr w:type="spellStart"/>
+      <w:r>
+        <w:t>buduće</w:t>
+      </w:r>
+      <w:proofErr w:type="spellEnd"/>
+      <w:r>
+        <w:t xml:space="preserve"> </w:t>
+      </w:r>
+      <w:proofErr w:type="spellStart"/>
+      <w:r>
+        <w:t>nadogradnje</w:t>
+      </w:r>
+      <w:proofErr w:type="spellEnd"/>
+    </w:p>
+    <w:p>
+      <w:r>
+        <w:pict w14:anchorId="1FA2753E">
+          <v:rect id="_x0000_i2362" style="width:0;height:1.5pt" o:hralign="center" o:hrstd="t" o:hr="t" fillcolor="#a0a0a0" stroked="f"/>
+        </w:pict>
+      </w:r>
+    </w:p>
+    <w:p>
+      <w:pPr>
+        <w:pStyle w:val="Heading2"/>
+      </w:pPr>
+      <w:r>
+        <w:t xml:space="preserve">6. </w:t>
+      </w:r>
+      <w:proofErr w:type="spellStart"/>
+      <w:r>
+        <w:t>Tehnološki</w:t>
+      </w:r>
+      <w:proofErr w:type="spellEnd"/>
+      <w:r>
+        <w:t xml:space="preserve"> </w:t>
+      </w:r>
+      <w:proofErr w:type="spellStart"/>
+      <w:r>
+        <w:t>stek</w:t>
+      </w:r>
+      <w:proofErr w:type="spellEnd"/>
+    </w:p>
+    <w:p>
+      <w:pPr>
+        <w:pStyle w:val="Heading3"/>
+      </w:pPr>
+      <w:r>
+        <w:t>6.1 Frontend</w:t>
+      </w:r>
+    </w:p>
+    <w:p>
+      <w:pPr>
+        <w:pStyle w:val="NormalWeb"/>
+        <w:numPr>
+          <w:ilvl w:val="0"/>
+          <w:numId w:val="15"/>
+        </w:numPr>
+        <w:spacing w:before="100" w:beforeAutospacing="1" w:after="100" w:afterAutospacing="1" w:line="240" w:lineRule="auto"/>
+      </w:pPr>
+      <w:r>
+        <w:t>Vue.js</w:t>
+      </w:r>
+    </w:p>
+    <w:p>
+      <w:pPr>
+        <w:pStyle w:val="NormalWeb"/>
+        <w:numPr>
+          <w:ilvl w:val="0"/>
+          <w:numId w:val="15"/>
+        </w:numPr>
+        <w:spacing w:before="100" w:beforeAutospacing="1" w:after="100" w:afterAutospacing="1" w:line="240" w:lineRule="auto"/>
+      </w:pPr>
+      <w:r>
+        <w:t>HTML5</w:t>
+      </w:r>
+    </w:p>
+    <w:p>
+      <w:pPr>
+        <w:pStyle w:val="NormalWeb"/>
+        <w:numPr>
+          <w:ilvl w:val="0"/>
+          <w:numId w:val="15"/>
+        </w:numPr>
+        <w:spacing w:before="100" w:beforeAutospacing="1" w:after="100" w:afterAutospacing="1" w:line="240" w:lineRule="auto"/>
+      </w:pPr>
+      <w:r>
+        <w:t>CSS3</w:t>
+      </w:r>
+    </w:p>
+    <w:p>
+      <w:pPr>
+        <w:pStyle w:val="NormalWeb"/>
+        <w:numPr>
+          <w:ilvl w:val="0"/>
+          <w:numId w:val="15"/>
+        </w:numPr>
+        <w:spacing w:before="100" w:beforeAutospacing="1" w:after="100" w:afterAutospacing="1" w:line="240" w:lineRule="auto"/>
+      </w:pPr>
+      <w:r>
+        <w:t>Bootstrap</w:t>
+      </w:r>
+    </w:p>
+    <w:p>
+      <w:pPr>
+        <w:pStyle w:val="Heading3"/>
+      </w:pPr>
+      <w:r>
+        <w:lastRenderedPageBreak/>
+        <w:t>6.2 Backend</w:t>
+      </w:r>
+    </w:p>
+    <w:p>
+      <w:pPr>
+        <w:pStyle w:val="NormalWeb"/>
+        <w:numPr>
+          <w:ilvl w:val="0"/>
+          <w:numId w:val="16"/>
+        </w:numPr>
+        <w:spacing w:before="100" w:beforeAutospacing="1" w:after="100" w:afterAutospacing="1" w:line="240" w:lineRule="auto"/>
+      </w:pPr>
+      <w:r>
+        <w:t>.NET Core Web API</w:t>
+      </w:r>
+    </w:p>
+    <w:p>
+      <w:pPr>
+        <w:pStyle w:val="NormalWeb"/>
+        <w:numPr>
+          <w:ilvl w:val="0"/>
+          <w:numId w:val="16"/>
+        </w:numPr>
+        <w:spacing w:before="100" w:beforeAutospacing="1" w:after="100" w:afterAutospacing="1" w:line="240" w:lineRule="auto"/>
+      </w:pPr>
+      <w:r>
+        <w:t xml:space="preserve">REST </w:t>
+      </w:r>
+      <w:proofErr w:type="spellStart"/>
+      <w:r>
+        <w:t>arhitektura</w:t>
+      </w:r>
+      <w:proofErr w:type="spellEnd"/>
+    </w:p>
+    <w:p>
+      <w:pPr>
+        <w:pStyle w:val="Heading3"/>
+      </w:pPr>
+      <w:r>
+        <w:t xml:space="preserve">6.3 Baza </w:t>
+      </w:r>
+      <w:proofErr w:type="spellStart"/>
+      <w:r>
+        <w:t>podataka</w:t>
+      </w:r>
+      <w:proofErr w:type="spellEnd"/>
+    </w:p>
+    <w:p>
+      <w:pPr>
+        <w:pStyle w:val="NormalWeb"/>
         <w:numPr>
           <w:ilvl w:val="0"/>
           <w:numId w:val="17"/>
         </w:numPr>
-      </w:pPr>
-      <w:r>
-        <w:t>Osnovne funkcionalnosti: Dashboard (kontrolna tabla) sa statistikom, sistem za otpremanje (upload), pregled materijala po predmetima i osnovne CRUD operacije (izmena i brisanje).</w:t>
+        <w:spacing w:before="100" w:beforeAutospacing="1" w:after="100" w:afterAutospacing="1" w:line="240" w:lineRule="auto"/>
+      </w:pPr>
+      <w:r>
+        <w:t>MySQL</w:t>
       </w:r>
     </w:p>
     <w:p>
       <w:pPr>
-        <w:pStyle w:val="Heading1"/>
+        <w:pStyle w:val="NormalWeb"/>
         <w:numPr>
           <w:ilvl w:val="0"/>
           <w:numId w:val="17"/>
         </w:numPr>
-      </w:pPr>
-      <w:r>
-        <w:t xml:space="preserve">Korisnički interfejs: Jednostavan </w:t>
-      </w:r>
-      <w:r>
-        <w:t>dizajn sa sidebarom</w:t>
-      </w:r>
+        <w:spacing w:before="100" w:beforeAutospacing="1" w:after="100" w:afterAutospacing="1" w:line="240" w:lineRule="auto"/>
+      </w:pPr>
+      <w:r>
+        <w:t xml:space="preserve">MySQL Workbench za </w:t>
+      </w:r>
+      <w:proofErr w:type="spellStart"/>
+      <w:r>
+        <w:t>dizajn</w:t>
+      </w:r>
+      <w:proofErr w:type="spellEnd"/>
+      <w:r>
+        <w:t xml:space="preserve"> </w:t>
+      </w:r>
+      <w:proofErr w:type="spellStart"/>
+      <w:r>
+        <w:t>i</w:t>
+      </w:r>
+      <w:proofErr w:type="spellEnd"/>
+      <w:r>
+        <w:t xml:space="preserve"> </w:t>
+      </w:r>
+      <w:proofErr w:type="spellStart"/>
+      <w:r>
+        <w:t>upravljanje</w:t>
+      </w:r>
+      <w:proofErr w:type="spellEnd"/>
+      <w:r>
+        <w:t xml:space="preserve"> </w:t>
+      </w:r>
+      <w:proofErr w:type="spellStart"/>
+      <w:r>
+        <w:t>bazom</w:t>
+      </w:r>
+      <w:proofErr w:type="spellEnd"/>
     </w:p>
     <w:p>
-      <w:pPr>
-        <w:pStyle w:val="Heading1"/>
-        <w:numPr>
-          <w:ilvl w:val="0"/>
-          <w:numId w:val="17"/>
-        </w:numPr>
-      </w:pPr>
-      <w:r>
-        <w:t xml:space="preserve">Skladištenje podataka: Čuvanje osnovnih informacija </w:t>
-      </w:r>
-      <w:r>
-        <w:t>u bazi podataka</w:t>
-      </w:r>
-      <w:r>
-        <w:t xml:space="preserve"> </w:t>
+      <w:r>
+        <w:pict w14:anchorId="36789361">
+          <v:rect id="_x0000_i2363" style="width:0;height:1.5pt" o:hralign="center" o:hrstd="t" o:hr="t" fillcolor="#a0a0a0" stroked="f"/>
+        </w:pict>
       </w:r>
     </w:p>
     <w:p>
       <w:pPr>
-        <w:pStyle w:val="Heading1"/>
-        <w:numPr>
-          <w:ilvl w:val="0"/>
-          <w:numId w:val="17"/>
-        </w:numPr>
-      </w:pPr>
-      <w:r>
-        <w:t>LogIn</w:t>
-      </w:r>
+        <w:pStyle w:val="Heading2"/>
+      </w:pPr>
+      <w:r>
+        <w:t xml:space="preserve">7. </w:t>
+      </w:r>
+      <w:proofErr w:type="spellStart"/>
+      <w:r>
+        <w:t>Arhitektura</w:t>
+      </w:r>
+      <w:proofErr w:type="spellEnd"/>
+      <w:r>
+        <w:t xml:space="preserve"> </w:t>
+      </w:r>
+      <w:proofErr w:type="spellStart"/>
+      <w:r>
+        <w:t>sistema</w:t>
+      </w:r>
+      <w:proofErr w:type="spellEnd"/>
     </w:p>
     <w:p>
       <w:pPr>
-        <w:pStyle w:val="Heading1"/>
-        <w:numPr>
-          <w:ilvl w:val="0"/>
-          <w:numId w:val="17"/>
-        </w:numPr>
-      </w:pPr>
-      <w:r>
-        <w:t>Baza podataka</w:t>
+        <w:pStyle w:val="NormalWeb"/>
+      </w:pPr>
+      <w:proofErr w:type="spellStart"/>
+      <w:r>
+        <w:t>Aplikacija</w:t>
+      </w:r>
+      <w:proofErr w:type="spellEnd"/>
+      <w:r>
+        <w:t xml:space="preserve"> </w:t>
+      </w:r>
+      <w:proofErr w:type="spellStart"/>
+      <w:r>
+        <w:t>koristi</w:t>
+      </w:r>
+      <w:proofErr w:type="spellEnd"/>
+      <w:r>
+        <w:t xml:space="preserve"> </w:t>
+      </w:r>
+      <w:proofErr w:type="spellStart"/>
+      <w:r>
+        <w:t>troslojnu</w:t>
+      </w:r>
+      <w:proofErr w:type="spellEnd"/>
+      <w:r>
+        <w:t xml:space="preserve"> </w:t>
+      </w:r>
+      <w:proofErr w:type="spellStart"/>
+      <w:r>
+        <w:t>arhitekturu</w:t>
+      </w:r>
+      <w:proofErr w:type="spellEnd"/>
+      <w:r>
+        <w:t>:</w:t>
       </w:r>
     </w:p>
     <w:p>
       <w:pPr>
-        <w:pStyle w:val="Heading1"/>
-        <w:numPr>
-          <w:ilvl w:val="0"/>
-          <w:numId w:val="17"/>
-        </w:numPr>
-      </w:pPr>
-      <w:r>
-        <w:t>Autorizacija I autentifikacija</w:t>
+        <w:pStyle w:val="Heading3"/>
+      </w:pPr>
+      <w:r>
+        <w:t xml:space="preserve">7.1 </w:t>
+      </w:r>
+      <w:proofErr w:type="spellStart"/>
+      <w:r>
+        <w:t>Prezentacioni</w:t>
+      </w:r>
+      <w:proofErr w:type="spellEnd"/>
+      <w:r>
+        <w:t xml:space="preserve"> </w:t>
+      </w:r>
+      <w:proofErr w:type="spellStart"/>
+      <w:r>
+        <w:t>sloj</w:t>
+      </w:r>
+      <w:proofErr w:type="spellEnd"/>
+      <w:r>
+        <w:t xml:space="preserve"> (Frontend)</w:t>
       </w:r>
     </w:p>
     <w:p>
       <w:pPr>
-        <w:pStyle w:val="Heading1"/>
-        <w:numPr>
-          <w:ilvl w:val="0"/>
-          <w:numId w:val="17"/>
-        </w:numPr>
-      </w:pPr>
-      <w:r>
-        <w:t>2.1 Van obima (Out of Scope):</w:t>
-      </w:r>
-    </w:p>
-    <w:p>
-      <w:pPr>
-        <w:pStyle w:val="Heading1"/>
+        <w:pStyle w:val="NormalWeb"/>
         <w:numPr>
           <w:ilvl w:val="0"/>
           <w:numId w:val="18"/>
         </w:numPr>
-      </w:pPr>
-      <w:r>
-        <w:lastRenderedPageBreak/>
-        <w:t>direktno editovanje dokumenata na sajtu</w:t>
-      </w:r>
+        <w:spacing w:before="100" w:beforeAutospacing="1" w:after="100" w:afterAutospacing="1" w:line="240" w:lineRule="auto"/>
+      </w:pPr>
+      <w:proofErr w:type="spellStart"/>
+      <w:r>
+        <w:t>Prikaz</w:t>
+      </w:r>
+      <w:proofErr w:type="spellEnd"/>
+      <w:r>
+        <w:t xml:space="preserve"> </w:t>
+      </w:r>
+      <w:proofErr w:type="spellStart"/>
+      <w:r>
+        <w:t>korisničkog</w:t>
+      </w:r>
+      <w:proofErr w:type="spellEnd"/>
+      <w:r>
+        <w:t xml:space="preserve"> </w:t>
+      </w:r>
+      <w:proofErr w:type="spellStart"/>
+      <w:r>
+        <w:t>interfejsa</w:t>
+      </w:r>
+      <w:proofErr w:type="spellEnd"/>
     </w:p>
     <w:p>
       <w:pPr>
-        <w:pStyle w:val="Heading1"/>
-        <w:ind w:left="720"/>
-      </w:pPr>
-      <w:r>
-        <w:pict w14:anchorId="581647C2">
-          <v:rect id="_x0000_i1037" style="width:0;height:1.5pt" o:hralign="center" o:hrstd="t" o:hr="t" fillcolor="#a0a0a0" stroked="f"/>
-        </w:pict>
-      </w:r>
+        <w:pStyle w:val="NormalWeb"/>
+        <w:numPr>
+          <w:ilvl w:val="0"/>
+          <w:numId w:val="18"/>
+        </w:numPr>
+        <w:spacing w:before="100" w:beforeAutospacing="1" w:after="100" w:afterAutospacing="1" w:line="240" w:lineRule="auto"/>
+      </w:pPr>
+      <w:proofErr w:type="spellStart"/>
+      <w:r>
+        <w:t>Forme</w:t>
+      </w:r>
+      <w:proofErr w:type="spellEnd"/>
+      <w:r>
+        <w:t xml:space="preserve"> za upload </w:t>
+      </w:r>
+      <w:proofErr w:type="spellStart"/>
+      <w:r>
+        <w:t>materijala</w:t>
+      </w:r>
+      <w:proofErr w:type="spellEnd"/>
     </w:p>
     <w:p>
       <w:pPr>
-        <w:pStyle w:val="Heading1"/>
-      </w:pPr>
-      <w:r>
-        <w:t>3. Funkcionalni zahtevi</w:t>
-      </w:r>
+        <w:pStyle w:val="NormalWeb"/>
+        <w:numPr>
+          <w:ilvl w:val="0"/>
+          <w:numId w:val="18"/>
+        </w:numPr>
+        <w:spacing w:before="100" w:beforeAutospacing="1" w:after="100" w:afterAutospacing="1" w:line="240" w:lineRule="auto"/>
+      </w:pPr>
+      <w:r>
+        <w:t xml:space="preserve">Dashboard </w:t>
+      </w:r>
+      <w:proofErr w:type="spellStart"/>
+      <w:r>
+        <w:t>i</w:t>
+      </w:r>
+      <w:proofErr w:type="spellEnd"/>
+      <w:r>
+        <w:t xml:space="preserve"> sidebar </w:t>
+      </w:r>
+      <w:proofErr w:type="spellStart"/>
+      <w:r>
+        <w:t>navigacija</w:t>
+      </w:r>
+      <w:proofErr w:type="spellEnd"/>
     </w:p>
     <w:p>
       <w:pPr>
-        <w:pStyle w:val="Heading1"/>
+        <w:pStyle w:val="Heading3"/>
+      </w:pPr>
+      <w:r>
+        <w:t xml:space="preserve">7.2 </w:t>
+      </w:r>
+      <w:proofErr w:type="spellStart"/>
+      <w:r>
+        <w:t>Poslovna</w:t>
+      </w:r>
+      <w:proofErr w:type="spellEnd"/>
+      <w:r>
+        <w:t xml:space="preserve"> </w:t>
+      </w:r>
+      <w:proofErr w:type="spellStart"/>
+      <w:r>
+        <w:t>logika</w:t>
+      </w:r>
+      <w:proofErr w:type="spellEnd"/>
+      <w:r>
+        <w:t xml:space="preserve"> (Backend)</w:t>
+      </w:r>
+    </w:p>
+    <w:p>
+      <w:pPr>
+        <w:pStyle w:val="NormalWeb"/>
         <w:numPr>
           <w:ilvl w:val="0"/>
           <w:numId w:val="19"/>
         </w:numPr>
-      </w:pPr>
-      <w:r>
-        <w:t xml:space="preserve">Analitika na kontrolnoj tabli: Sistem mora jasno da prikaže ukupan broj koda, dokumenata i tutorijala koristeći kartice i grafikone </w:t>
-      </w:r>
+        <w:spacing w:before="100" w:beforeAutospacing="1" w:after="100" w:afterAutospacing="1" w:line="240" w:lineRule="auto"/>
+      </w:pPr>
+      <w:proofErr w:type="spellStart"/>
+      <w:r>
+        <w:t>Obrada</w:t>
+      </w:r>
+      <w:proofErr w:type="spellEnd"/>
+      <w:r>
+        <w:t xml:space="preserve"> </w:t>
+      </w:r>
+      <w:proofErr w:type="spellStart"/>
+      <w:r>
+        <w:t>zahteva</w:t>
+      </w:r>
+      <w:proofErr w:type="spellEnd"/>
     </w:p>
     <w:p>
       <w:pPr>
-        <w:pStyle w:val="Heading1"/>
+        <w:pStyle w:val="NormalWeb"/>
         <w:numPr>
           <w:ilvl w:val="0"/>
           <w:numId w:val="19"/>
         </w:numPr>
-      </w:pPr>
-      <w:r>
-        <w:t>Upravljanje sadržajem: Korisnici mogu da vide listu svih materijala sa detaljima poput autora, tipa fajla i datuma postavljanja.</w:t>
-      </w:r>
-      <w:r>
-        <w:t xml:space="preserve"> </w:t>
-      </w:r>
+        <w:spacing w:before="100" w:beforeAutospacing="1" w:after="100" w:afterAutospacing="1" w:line="240" w:lineRule="auto"/>
+      </w:pPr>
+      <w:proofErr w:type="spellStart"/>
+      <w:r>
+        <w:t>Validacija</w:t>
+      </w:r>
+      <w:proofErr w:type="spellEnd"/>
+      <w:r>
+        <w:t xml:space="preserve"> </w:t>
+      </w:r>
+      <w:proofErr w:type="spellStart"/>
+      <w:r>
+        <w:t>podataka</w:t>
+      </w:r>
+      <w:proofErr w:type="spellEnd"/>
     </w:p>
     <w:p>
       <w:pPr>
-        <w:pStyle w:val="Heading1"/>
+        <w:pStyle w:val="NormalWeb"/>
         <w:numPr>
           <w:ilvl w:val="0"/>
           <w:numId w:val="19"/>
         </w:numPr>
-      </w:pPr>
-      <w:r>
-        <w:t>Akcije nad fajlovima: Omogućeno je preuzimanje (Download), izmena informacija (Edit) i uklanjanje materijala (Delete).</w:t>
-      </w:r>
+        <w:spacing w:before="100" w:beforeAutospacing="1" w:after="100" w:afterAutospacing="1" w:line="240" w:lineRule="auto"/>
+      </w:pPr>
+      <w:proofErr w:type="spellStart"/>
+      <w:r>
+        <w:t>Upravljanje</w:t>
+      </w:r>
+      <w:proofErr w:type="spellEnd"/>
+      <w:r>
+        <w:t xml:space="preserve"> </w:t>
+      </w:r>
+      <w:proofErr w:type="spellStart"/>
+      <w:r>
+        <w:t>autentifikacijom</w:t>
+      </w:r>
+      <w:proofErr w:type="spellEnd"/>
+      <w:r>
+        <w:t xml:space="preserve"> </w:t>
+      </w:r>
+      <w:proofErr w:type="spellStart"/>
+      <w:r>
+        <w:t>i</w:t>
+      </w:r>
+      <w:proofErr w:type="spellEnd"/>
+      <w:r>
+        <w:t xml:space="preserve"> </w:t>
+      </w:r>
+      <w:proofErr w:type="spellStart"/>
+      <w:r>
+        <w:t>autorizacijom</w:t>
+      </w:r>
+      <w:proofErr w:type="spellEnd"/>
     </w:p>
     <w:p>
       <w:pPr>
-        <w:pStyle w:val="Heading1"/>
-        <w:numPr>
-          <w:ilvl w:val="0"/>
-          <w:numId w:val="19"/>
-        </w:numPr>
-      </w:pPr>
-      <w:r>
-        <w:t>Kategorizacija: Svi materijali su automatski grupisani po oblastima (npr. Računarstvo, Matematika, Fizika).</w:t>
-      </w:r>
-      <w:r>
-        <w:t xml:space="preserve"> </w:t>
+        <w:pStyle w:val="Heading3"/>
+      </w:pPr>
+      <w:r>
+        <w:t xml:space="preserve">7.3 </w:t>
+      </w:r>
+      <w:proofErr w:type="spellStart"/>
+      <w:r>
+        <w:t>Sloj</w:t>
+      </w:r>
+      <w:proofErr w:type="spellEnd"/>
+      <w:r>
+        <w:t xml:space="preserve"> </w:t>
+      </w:r>
+      <w:proofErr w:type="spellStart"/>
+      <w:r>
+        <w:t>podataka</w:t>
+      </w:r>
+      <w:proofErr w:type="spellEnd"/>
+      <w:r>
+        <w:t xml:space="preserve"> (Baza)</w:t>
       </w:r>
     </w:p>
     <w:p>
       <w:pPr>
-        <w:pStyle w:val="Heading1"/>
-      </w:pPr>
-      <w:r>
-        <w:t>4. Tehnološki stek</w:t>
-      </w:r>
-    </w:p>
-    <w:p>
-      <w:pPr>
-        <w:pStyle w:val="Heading1"/>
+        <w:pStyle w:val="NormalWeb"/>
         <w:numPr>
           <w:ilvl w:val="0"/>
           <w:numId w:val="20"/>
         </w:numPr>
-      </w:pPr>
-      <w:r>
-        <w:t xml:space="preserve">Frontend: Vue.js za dinamički prikaz; </w:t>
-      </w:r>
+        <w:spacing w:before="100" w:beforeAutospacing="1" w:after="100" w:afterAutospacing="1" w:line="240" w:lineRule="auto"/>
+      </w:pPr>
+      <w:proofErr w:type="spellStart"/>
+      <w:r>
+        <w:t>Čuvanje</w:t>
+      </w:r>
+      <w:proofErr w:type="spellEnd"/>
+      <w:r>
+        <w:t xml:space="preserve"> </w:t>
+      </w:r>
+      <w:proofErr w:type="spellStart"/>
+      <w:r>
+        <w:t>informacija</w:t>
+      </w:r>
+      <w:proofErr w:type="spellEnd"/>
+      <w:r>
+        <w:t xml:space="preserve"> o </w:t>
+      </w:r>
+      <w:proofErr w:type="spellStart"/>
+      <w:r>
+        <w:t>korisnicima</w:t>
+      </w:r>
+      <w:proofErr w:type="spellEnd"/>
+      <w:r>
+        <w:t xml:space="preserve"> </w:t>
+      </w:r>
+      <w:proofErr w:type="spellStart"/>
+      <w:r>
+        <w:t>i</w:t>
+      </w:r>
+      <w:proofErr w:type="spellEnd"/>
+      <w:r>
+        <w:t xml:space="preserve"> </w:t>
+      </w:r>
+      <w:proofErr w:type="spellStart"/>
+      <w:r>
+        <w:t>materijalima</w:t>
+      </w:r>
+      <w:proofErr w:type="spellEnd"/>
     </w:p>
     <w:p>
       <w:pPr>
-        <w:pStyle w:val="Heading1"/>
+        <w:pStyle w:val="NormalWeb"/>
         <w:numPr>
           <w:ilvl w:val="0"/>
           <w:numId w:val="20"/>
         </w:numPr>
-      </w:pPr>
-      <w:r>
-        <w:t xml:space="preserve">Backend: .NET Core Web API </w:t>
-      </w:r>
+        <w:spacing w:before="100" w:beforeAutospacing="1" w:after="100" w:afterAutospacing="1" w:line="240" w:lineRule="auto"/>
+      </w:pPr>
+      <w:proofErr w:type="spellStart"/>
+      <w:r>
+        <w:t>Relacioni</w:t>
+      </w:r>
+      <w:proofErr w:type="spellEnd"/>
+      <w:r>
+        <w:t xml:space="preserve"> model </w:t>
+      </w:r>
+      <w:proofErr w:type="spellStart"/>
+      <w:r>
+        <w:t>podataka</w:t>
+      </w:r>
+      <w:proofErr w:type="spellEnd"/>
     </w:p>
     <w:p>
-      <w:pPr>
-        <w:pStyle w:val="Heading1"/>
+      <w:r>
+        <w:pict w14:anchorId="4ABAD17F">
+          <v:rect id="_x0000_i2364" style="width:0;height:1.5pt" o:hralign="center" o:hrstd="t" o:hr="t" fillcolor="#a0a0a0" stroked="f"/>
+        </w:pict>
+      </w:r>
+    </w:p>
+    <w:p>
+      <w:pPr>
+        <w:pStyle w:val="Heading2"/>
+      </w:pPr>
+      <w:r>
+        <w:t xml:space="preserve">8. Model </w:t>
+      </w:r>
+      <w:proofErr w:type="spellStart"/>
+      <w:r>
+        <w:t>baze</w:t>
+      </w:r>
+      <w:proofErr w:type="spellEnd"/>
+      <w:r>
+        <w:t xml:space="preserve"> </w:t>
+      </w:r>
+      <w:proofErr w:type="spellStart"/>
+      <w:r>
+        <w:t>podataka</w:t>
+      </w:r>
+      <w:proofErr w:type="spellEnd"/>
+    </w:p>
+    <w:p>
+      <w:pPr>
+        <w:pStyle w:val="NormalWeb"/>
+      </w:pPr>
+      <w:r>
+        <w:t xml:space="preserve">Model </w:t>
+      </w:r>
+      <w:proofErr w:type="spellStart"/>
+      <w:r>
+        <w:t>baze</w:t>
+      </w:r>
+      <w:proofErr w:type="spellEnd"/>
+      <w:r>
+        <w:t xml:space="preserve"> </w:t>
+      </w:r>
+      <w:proofErr w:type="spellStart"/>
+      <w:r>
+        <w:t>podataka</w:t>
+      </w:r>
+      <w:proofErr w:type="spellEnd"/>
+      <w:r>
+        <w:t xml:space="preserve"> je </w:t>
+      </w:r>
+      <w:proofErr w:type="spellStart"/>
+      <w:r>
+        <w:t>definisan</w:t>
+      </w:r>
+      <w:proofErr w:type="spellEnd"/>
+      <w:r>
+        <w:t xml:space="preserve"> </w:t>
+      </w:r>
+      <w:proofErr w:type="spellStart"/>
+      <w:r>
+        <w:t>na</w:t>
+      </w:r>
+      <w:proofErr w:type="spellEnd"/>
+      <w:r>
+        <w:t xml:space="preserve"> </w:t>
+      </w:r>
+      <w:proofErr w:type="spellStart"/>
+      <w:r>
+        <w:t>osnovu</w:t>
+      </w:r>
+      <w:proofErr w:type="spellEnd"/>
+      <w:r>
+        <w:t xml:space="preserve"> ER </w:t>
+      </w:r>
+      <w:proofErr w:type="spellStart"/>
+      <w:r>
+        <w:t>dijagrama</w:t>
+      </w:r>
+      <w:proofErr w:type="spellEnd"/>
+      <w:r>
+        <w:t xml:space="preserve"> </w:t>
+      </w:r>
+      <w:proofErr w:type="spellStart"/>
+      <w:r>
+        <w:t>sistema</w:t>
+      </w:r>
+      <w:proofErr w:type="spellEnd"/>
+      <w:r>
+        <w:t xml:space="preserve"> </w:t>
+      </w:r>
+      <w:proofErr w:type="spellStart"/>
+      <w:r>
+        <w:t>EduShare</w:t>
+      </w:r>
+      <w:proofErr w:type="spellEnd"/>
+      <w:r>
+        <w:t xml:space="preserve"> </w:t>
+      </w:r>
+      <w:proofErr w:type="spellStart"/>
+      <w:r>
+        <w:t>i</w:t>
+      </w:r>
+      <w:proofErr w:type="spellEnd"/>
+      <w:r>
+        <w:t xml:space="preserve"> </w:t>
+      </w:r>
+      <w:proofErr w:type="spellStart"/>
+      <w:r>
+        <w:t>obuhvata</w:t>
+      </w:r>
+      <w:proofErr w:type="spellEnd"/>
+      <w:r>
+        <w:t xml:space="preserve"> </w:t>
+      </w:r>
+      <w:proofErr w:type="spellStart"/>
+      <w:r>
+        <w:t>sledeće</w:t>
+      </w:r>
+      <w:proofErr w:type="spellEnd"/>
+      <w:r>
+        <w:t xml:space="preserve"> </w:t>
+      </w:r>
+      <w:proofErr w:type="spellStart"/>
+      <w:r>
+        <w:t>entitete</w:t>
+      </w:r>
+      <w:proofErr w:type="spellEnd"/>
+      <w:r>
+        <w:t xml:space="preserve"> </w:t>
+      </w:r>
+      <w:proofErr w:type="spellStart"/>
+      <w:r>
+        <w:t>i</w:t>
+      </w:r>
+      <w:proofErr w:type="spellEnd"/>
+      <w:r>
+        <w:t xml:space="preserve"> </w:t>
+      </w:r>
+      <w:proofErr w:type="spellStart"/>
+      <w:r>
+        <w:t>njihove</w:t>
+      </w:r>
+      <w:proofErr w:type="spellEnd"/>
+      <w:r>
+        <w:t xml:space="preserve"> </w:t>
+      </w:r>
+      <w:proofErr w:type="spellStart"/>
+      <w:r>
+        <w:t>međusobne</w:t>
+      </w:r>
+      <w:proofErr w:type="spellEnd"/>
+      <w:r>
+        <w:t xml:space="preserve"> </w:t>
+      </w:r>
+      <w:proofErr w:type="spellStart"/>
+      <w:r>
+        <w:t>relacije</w:t>
+      </w:r>
+      <w:proofErr w:type="spellEnd"/>
+      <w:r>
+        <w:t>.</w:t>
+      </w:r>
+    </w:p>
+    <w:p>
+      <w:pPr>
+        <w:pStyle w:val="Heading3"/>
+      </w:pPr>
+      <w:r>
+        <w:t xml:space="preserve">8.1 </w:t>
+      </w:r>
+      <w:proofErr w:type="spellStart"/>
+      <w:r>
+        <w:t>Entitet</w:t>
+      </w:r>
+      <w:proofErr w:type="spellEnd"/>
+      <w:r>
+        <w:t>: Users</w:t>
+      </w:r>
+    </w:p>
+    <w:p>
+      <w:pPr>
+        <w:pStyle w:val="NormalWeb"/>
         <w:numPr>
           <w:ilvl w:val="0"/>
-          <w:numId w:val="20"/>
+          <w:numId w:val="21"/>
         </w:numPr>
-      </w:pPr>
-      <w:r>
-        <w:t xml:space="preserve">Baza podataka: </w:t>
-      </w:r>
-      <w:r>
-        <w:t>MySQL Workbench</w:t>
+        <w:spacing w:before="100" w:beforeAutospacing="1" w:after="100" w:afterAutospacing="1" w:line="240" w:lineRule="auto"/>
+      </w:pPr>
+      <w:proofErr w:type="spellStart"/>
+      <w:r>
+        <w:t>UserId</w:t>
+      </w:r>
+      <w:proofErr w:type="spellEnd"/>
+      <w:r>
+        <w:t xml:space="preserve"> (Primary Key)</w:t>
       </w:r>
     </w:p>
     <w:p>
       <w:pPr>
-        <w:pStyle w:val="Heading1"/>
+        <w:pStyle w:val="NormalWeb"/>
         <w:numPr>
           <w:ilvl w:val="0"/>
-          <w:numId w:val="20"/>
+          <w:numId w:val="21"/>
         </w:numPr>
-      </w:pPr>
-      <w:r>
-        <w:t xml:space="preserve">Dizajn: CSS i Bootstrap </w:t>
+        <w:spacing w:before="100" w:beforeAutospacing="1" w:after="100" w:afterAutospacing="1" w:line="240" w:lineRule="auto"/>
+      </w:pPr>
+      <w:r>
+        <w:t>FirstName</w:t>
       </w:r>
     </w:p>
     <w:p>
       <w:pPr>
-        <w:pStyle w:val="Heading1"/>
-      </w:pPr>
-      <w:r>
-        <w:pict w14:anchorId="69CBBA03">
-          <v:rect id="_x0000_i1038" style="width:0;height:1.5pt" o:hralign="center" o:hrstd="t" o:hr="t" fillcolor="#a0a0a0" stroked="f"/>
-        </w:pict>
+        <w:pStyle w:val="NormalWeb"/>
+        <w:numPr>
+          <w:ilvl w:val="0"/>
+          <w:numId w:val="21"/>
+        </w:numPr>
+        <w:spacing w:before="100" w:beforeAutospacing="1" w:after="100" w:afterAutospacing="1" w:line="240" w:lineRule="auto"/>
+      </w:pPr>
+      <w:r>
+        <w:t>LastName</w:t>
       </w:r>
     </w:p>
     <w:p>
       <w:pPr>
-        <w:pStyle w:val="Heading1"/>
-      </w:pPr>
-      <w:r>
-        <w:lastRenderedPageBreak/>
-        <w:t>5. Arhitektura sistema</w:t>
+        <w:pStyle w:val="NormalWeb"/>
+        <w:numPr>
+          <w:ilvl w:val="0"/>
+          <w:numId w:val="21"/>
+        </w:numPr>
+        <w:spacing w:before="100" w:beforeAutospacing="1" w:after="100" w:afterAutospacing="1" w:line="240" w:lineRule="auto"/>
+      </w:pPr>
+      <w:r>
+        <w:t>Email</w:t>
       </w:r>
     </w:p>
     <w:p>
       <w:pPr>
-        <w:pStyle w:val="Heading1"/>
-      </w:pPr>
-      <w:r>
-        <w:t>Aplikacija je zasnovana na troslojnoj arhitekturi:</w:t>
-      </w:r>
-      <w:r>
-        <w:t>s</w:t>
-      </w:r>
-      <w:r>
-        <w:rPr>
-          <w:rFonts w:ascii="Times New Roman" w:eastAsia="Times New Roman" w:hAnsi="Symbol" w:cs="Times New Roman"/>
-          <w:sz w:val="24"/>
-          <w:szCs w:val="24"/>
-        </w:rPr>
-        <w:t xml:space="preserve"> </w:t>
+        <w:pStyle w:val="NormalWeb"/>
+        <w:numPr>
+          <w:ilvl w:val="0"/>
+          <w:numId w:val="21"/>
+        </w:numPr>
+        <w:spacing w:before="100" w:beforeAutospacing="1" w:after="100" w:afterAutospacing="1" w:line="240" w:lineRule="auto"/>
+      </w:pPr>
+      <w:r>
+        <w:t>Password (</w:t>
+      </w:r>
+      <w:proofErr w:type="spellStart"/>
+      <w:r>
+        <w:t>hashovana</w:t>
+      </w:r>
+      <w:proofErr w:type="spellEnd"/>
+      <w:r>
+        <w:t xml:space="preserve"> </w:t>
+      </w:r>
+      <w:proofErr w:type="spellStart"/>
+      <w:r>
+        <w:t>vrednost</w:t>
+      </w:r>
+      <w:proofErr w:type="spellEnd"/>
+      <w:r>
+        <w:t>)</w:t>
       </w:r>
     </w:p>
     <w:p>
       <w:pPr>
-        <w:pStyle w:val="Heading1"/>
-      </w:pPr>
-      <w:r>
-        <w:t>I</w:t>
-      </w:r>
-      <w:r>
-        <w:t>nterfejs: Sve ono što</w:t>
-      </w:r>
-      <w:r>
-        <w:t xml:space="preserve"> se</w:t>
-      </w:r>
-      <w:r>
-        <w:t xml:space="preserve"> vidiš , poput  kontrolne table i formi za slanje fajlova.</w:t>
-      </w:r>
+        <w:pStyle w:val="NormalWeb"/>
+        <w:numPr>
+          <w:ilvl w:val="0"/>
+          <w:numId w:val="21"/>
+        </w:numPr>
+        <w:spacing w:before="100" w:beforeAutospacing="1" w:after="100" w:afterAutospacing="1" w:line="240" w:lineRule="auto"/>
+      </w:pPr>
+      <w:proofErr w:type="spellStart"/>
+      <w:r>
+        <w:lastRenderedPageBreak/>
+        <w:t>DateRegistration</w:t>
+      </w:r>
+      <w:proofErr w:type="spellEnd"/>
     </w:p>
     <w:p>
       <w:pPr>
-        <w:pStyle w:val="Heading1"/>
-      </w:pPr>
-      <w:r>
-        <w:t>Logika: "Mozak" aplikacije koji obrađuje podatke, proverava da li su fajlovi ispravni i sortira ih.</w:t>
-      </w:r>
+        <w:pStyle w:val="NormalWeb"/>
+        <w:numPr>
+          <w:ilvl w:val="0"/>
+          <w:numId w:val="21"/>
+        </w:numPr>
+        <w:spacing w:before="100" w:beforeAutospacing="1" w:after="100" w:afterAutospacing="1" w:line="240" w:lineRule="auto"/>
+      </w:pPr>
+      <w:proofErr w:type="spellStart"/>
+      <w:r>
+        <w:t>RefreshToken</w:t>
+      </w:r>
+      <w:proofErr w:type="spellEnd"/>
     </w:p>
     <w:p>
       <w:pPr>
-        <w:pStyle w:val="Heading1"/>
-      </w:pPr>
-      <w:r>
-        <w:t>Baza: Sigurno mesto gde se čuvaju sve  informacije i gde su svi dokumenti uredno složeni.</w:t>
-      </w:r>
+        <w:pStyle w:val="NormalWeb"/>
+        <w:numPr>
+          <w:ilvl w:val="0"/>
+          <w:numId w:val="21"/>
+        </w:numPr>
+        <w:spacing w:before="100" w:beforeAutospacing="1" w:after="100" w:afterAutospacing="1" w:line="240" w:lineRule="auto"/>
+      </w:pPr>
+      <w:proofErr w:type="spellStart"/>
+      <w:r>
+        <w:t>TokenCreated</w:t>
+      </w:r>
+      <w:proofErr w:type="spellEnd"/>
     </w:p>
     <w:p>
       <w:pPr>
-        <w:pStyle w:val="Heading1"/>
-      </w:pPr>
+        <w:pStyle w:val="NormalWeb"/>
+        <w:numPr>
+          <w:ilvl w:val="0"/>
+          <w:numId w:val="21"/>
+        </w:numPr>
+        <w:spacing w:before="100" w:beforeAutospacing="1" w:after="100" w:afterAutospacing="1" w:line="240" w:lineRule="auto"/>
+      </w:pPr>
+      <w:proofErr w:type="spellStart"/>
+      <w:r>
+        <w:t>TokenExpires</w:t>
+      </w:r>
+      <w:proofErr w:type="spellEnd"/>
     </w:p>
     <w:p>
       <w:pPr>
-        <w:pStyle w:val="Heading1"/>
-      </w:pPr>
-      <w:r>
-        <w:t>Glavni entitet u sistemu je Materijal (Material), koji sadrži sledeće atribute:</w:t>
-      </w:r>
+        <w:pStyle w:val="NormalWeb"/>
+        <w:numPr>
+          <w:ilvl w:val="0"/>
+          <w:numId w:val="21"/>
+        </w:numPr>
+        <w:spacing w:before="100" w:beforeAutospacing="1" w:after="100" w:afterAutospacing="1" w:line="240" w:lineRule="auto"/>
+      </w:pPr>
+      <w:proofErr w:type="spellStart"/>
+      <w:r>
+        <w:t>SecurityStamp</w:t>
+      </w:r>
+      <w:proofErr w:type="spellEnd"/>
     </w:p>
     <w:p>
       <w:pPr>
-        <w:pStyle w:val="Heading1"/>
+        <w:pStyle w:val="NormalWeb"/>
+      </w:pPr>
+      <w:proofErr w:type="spellStart"/>
+      <w:r>
+        <w:t>Relacije</w:t>
+      </w:r>
+      <w:proofErr w:type="spellEnd"/>
+      <w:r>
+        <w:t>:</w:t>
+      </w:r>
+    </w:p>
+    <w:p>
+      <w:pPr>
+        <w:pStyle w:val="NormalWeb"/>
         <w:numPr>
           <w:ilvl w:val="0"/>
           <w:numId w:val="22"/>
         </w:numPr>
-      </w:pPr>
-      <w:r>
-        <w:t>ID (Jedinstveni ključ)</w:t>
+        <w:spacing w:before="100" w:beforeAutospacing="1" w:after="100" w:afterAutospacing="1" w:line="240" w:lineRule="auto"/>
+      </w:pPr>
+      <w:r>
+        <w:t xml:space="preserve">Jedan </w:t>
+      </w:r>
+      <w:proofErr w:type="spellStart"/>
+      <w:r>
+        <w:t>korisnik</w:t>
+      </w:r>
+      <w:proofErr w:type="spellEnd"/>
+      <w:r>
+        <w:t xml:space="preserve"> </w:t>
+      </w:r>
+      <w:proofErr w:type="spellStart"/>
+      <w:r>
+        <w:t>može</w:t>
+      </w:r>
+      <w:proofErr w:type="spellEnd"/>
+      <w:r>
+        <w:t xml:space="preserve"> </w:t>
+      </w:r>
+      <w:proofErr w:type="spellStart"/>
+      <w:r>
+        <w:t>imati</w:t>
+      </w:r>
+      <w:proofErr w:type="spellEnd"/>
+      <w:r>
+        <w:t xml:space="preserve"> </w:t>
+      </w:r>
+      <w:proofErr w:type="spellStart"/>
+      <w:r>
+        <w:t>više</w:t>
+      </w:r>
+      <w:proofErr w:type="spellEnd"/>
+      <w:r>
+        <w:t xml:space="preserve"> </w:t>
+      </w:r>
+      <w:proofErr w:type="spellStart"/>
+      <w:r>
+        <w:t>uloga</w:t>
+      </w:r>
+      <w:proofErr w:type="spellEnd"/>
+      <w:r>
+        <w:t xml:space="preserve"> (M:N </w:t>
+      </w:r>
+      <w:proofErr w:type="spellStart"/>
+      <w:r>
+        <w:t>sa</w:t>
+      </w:r>
+      <w:proofErr w:type="spellEnd"/>
+      <w:r>
+        <w:t xml:space="preserve"> Roles)</w:t>
       </w:r>
     </w:p>
     <w:p>
       <w:pPr>
-        <w:pStyle w:val="Heading1"/>
+        <w:pStyle w:val="NormalWeb"/>
         <w:numPr>
           <w:ilvl w:val="0"/>
           <w:numId w:val="22"/>
         </w:numPr>
-      </w:pPr>
-      <w:r>
-        <w:t>Naslov (Tekstualno polje)</w:t>
+        <w:spacing w:before="100" w:beforeAutospacing="1" w:after="100" w:afterAutospacing="1" w:line="240" w:lineRule="auto"/>
+      </w:pPr>
+      <w:r>
+        <w:t xml:space="preserve">Jedan </w:t>
+      </w:r>
+      <w:proofErr w:type="spellStart"/>
+      <w:r>
+        <w:t>korisnik</w:t>
+      </w:r>
+      <w:proofErr w:type="spellEnd"/>
+      <w:r>
+        <w:t xml:space="preserve"> </w:t>
+      </w:r>
+      <w:proofErr w:type="spellStart"/>
+      <w:r>
+        <w:t>može</w:t>
+      </w:r>
+      <w:proofErr w:type="spellEnd"/>
+      <w:r>
+        <w:t xml:space="preserve"> </w:t>
+      </w:r>
+      <w:proofErr w:type="spellStart"/>
+      <w:r>
+        <w:t>napisati</w:t>
+      </w:r>
+      <w:proofErr w:type="spellEnd"/>
+      <w:r>
+        <w:t xml:space="preserve"> </w:t>
+      </w:r>
+      <w:proofErr w:type="spellStart"/>
+      <w:r>
+        <w:t>više</w:t>
+      </w:r>
+      <w:proofErr w:type="spellEnd"/>
+      <w:r>
+        <w:t xml:space="preserve"> </w:t>
+      </w:r>
+      <w:proofErr w:type="spellStart"/>
+      <w:r>
+        <w:t>komentara</w:t>
+      </w:r>
+      <w:proofErr w:type="spellEnd"/>
+      <w:r>
+        <w:t xml:space="preserve"> (1:N </w:t>
+      </w:r>
+      <w:proofErr w:type="spellStart"/>
+      <w:r>
+        <w:t>sa</w:t>
+      </w:r>
+      <w:proofErr w:type="spellEnd"/>
+      <w:r>
+        <w:t xml:space="preserve"> Comments)</w:t>
       </w:r>
     </w:p>
     <w:p>
       <w:pPr>
-        <w:pStyle w:val="Heading1"/>
+        <w:pStyle w:val="NormalWeb"/>
         <w:numPr>
           <w:ilvl w:val="0"/>
           <w:numId w:val="22"/>
         </w:numPr>
-      </w:pPr>
-      <w:r>
-        <w:t>Tip (Kod, PDF ili Tutorijal)</w:t>
+        <w:spacing w:before="100" w:beforeAutospacing="1" w:after="100" w:afterAutospacing="1" w:line="240" w:lineRule="auto"/>
+      </w:pPr>
+      <w:r>
+        <w:t xml:space="preserve">Jedan </w:t>
+      </w:r>
+      <w:proofErr w:type="spellStart"/>
+      <w:r>
+        <w:t>korisnik</w:t>
+      </w:r>
+      <w:proofErr w:type="spellEnd"/>
+      <w:r>
+        <w:t xml:space="preserve"> </w:t>
+      </w:r>
+      <w:proofErr w:type="spellStart"/>
+      <w:r>
+        <w:t>može</w:t>
+      </w:r>
+      <w:proofErr w:type="spellEnd"/>
+      <w:r>
+        <w:t xml:space="preserve"> </w:t>
+      </w:r>
+      <w:proofErr w:type="spellStart"/>
+      <w:r>
+        <w:t>ostaviti</w:t>
+      </w:r>
+      <w:proofErr w:type="spellEnd"/>
+      <w:r>
+        <w:t xml:space="preserve"> </w:t>
+      </w:r>
+      <w:proofErr w:type="spellStart"/>
+      <w:r>
+        <w:t>više</w:t>
+      </w:r>
+      <w:proofErr w:type="spellEnd"/>
+      <w:r>
+        <w:t xml:space="preserve"> </w:t>
+      </w:r>
+      <w:proofErr w:type="spellStart"/>
+      <w:r>
+        <w:t>ocena</w:t>
+      </w:r>
+      <w:proofErr w:type="spellEnd"/>
+      <w:r>
+        <w:t xml:space="preserve"> (1:N </w:t>
+      </w:r>
+      <w:proofErr w:type="spellStart"/>
+      <w:r>
+        <w:t>sa</w:t>
+      </w:r>
+      <w:proofErr w:type="spellEnd"/>
+      <w:r>
+        <w:t xml:space="preserve"> Ratings)</w:t>
       </w:r>
     </w:p>
     <w:p>
-      <w:pPr>
-        <w:pStyle w:val="Heading1"/>
-        <w:numPr>
-          <w:ilvl w:val="0"/>
-          <w:numId w:val="22"/>
-        </w:numPr>
-      </w:pPr>
-      <w:r>
-        <w:t>Autor (Ime profesora ili studenta)</w:t>
+      <w:r>
+        <w:pict w14:anchorId="7C03C622">
+          <v:rect id="_x0000_i2365" style="width:0;height:1.5pt" o:hralign="center" o:hrstd="t" o:hr="t" fillcolor="#a0a0a0" stroked="f"/>
+        </w:pict>
       </w:r>
     </w:p>
     <w:p>
       <w:pPr>
-        <w:pStyle w:val="Heading1"/>
-        <w:numPr>
-          <w:ilvl w:val="0"/>
-          <w:numId w:val="22"/>
-        </w:numPr>
-      </w:pPr>
-      <w:r>
-        <w:t>Predmet (Kategorija kojoj pripada)</w:t>
+        <w:pStyle w:val="Heading3"/>
+      </w:pPr>
+      <w:r>
+        <w:t xml:space="preserve">8.2 </w:t>
+      </w:r>
+      <w:proofErr w:type="spellStart"/>
+      <w:r>
+        <w:t>Entitet</w:t>
+      </w:r>
+      <w:proofErr w:type="spellEnd"/>
+      <w:r>
+        <w:t>: Roles</w:t>
       </w:r>
     </w:p>
     <w:p>
       <w:pPr>
-        <w:pStyle w:val="Heading1"/>
-        <w:numPr>
-          <w:ilvl w:val="0"/>
-          <w:numId w:val="22"/>
-        </w:numPr>
-      </w:pPr>
-      <w:r>
-        <w:t>Datum postavljanja (Vreme kreiranja zapisa)</w:t>
-      </w:r>
-    </w:p>
-    <w:p>
-      <w:pPr>
-        <w:pStyle w:val="Heading1"/>
-      </w:pPr>
-      <w:r>
-        <w:lastRenderedPageBreak/>
-        <w:t>7. Buduća unapređenja</w:t>
-      </w:r>
-    </w:p>
-    <w:p>
-      <w:pPr>
-        <w:pStyle w:val="Heading1"/>
+        <w:pStyle w:val="NormalWeb"/>
         <w:numPr>
           <w:ilvl w:val="0"/>
           <w:numId w:val="23"/>
         </w:numPr>
-      </w:pPr>
-      <w:r>
-        <w:t>Tamni režim (Dark Mode): Opcija promene teme radi lakšeg korišćenja u noćnim uslovima.</w:t>
+        <w:spacing w:before="100" w:beforeAutospacing="1" w:after="100" w:afterAutospacing="1" w:line="240" w:lineRule="auto"/>
+      </w:pPr>
+      <w:proofErr w:type="spellStart"/>
+      <w:r>
+        <w:t>RoleId</w:t>
+      </w:r>
+      <w:proofErr w:type="spellEnd"/>
+      <w:r>
+        <w:t xml:space="preserve"> (Primary Key)</w:t>
       </w:r>
     </w:p>
     <w:p>
       <w:pPr>
-        <w:pStyle w:val="Heading1"/>
-      </w:pPr>
+        <w:pStyle w:val="NormalWeb"/>
+        <w:numPr>
+          <w:ilvl w:val="0"/>
+          <w:numId w:val="23"/>
+        </w:numPr>
+        <w:spacing w:before="100" w:beforeAutospacing="1" w:after="100" w:afterAutospacing="1" w:line="240" w:lineRule="auto"/>
+      </w:pPr>
+      <w:proofErr w:type="spellStart"/>
+      <w:r>
+        <w:t>RoleName</w:t>
+      </w:r>
+      <w:proofErr w:type="spellEnd"/>
     </w:p>
     <w:p>
       <w:pPr>
-        <w:pStyle w:val="Heading1"/>
+        <w:pStyle w:val="NormalWeb"/>
+      </w:pPr>
+      <w:proofErr w:type="spellStart"/>
+      <w:r>
+        <w:t>Relacije</w:t>
+      </w:r>
+      <w:proofErr w:type="spellEnd"/>
+      <w:r>
+        <w:t>:</w:t>
+      </w:r>
+    </w:p>
+    <w:p>
+      <w:pPr>
+        <w:pStyle w:val="NormalWeb"/>
         <w:numPr>
           <w:ilvl w:val="0"/>
-          <w:numId w:val="16"/>
+          <w:numId w:val="24"/>
         </w:numPr>
-      </w:pPr>
+        <w:spacing w:before="100" w:beforeAutospacing="1" w:after="100" w:afterAutospacing="1" w:line="240" w:lineRule="auto"/>
+      </w:pPr>
+      <w:proofErr w:type="spellStart"/>
+      <w:r>
+        <w:t>Jedna</w:t>
+      </w:r>
+      <w:proofErr w:type="spellEnd"/>
+      <w:r>
+        <w:t xml:space="preserve"> </w:t>
+      </w:r>
+      <w:proofErr w:type="spellStart"/>
+      <w:r>
+        <w:t>uloga</w:t>
+      </w:r>
+      <w:proofErr w:type="spellEnd"/>
+      <w:r>
+        <w:t xml:space="preserve"> </w:t>
+      </w:r>
+      <w:proofErr w:type="spellStart"/>
+      <w:r>
+        <w:t>može</w:t>
+      </w:r>
+      <w:proofErr w:type="spellEnd"/>
+      <w:r>
+        <w:t xml:space="preserve"> </w:t>
+      </w:r>
+      <w:proofErr w:type="spellStart"/>
+      <w:r>
+        <w:t>biti</w:t>
+      </w:r>
+      <w:proofErr w:type="spellEnd"/>
+      <w:r>
+        <w:t xml:space="preserve"> </w:t>
+      </w:r>
+      <w:proofErr w:type="spellStart"/>
+      <w:r>
+        <w:t>dodeljena</w:t>
+      </w:r>
+      <w:proofErr w:type="spellEnd"/>
+      <w:r>
+        <w:t xml:space="preserve"> </w:t>
+      </w:r>
+      <w:proofErr w:type="spellStart"/>
+      <w:r>
+        <w:t>više</w:t>
+      </w:r>
+      <w:proofErr w:type="spellEnd"/>
+      <w:r>
+        <w:t xml:space="preserve"> </w:t>
+      </w:r>
+      <w:proofErr w:type="spellStart"/>
+      <w:r>
+        <w:t>korisnika</w:t>
+      </w:r>
+      <w:proofErr w:type="spellEnd"/>
     </w:p>
     <w:p>
+      <w:r>
+        <w:pict w14:anchorId="37D4EDC1">
+          <v:rect id="_x0000_i2366" style="width:0;height:1.5pt" o:hralign="center" o:hrstd="t" o:hr="t" fillcolor="#a0a0a0" stroked="f"/>
+        </w:pict>
+      </w:r>
+    </w:p>
+    <w:p>
+      <w:pPr>
+        <w:pStyle w:val="Heading3"/>
+      </w:pPr>
+      <w:r>
+        <w:t xml:space="preserve">8.3 </w:t>
+      </w:r>
+      <w:proofErr w:type="spellStart"/>
+      <w:r>
+        <w:t>Entitet</w:t>
+      </w:r>
+      <w:proofErr w:type="spellEnd"/>
+      <w:r>
+        <w:t>: Materials</w:t>
+      </w:r>
+    </w:p>
+    <w:p>
+      <w:pPr>
+        <w:pStyle w:val="NormalWeb"/>
+        <w:numPr>
+          <w:ilvl w:val="0"/>
+          <w:numId w:val="25"/>
+        </w:numPr>
+        <w:spacing w:before="100" w:beforeAutospacing="1" w:after="100" w:afterAutospacing="1" w:line="240" w:lineRule="auto"/>
+      </w:pPr>
+      <w:proofErr w:type="spellStart"/>
+      <w:r>
+        <w:t>MaterialId</w:t>
+      </w:r>
+      <w:proofErr w:type="spellEnd"/>
+      <w:r>
+        <w:t xml:space="preserve"> (Primary Key)</w:t>
+      </w:r>
+    </w:p>
+    <w:p>
+      <w:pPr>
+        <w:pStyle w:val="NormalWeb"/>
+        <w:numPr>
+          <w:ilvl w:val="0"/>
+          <w:numId w:val="25"/>
+        </w:numPr>
+        <w:spacing w:before="100" w:beforeAutospacing="1" w:after="100" w:afterAutospacing="1" w:line="240" w:lineRule="auto"/>
+      </w:pPr>
+      <w:r>
+        <w:t>Name</w:t>
+      </w:r>
+    </w:p>
+    <w:p>
+      <w:pPr>
+        <w:pStyle w:val="NormalWeb"/>
+        <w:numPr>
+          <w:ilvl w:val="0"/>
+          <w:numId w:val="25"/>
+        </w:numPr>
+        <w:spacing w:before="100" w:beforeAutospacing="1" w:after="100" w:afterAutospacing="1" w:line="240" w:lineRule="auto"/>
+      </w:pPr>
+      <w:proofErr w:type="spellStart"/>
+      <w:r>
+        <w:t>DescriptionMaterial</w:t>
+      </w:r>
+      <w:proofErr w:type="spellEnd"/>
+    </w:p>
+    <w:p>
+      <w:pPr>
+        <w:pStyle w:val="NormalWeb"/>
+        <w:numPr>
+          <w:ilvl w:val="0"/>
+          <w:numId w:val="25"/>
+        </w:numPr>
+        <w:spacing w:before="100" w:beforeAutospacing="1" w:after="100" w:afterAutospacing="1" w:line="240" w:lineRule="auto"/>
+      </w:pPr>
+      <w:proofErr w:type="spellStart"/>
+      <w:r>
+        <w:t>TypeMaterials</w:t>
+      </w:r>
+      <w:proofErr w:type="spellEnd"/>
+    </w:p>
+    <w:p>
+      <w:pPr>
+        <w:pStyle w:val="NormalWeb"/>
+        <w:numPr>
+          <w:ilvl w:val="0"/>
+          <w:numId w:val="25"/>
+        </w:numPr>
+        <w:spacing w:before="100" w:beforeAutospacing="1" w:after="100" w:afterAutospacing="1" w:line="240" w:lineRule="auto"/>
+      </w:pPr>
+      <w:proofErr w:type="spellStart"/>
+      <w:r>
+        <w:t>DateCreated</w:t>
+      </w:r>
+      <w:proofErr w:type="spellEnd"/>
+    </w:p>
+    <w:p>
+      <w:pPr>
+        <w:pStyle w:val="NormalWeb"/>
+      </w:pPr>
+      <w:proofErr w:type="spellStart"/>
+      <w:r>
+        <w:t>Relacije</w:t>
+      </w:r>
+      <w:proofErr w:type="spellEnd"/>
+      <w:r>
+        <w:t>:</w:t>
+      </w:r>
+    </w:p>
+    <w:p>
+      <w:pPr>
+        <w:pStyle w:val="NormalWeb"/>
+        <w:numPr>
+          <w:ilvl w:val="0"/>
+          <w:numId w:val="26"/>
+        </w:numPr>
+        <w:spacing w:before="100" w:beforeAutospacing="1" w:after="100" w:afterAutospacing="1" w:line="240" w:lineRule="auto"/>
+      </w:pPr>
+      <w:r>
+        <w:t xml:space="preserve">Jedan </w:t>
+      </w:r>
+      <w:proofErr w:type="spellStart"/>
+      <w:r>
+        <w:t>materijal</w:t>
+      </w:r>
+      <w:proofErr w:type="spellEnd"/>
+      <w:r>
+        <w:t xml:space="preserve"> </w:t>
+      </w:r>
+      <w:proofErr w:type="spellStart"/>
+      <w:r>
+        <w:t>pripada</w:t>
+      </w:r>
+      <w:proofErr w:type="spellEnd"/>
+      <w:r>
+        <w:t xml:space="preserve"> </w:t>
+      </w:r>
+      <w:proofErr w:type="spellStart"/>
+      <w:r>
+        <w:t>jednom</w:t>
+      </w:r>
+      <w:proofErr w:type="spellEnd"/>
+      <w:r>
+        <w:t xml:space="preserve"> </w:t>
+      </w:r>
+      <w:proofErr w:type="spellStart"/>
+      <w:r>
+        <w:t>predmetu</w:t>
+      </w:r>
+      <w:proofErr w:type="spellEnd"/>
+      <w:r>
+        <w:t xml:space="preserve"> (N:1 </w:t>
+      </w:r>
+      <w:proofErr w:type="spellStart"/>
+      <w:r>
+        <w:t>sa</w:t>
+      </w:r>
+      <w:proofErr w:type="spellEnd"/>
+      <w:r>
+        <w:t xml:space="preserve"> Subjects)</w:t>
+      </w:r>
+    </w:p>
+    <w:p>
+      <w:pPr>
+        <w:pStyle w:val="NormalWeb"/>
+        <w:numPr>
+          <w:ilvl w:val="0"/>
+          <w:numId w:val="26"/>
+        </w:numPr>
+        <w:spacing w:before="100" w:beforeAutospacing="1" w:after="100" w:afterAutospacing="1" w:line="240" w:lineRule="auto"/>
+      </w:pPr>
+      <w:r>
+        <w:t xml:space="preserve">Jedan </w:t>
+      </w:r>
+      <w:proofErr w:type="spellStart"/>
+      <w:r>
+        <w:t>materijal</w:t>
+      </w:r>
+      <w:proofErr w:type="spellEnd"/>
+      <w:r>
+        <w:t xml:space="preserve"> </w:t>
+      </w:r>
+      <w:proofErr w:type="spellStart"/>
+      <w:r>
+        <w:t>može</w:t>
+      </w:r>
+      <w:proofErr w:type="spellEnd"/>
+      <w:r>
+        <w:t xml:space="preserve"> </w:t>
+      </w:r>
+      <w:proofErr w:type="spellStart"/>
+      <w:r>
+        <w:t>imati</w:t>
+      </w:r>
+      <w:proofErr w:type="spellEnd"/>
+      <w:r>
+        <w:t xml:space="preserve"> </w:t>
+      </w:r>
+      <w:proofErr w:type="spellStart"/>
+      <w:r>
+        <w:t>više</w:t>
+      </w:r>
+      <w:proofErr w:type="spellEnd"/>
+      <w:r>
+        <w:t xml:space="preserve"> </w:t>
+      </w:r>
+      <w:proofErr w:type="spellStart"/>
+      <w:r>
+        <w:t>ocena</w:t>
+      </w:r>
+      <w:proofErr w:type="spellEnd"/>
+      <w:r>
+        <w:t xml:space="preserve"> (1:N </w:t>
+      </w:r>
+      <w:proofErr w:type="spellStart"/>
+      <w:r>
+        <w:t>sa</w:t>
+      </w:r>
+      <w:proofErr w:type="spellEnd"/>
+      <w:r>
+        <w:t xml:space="preserve"> Ratings)</w:t>
+      </w:r>
+    </w:p>
+    <w:p>
+      <w:pPr>
+        <w:pStyle w:val="NormalWeb"/>
+        <w:numPr>
+          <w:ilvl w:val="0"/>
+          <w:numId w:val="26"/>
+        </w:numPr>
+        <w:spacing w:before="100" w:beforeAutospacing="1" w:after="100" w:afterAutospacing="1" w:line="240" w:lineRule="auto"/>
+      </w:pPr>
+      <w:r>
+        <w:t xml:space="preserve">Jedan </w:t>
+      </w:r>
+      <w:proofErr w:type="spellStart"/>
+      <w:r>
+        <w:t>materijal</w:t>
+      </w:r>
+      <w:proofErr w:type="spellEnd"/>
+      <w:r>
+        <w:t xml:space="preserve"> </w:t>
+      </w:r>
+      <w:proofErr w:type="spellStart"/>
+      <w:r>
+        <w:t>može</w:t>
+      </w:r>
+      <w:proofErr w:type="spellEnd"/>
+      <w:r>
+        <w:t xml:space="preserve"> </w:t>
+      </w:r>
+      <w:proofErr w:type="spellStart"/>
+      <w:r>
+        <w:t>imati</w:t>
+      </w:r>
+      <w:proofErr w:type="spellEnd"/>
+      <w:r>
+        <w:t xml:space="preserve"> </w:t>
+      </w:r>
+      <w:proofErr w:type="spellStart"/>
+      <w:r>
+        <w:t>više</w:t>
+      </w:r>
+      <w:proofErr w:type="spellEnd"/>
+      <w:r>
+        <w:t xml:space="preserve"> </w:t>
+      </w:r>
+      <w:proofErr w:type="spellStart"/>
+      <w:r>
+        <w:t>komentara</w:t>
+      </w:r>
+      <w:proofErr w:type="spellEnd"/>
+      <w:r>
+        <w:t xml:space="preserve"> (1:N </w:t>
+      </w:r>
+      <w:proofErr w:type="spellStart"/>
+      <w:r>
+        <w:t>sa</w:t>
+      </w:r>
+      <w:proofErr w:type="spellEnd"/>
+      <w:r>
+        <w:t xml:space="preserve"> Comments)</w:t>
+      </w:r>
+    </w:p>
+    <w:p>
+      <w:pPr>
+        <w:pStyle w:val="NormalWeb"/>
+        <w:numPr>
+          <w:ilvl w:val="0"/>
+          <w:numId w:val="26"/>
+        </w:numPr>
+        <w:spacing w:before="100" w:beforeAutospacing="1" w:after="100" w:afterAutospacing="1" w:line="240" w:lineRule="auto"/>
+      </w:pPr>
+      <w:r>
+        <w:t xml:space="preserve">Jedan </w:t>
+      </w:r>
+      <w:proofErr w:type="spellStart"/>
+      <w:r>
+        <w:t>materijal</w:t>
+      </w:r>
+      <w:proofErr w:type="spellEnd"/>
+      <w:r>
+        <w:t xml:space="preserve"> </w:t>
+      </w:r>
+      <w:proofErr w:type="spellStart"/>
+      <w:r>
+        <w:t>ima</w:t>
+      </w:r>
+      <w:proofErr w:type="spellEnd"/>
+      <w:r>
+        <w:t xml:space="preserve"> </w:t>
+      </w:r>
+      <w:proofErr w:type="spellStart"/>
+      <w:r>
+        <w:t>jedan</w:t>
+      </w:r>
+      <w:proofErr w:type="spellEnd"/>
+      <w:r>
+        <w:t xml:space="preserve"> </w:t>
+      </w:r>
+      <w:proofErr w:type="spellStart"/>
+      <w:r>
+        <w:t>zapis</w:t>
+      </w:r>
+      <w:proofErr w:type="spellEnd"/>
+      <w:r>
+        <w:t xml:space="preserve"> </w:t>
+      </w:r>
+      <w:proofErr w:type="spellStart"/>
+      <w:r>
+        <w:t>dodatnih</w:t>
+      </w:r>
+      <w:proofErr w:type="spellEnd"/>
+      <w:r>
+        <w:t xml:space="preserve"> </w:t>
+      </w:r>
+      <w:proofErr w:type="spellStart"/>
+      <w:r>
+        <w:t>podataka</w:t>
+      </w:r>
+      <w:proofErr w:type="spellEnd"/>
+      <w:r>
+        <w:t xml:space="preserve"> (1:1 </w:t>
+      </w:r>
+      <w:proofErr w:type="spellStart"/>
+      <w:r>
+        <w:t>sa</w:t>
+      </w:r>
+      <w:proofErr w:type="spellEnd"/>
+      <w:r>
+        <w:t xml:space="preserve"> </w:t>
+      </w:r>
+      <w:proofErr w:type="spellStart"/>
+      <w:r>
+        <w:t>MaterialData</w:t>
+      </w:r>
+      <w:proofErr w:type="spellEnd"/>
+      <w:r>
+        <w:t>)</w:t>
+      </w:r>
+    </w:p>
+    <w:p>
+      <w:r>
+        <w:pict w14:anchorId="7EB1D210">
+          <v:rect id="_x0000_i2367" style="width:0;height:1.5pt" o:hralign="center" o:hrstd="t" o:hr="t" fillcolor="#a0a0a0" stroked="f"/>
+        </w:pict>
+      </w:r>
+    </w:p>
+    <w:p>
+      <w:pPr>
+        <w:pStyle w:val="Heading3"/>
+      </w:pPr>
+      <w:r>
+        <w:t xml:space="preserve">8.4 </w:t>
+      </w:r>
+      <w:proofErr w:type="spellStart"/>
+      <w:r>
+        <w:t>Entitet</w:t>
+      </w:r>
+      <w:proofErr w:type="spellEnd"/>
+      <w:r>
+        <w:t xml:space="preserve">: </w:t>
+      </w:r>
+      <w:proofErr w:type="spellStart"/>
+      <w:r>
+        <w:t>MaterialData</w:t>
+      </w:r>
+      <w:proofErr w:type="spellEnd"/>
+    </w:p>
+    <w:p>
+      <w:pPr>
+        <w:pStyle w:val="NormalWeb"/>
+        <w:numPr>
+          <w:ilvl w:val="0"/>
+          <w:numId w:val="27"/>
+        </w:numPr>
+        <w:spacing w:before="100" w:beforeAutospacing="1" w:after="100" w:afterAutospacing="1" w:line="240" w:lineRule="auto"/>
+      </w:pPr>
+      <w:proofErr w:type="spellStart"/>
+      <w:r>
+        <w:t>MaterialDataId</w:t>
+      </w:r>
+      <w:proofErr w:type="spellEnd"/>
+      <w:r>
+        <w:t xml:space="preserve"> (Primary Key)</w:t>
+      </w:r>
+    </w:p>
+    <w:p>
+      <w:pPr>
+        <w:pStyle w:val="NormalWeb"/>
+        <w:numPr>
+          <w:ilvl w:val="0"/>
+          <w:numId w:val="27"/>
+        </w:numPr>
+        <w:spacing w:before="100" w:beforeAutospacing="1" w:after="100" w:afterAutospacing="1" w:line="240" w:lineRule="auto"/>
+      </w:pPr>
+      <w:r>
+        <w:t>Data (</w:t>
+      </w:r>
+      <w:proofErr w:type="spellStart"/>
+      <w:r>
+        <w:t>putanja</w:t>
+      </w:r>
+      <w:proofErr w:type="spellEnd"/>
+      <w:r>
+        <w:t xml:space="preserve"> </w:t>
+      </w:r>
+      <w:proofErr w:type="spellStart"/>
+      <w:r>
+        <w:t>ili</w:t>
+      </w:r>
+      <w:proofErr w:type="spellEnd"/>
+      <w:r>
+        <w:t xml:space="preserve"> </w:t>
+      </w:r>
+      <w:proofErr w:type="spellStart"/>
+      <w:r>
+        <w:t>binarni</w:t>
+      </w:r>
+      <w:proofErr w:type="spellEnd"/>
+      <w:r>
+        <w:t xml:space="preserve"> </w:t>
+      </w:r>
+      <w:proofErr w:type="spellStart"/>
+      <w:r>
+        <w:t>zapis</w:t>
+      </w:r>
+      <w:proofErr w:type="spellEnd"/>
+      <w:r>
+        <w:t xml:space="preserve"> </w:t>
+      </w:r>
+      <w:proofErr w:type="spellStart"/>
+      <w:r>
+        <w:t>fajla</w:t>
+      </w:r>
+      <w:proofErr w:type="spellEnd"/>
+      <w:r>
+        <w:t>)</w:t>
+      </w:r>
+    </w:p>
+    <w:p>
+      <w:pPr>
+        <w:pStyle w:val="NormalWeb"/>
+      </w:pPr>
+      <w:proofErr w:type="spellStart"/>
+      <w:r>
+        <w:lastRenderedPageBreak/>
+        <w:t>Relacije</w:t>
+      </w:r>
+      <w:proofErr w:type="spellEnd"/>
+      <w:r>
+        <w:t>:</w:t>
+      </w:r>
+    </w:p>
+    <w:p>
+      <w:pPr>
+        <w:pStyle w:val="NormalWeb"/>
+        <w:numPr>
+          <w:ilvl w:val="0"/>
+          <w:numId w:val="28"/>
+        </w:numPr>
+        <w:spacing w:before="100" w:beforeAutospacing="1" w:after="100" w:afterAutospacing="1" w:line="240" w:lineRule="auto"/>
+      </w:pPr>
+      <w:r>
+        <w:t xml:space="preserve">Jedan </w:t>
+      </w:r>
+      <w:proofErr w:type="spellStart"/>
+      <w:r>
+        <w:t>zapis</w:t>
+      </w:r>
+      <w:proofErr w:type="spellEnd"/>
+      <w:r>
+        <w:t xml:space="preserve"> je </w:t>
+      </w:r>
+      <w:proofErr w:type="spellStart"/>
+      <w:r>
+        <w:t>vezan</w:t>
+      </w:r>
+      <w:proofErr w:type="spellEnd"/>
+      <w:r>
+        <w:t xml:space="preserve"> za </w:t>
+      </w:r>
+      <w:proofErr w:type="spellStart"/>
+      <w:r>
+        <w:t>tačno</w:t>
+      </w:r>
+      <w:proofErr w:type="spellEnd"/>
+      <w:r>
+        <w:t xml:space="preserve"> </w:t>
+      </w:r>
+      <w:proofErr w:type="spellStart"/>
+      <w:r>
+        <w:t>jedan</w:t>
+      </w:r>
+      <w:proofErr w:type="spellEnd"/>
+      <w:r>
+        <w:t xml:space="preserve"> </w:t>
+      </w:r>
+      <w:proofErr w:type="spellStart"/>
+      <w:r>
+        <w:t>materijal</w:t>
+      </w:r>
+      <w:proofErr w:type="spellEnd"/>
+    </w:p>
+    <w:p>
+      <w:r>
+        <w:pict w14:anchorId="06D49E8F">
+          <v:rect id="_x0000_i2368" style="width:0;height:1.5pt" o:hralign="center" o:hrstd="t" o:hr="t" fillcolor="#a0a0a0" stroked="f"/>
+        </w:pict>
+      </w:r>
+    </w:p>
+    <w:p>
+      <w:pPr>
+        <w:pStyle w:val="Heading3"/>
+      </w:pPr>
+      <w:r>
+        <w:t xml:space="preserve">8.5 </w:t>
+      </w:r>
+      <w:proofErr w:type="spellStart"/>
+      <w:r>
+        <w:t>Entitet</w:t>
+      </w:r>
+      <w:proofErr w:type="spellEnd"/>
+      <w:r>
+        <w:t>: Subjects</w:t>
+      </w:r>
+    </w:p>
+    <w:p>
+      <w:pPr>
+        <w:pStyle w:val="NormalWeb"/>
+        <w:numPr>
+          <w:ilvl w:val="0"/>
+          <w:numId w:val="29"/>
+        </w:numPr>
+        <w:spacing w:before="100" w:beforeAutospacing="1" w:after="100" w:afterAutospacing="1" w:line="240" w:lineRule="auto"/>
+      </w:pPr>
+      <w:proofErr w:type="spellStart"/>
+      <w:r>
+        <w:t>SubjectId</w:t>
+      </w:r>
+      <w:proofErr w:type="spellEnd"/>
+      <w:r>
+        <w:t xml:space="preserve"> (Primary Key)</w:t>
+      </w:r>
+    </w:p>
+    <w:p>
+      <w:pPr>
+        <w:pStyle w:val="NormalWeb"/>
+        <w:numPr>
+          <w:ilvl w:val="0"/>
+          <w:numId w:val="29"/>
+        </w:numPr>
+        <w:spacing w:before="100" w:beforeAutospacing="1" w:after="100" w:afterAutospacing="1" w:line="240" w:lineRule="auto"/>
+      </w:pPr>
+      <w:proofErr w:type="spellStart"/>
+      <w:r>
+        <w:t>NameSubject</w:t>
+      </w:r>
+      <w:proofErr w:type="spellEnd"/>
+    </w:p>
+    <w:p>
+      <w:pPr>
+        <w:pStyle w:val="NormalWeb"/>
+        <w:numPr>
+          <w:ilvl w:val="0"/>
+          <w:numId w:val="29"/>
+        </w:numPr>
+        <w:spacing w:before="100" w:beforeAutospacing="1" w:after="100" w:afterAutospacing="1" w:line="240" w:lineRule="auto"/>
+      </w:pPr>
+      <w:proofErr w:type="spellStart"/>
+      <w:r>
+        <w:t>DescriptionSubject</w:t>
+      </w:r>
+      <w:proofErr w:type="spellEnd"/>
+    </w:p>
+    <w:p>
+      <w:pPr>
+        <w:pStyle w:val="NormalWeb"/>
+      </w:pPr>
+      <w:proofErr w:type="spellStart"/>
+      <w:r>
+        <w:t>Relacije</w:t>
+      </w:r>
+      <w:proofErr w:type="spellEnd"/>
+      <w:r>
+        <w:t>:</w:t>
+      </w:r>
+    </w:p>
+    <w:p>
+      <w:pPr>
+        <w:pStyle w:val="NormalWeb"/>
+        <w:numPr>
+          <w:ilvl w:val="0"/>
+          <w:numId w:val="30"/>
+        </w:numPr>
+        <w:spacing w:before="100" w:beforeAutospacing="1" w:after="100" w:afterAutospacing="1" w:line="240" w:lineRule="auto"/>
+      </w:pPr>
+      <w:r>
+        <w:t xml:space="preserve">Jedan </w:t>
+      </w:r>
+      <w:proofErr w:type="spellStart"/>
+      <w:r>
+        <w:t>predmet</w:t>
+      </w:r>
+      <w:proofErr w:type="spellEnd"/>
+      <w:r>
+        <w:t xml:space="preserve"> </w:t>
+      </w:r>
+      <w:proofErr w:type="spellStart"/>
+      <w:r>
+        <w:t>može</w:t>
+      </w:r>
+      <w:proofErr w:type="spellEnd"/>
+      <w:r>
+        <w:t xml:space="preserve"> </w:t>
+      </w:r>
+      <w:proofErr w:type="spellStart"/>
+      <w:r>
+        <w:t>sadržati</w:t>
+      </w:r>
+      <w:proofErr w:type="spellEnd"/>
+      <w:r>
+        <w:t xml:space="preserve"> </w:t>
+      </w:r>
+      <w:proofErr w:type="spellStart"/>
+      <w:r>
+        <w:t>više</w:t>
+      </w:r>
+      <w:proofErr w:type="spellEnd"/>
+      <w:r>
+        <w:t xml:space="preserve"> </w:t>
+      </w:r>
+      <w:proofErr w:type="spellStart"/>
+      <w:r>
+        <w:t>materijala</w:t>
+      </w:r>
+      <w:proofErr w:type="spellEnd"/>
+      <w:r>
+        <w:t xml:space="preserve"> (1:N </w:t>
+      </w:r>
+      <w:proofErr w:type="spellStart"/>
+      <w:r>
+        <w:t>sa</w:t>
+      </w:r>
+      <w:proofErr w:type="spellEnd"/>
+      <w:r>
+        <w:t xml:space="preserve"> Materials)</w:t>
+      </w:r>
+    </w:p>
+    <w:p>
+      <w:pPr>
+        <w:pStyle w:val="NormalWeb"/>
+        <w:numPr>
+          <w:ilvl w:val="0"/>
+          <w:numId w:val="30"/>
+        </w:numPr>
+        <w:spacing w:before="100" w:beforeAutospacing="1" w:after="100" w:afterAutospacing="1" w:line="240" w:lineRule="auto"/>
+      </w:pPr>
+      <w:r>
+        <w:t xml:space="preserve">Jedan </w:t>
+      </w:r>
+      <w:proofErr w:type="spellStart"/>
+      <w:r>
+        <w:t>predmet</w:t>
+      </w:r>
+      <w:proofErr w:type="spellEnd"/>
+      <w:r>
+        <w:t xml:space="preserve"> </w:t>
+      </w:r>
+      <w:proofErr w:type="spellStart"/>
+      <w:r>
+        <w:t>pripada</w:t>
+      </w:r>
+      <w:proofErr w:type="spellEnd"/>
+      <w:r>
+        <w:t xml:space="preserve"> </w:t>
+      </w:r>
+      <w:proofErr w:type="spellStart"/>
+      <w:r>
+        <w:t>jednom</w:t>
+      </w:r>
+      <w:proofErr w:type="spellEnd"/>
+      <w:r>
+        <w:t xml:space="preserve"> </w:t>
+      </w:r>
+      <w:proofErr w:type="spellStart"/>
+      <w:r>
+        <w:t>departmanu</w:t>
+      </w:r>
+      <w:proofErr w:type="spellEnd"/>
+      <w:r>
+        <w:t xml:space="preserve"> (N:1 </w:t>
+      </w:r>
+      <w:proofErr w:type="spellStart"/>
+      <w:r>
+        <w:t>sa</w:t>
+      </w:r>
+      <w:proofErr w:type="spellEnd"/>
+      <w:r>
+        <w:t xml:space="preserve"> Department)</w:t>
+      </w:r>
+    </w:p>
+    <w:p>
+      <w:r>
+        <w:pict w14:anchorId="25D39969">
+          <v:rect id="_x0000_i2369" style="width:0;height:1.5pt" o:hralign="center" o:hrstd="t" o:hr="t" fillcolor="#a0a0a0" stroked="f"/>
+        </w:pict>
+      </w:r>
+    </w:p>
+    <w:p>
+      <w:pPr>
+        <w:pStyle w:val="Heading3"/>
+      </w:pPr>
+      <w:r>
+        <w:t xml:space="preserve">8.6 </w:t>
+      </w:r>
+      <w:proofErr w:type="spellStart"/>
+      <w:r>
+        <w:t>Entitet</w:t>
+      </w:r>
+      <w:proofErr w:type="spellEnd"/>
+      <w:r>
+        <w:t>: Department</w:t>
+      </w:r>
+    </w:p>
+    <w:p>
+      <w:pPr>
+        <w:pStyle w:val="NormalWeb"/>
+        <w:numPr>
+          <w:ilvl w:val="0"/>
+          <w:numId w:val="31"/>
+        </w:numPr>
+        <w:spacing w:before="100" w:beforeAutospacing="1" w:after="100" w:afterAutospacing="1" w:line="240" w:lineRule="auto"/>
+      </w:pPr>
+      <w:proofErr w:type="spellStart"/>
+      <w:r>
+        <w:t>DepartmentId</w:t>
+      </w:r>
+      <w:proofErr w:type="spellEnd"/>
+      <w:r>
+        <w:t xml:space="preserve"> (Primary Key)</w:t>
+      </w:r>
+    </w:p>
+    <w:p>
+      <w:pPr>
+        <w:pStyle w:val="NormalWeb"/>
+        <w:numPr>
+          <w:ilvl w:val="0"/>
+          <w:numId w:val="31"/>
+        </w:numPr>
+        <w:spacing w:before="100" w:beforeAutospacing="1" w:after="100" w:afterAutospacing="1" w:line="240" w:lineRule="auto"/>
+      </w:pPr>
+      <w:proofErr w:type="spellStart"/>
+      <w:r>
+        <w:t>NameDepartment</w:t>
+      </w:r>
+      <w:proofErr w:type="spellEnd"/>
+    </w:p>
+    <w:p>
+      <w:pPr>
+        <w:pStyle w:val="NormalWeb"/>
+      </w:pPr>
+      <w:proofErr w:type="spellStart"/>
+      <w:r>
+        <w:t>Relacije</w:t>
+      </w:r>
+      <w:proofErr w:type="spellEnd"/>
+      <w:r>
+        <w:t>:</w:t>
+      </w:r>
+    </w:p>
+    <w:p>
+      <w:pPr>
+        <w:pStyle w:val="NormalWeb"/>
+        <w:numPr>
+          <w:ilvl w:val="0"/>
+          <w:numId w:val="32"/>
+        </w:numPr>
+        <w:spacing w:before="100" w:beforeAutospacing="1" w:after="100" w:afterAutospacing="1" w:line="240" w:lineRule="auto"/>
+      </w:pPr>
+      <w:r>
+        <w:t xml:space="preserve">Jedan </w:t>
+      </w:r>
+      <w:proofErr w:type="spellStart"/>
+      <w:r>
+        <w:t>departman</w:t>
+      </w:r>
+      <w:proofErr w:type="spellEnd"/>
+      <w:r>
+        <w:t xml:space="preserve"> </w:t>
+      </w:r>
+      <w:proofErr w:type="spellStart"/>
+      <w:r>
+        <w:t>organizuje</w:t>
+      </w:r>
+      <w:proofErr w:type="spellEnd"/>
+      <w:r>
+        <w:t xml:space="preserve"> </w:t>
+      </w:r>
+      <w:proofErr w:type="spellStart"/>
+      <w:r>
+        <w:t>više</w:t>
+      </w:r>
+      <w:proofErr w:type="spellEnd"/>
+      <w:r>
+        <w:t xml:space="preserve"> </w:t>
+      </w:r>
+      <w:proofErr w:type="spellStart"/>
+      <w:r>
+        <w:t>predmeta</w:t>
+      </w:r>
+      <w:proofErr w:type="spellEnd"/>
+      <w:r>
+        <w:t xml:space="preserve"> (1:N </w:t>
+      </w:r>
+      <w:proofErr w:type="spellStart"/>
+      <w:r>
+        <w:t>sa</w:t>
+      </w:r>
+      <w:proofErr w:type="spellEnd"/>
+      <w:r>
+        <w:t xml:space="preserve"> Subjects)</w:t>
+      </w:r>
+    </w:p>
+    <w:p>
+      <w:r>
+        <w:pict w14:anchorId="41B1133B">
+          <v:rect id="_x0000_i2370" style="width:0;height:1.5pt" o:hralign="center" o:hrstd="t" o:hr="t" fillcolor="#a0a0a0" stroked="f"/>
+        </w:pict>
+      </w:r>
+    </w:p>
+    <w:p>
+      <w:pPr>
+        <w:pStyle w:val="Heading3"/>
+      </w:pPr>
+      <w:r>
+        <w:t xml:space="preserve">8.7 </w:t>
+      </w:r>
+      <w:proofErr w:type="spellStart"/>
+      <w:r>
+        <w:t>Entitet</w:t>
+      </w:r>
+      <w:proofErr w:type="spellEnd"/>
+      <w:r>
+        <w:t>: Comments</w:t>
+      </w:r>
+    </w:p>
+    <w:p>
+      <w:pPr>
+        <w:pStyle w:val="NormalWeb"/>
+        <w:numPr>
+          <w:ilvl w:val="0"/>
+          <w:numId w:val="33"/>
+        </w:numPr>
+        <w:spacing w:before="100" w:beforeAutospacing="1" w:after="100" w:afterAutospacing="1" w:line="240" w:lineRule="auto"/>
+      </w:pPr>
+      <w:proofErr w:type="spellStart"/>
+      <w:r>
+        <w:t>CommentId</w:t>
+      </w:r>
+      <w:proofErr w:type="spellEnd"/>
+      <w:r>
+        <w:t xml:space="preserve"> (Primary Key)</w:t>
+      </w:r>
+    </w:p>
+    <w:p>
+      <w:pPr>
+        <w:pStyle w:val="NormalWeb"/>
+        <w:numPr>
+          <w:ilvl w:val="0"/>
+          <w:numId w:val="33"/>
+        </w:numPr>
+        <w:spacing w:before="100" w:beforeAutospacing="1" w:after="100" w:afterAutospacing="1" w:line="240" w:lineRule="auto"/>
+      </w:pPr>
+      <w:proofErr w:type="spellStart"/>
+      <w:r>
+        <w:t>TextOfComments</w:t>
+      </w:r>
+      <w:proofErr w:type="spellEnd"/>
+    </w:p>
+    <w:p>
+      <w:pPr>
+        <w:pStyle w:val="NormalWeb"/>
+        <w:numPr>
+          <w:ilvl w:val="0"/>
+          <w:numId w:val="33"/>
+        </w:numPr>
+        <w:spacing w:before="100" w:beforeAutospacing="1" w:after="100" w:afterAutospacing="1" w:line="240" w:lineRule="auto"/>
+      </w:pPr>
+      <w:proofErr w:type="spellStart"/>
+      <w:r>
+        <w:t>DateComments</w:t>
+      </w:r>
+      <w:proofErr w:type="spellEnd"/>
+    </w:p>
+    <w:p>
+      <w:pPr>
+        <w:pStyle w:val="NormalWeb"/>
+      </w:pPr>
+      <w:proofErr w:type="spellStart"/>
+      <w:r>
+        <w:t>Relacije</w:t>
+      </w:r>
+      <w:proofErr w:type="spellEnd"/>
+      <w:r>
+        <w:t>:</w:t>
+      </w:r>
+    </w:p>
+    <w:p>
+      <w:pPr>
+        <w:pStyle w:val="NormalWeb"/>
+        <w:numPr>
+          <w:ilvl w:val="0"/>
+          <w:numId w:val="34"/>
+        </w:numPr>
+        <w:spacing w:before="100" w:beforeAutospacing="1" w:after="100" w:afterAutospacing="1" w:line="240" w:lineRule="auto"/>
+      </w:pPr>
+      <w:r>
+        <w:t xml:space="preserve">Jedan </w:t>
+      </w:r>
+      <w:proofErr w:type="spellStart"/>
+      <w:r>
+        <w:t>komentar</w:t>
+      </w:r>
+      <w:proofErr w:type="spellEnd"/>
+      <w:r>
+        <w:t xml:space="preserve"> </w:t>
+      </w:r>
+      <w:proofErr w:type="spellStart"/>
+      <w:r>
+        <w:t>pripada</w:t>
+      </w:r>
+      <w:proofErr w:type="spellEnd"/>
+      <w:r>
+        <w:t xml:space="preserve"> </w:t>
+      </w:r>
+      <w:proofErr w:type="spellStart"/>
+      <w:r>
+        <w:t>jednom</w:t>
+      </w:r>
+      <w:proofErr w:type="spellEnd"/>
+      <w:r>
+        <w:t xml:space="preserve"> </w:t>
+      </w:r>
+      <w:proofErr w:type="spellStart"/>
+      <w:r>
+        <w:t>korisniku</w:t>
+      </w:r>
+      <w:proofErr w:type="spellEnd"/>
+      <w:r>
+        <w:t xml:space="preserve"> (N:1 </w:t>
+      </w:r>
+      <w:proofErr w:type="spellStart"/>
+      <w:r>
+        <w:t>sa</w:t>
+      </w:r>
+      <w:proofErr w:type="spellEnd"/>
+      <w:r>
+        <w:t xml:space="preserve"> Users)</w:t>
+      </w:r>
+    </w:p>
+    <w:p>
+      <w:pPr>
+        <w:pStyle w:val="NormalWeb"/>
+        <w:numPr>
+          <w:ilvl w:val="0"/>
+          <w:numId w:val="34"/>
+        </w:numPr>
+        <w:spacing w:before="100" w:beforeAutospacing="1" w:after="100" w:afterAutospacing="1" w:line="240" w:lineRule="auto"/>
+      </w:pPr>
+      <w:r>
+        <w:t xml:space="preserve">Jedan </w:t>
+      </w:r>
+      <w:proofErr w:type="spellStart"/>
+      <w:r>
+        <w:t>komentar</w:t>
+      </w:r>
+      <w:proofErr w:type="spellEnd"/>
+      <w:r>
+        <w:t xml:space="preserve"> se </w:t>
+      </w:r>
+      <w:proofErr w:type="spellStart"/>
+      <w:r>
+        <w:t>odnosi</w:t>
+      </w:r>
+      <w:proofErr w:type="spellEnd"/>
+      <w:r>
+        <w:t xml:space="preserve"> </w:t>
+      </w:r>
+      <w:proofErr w:type="spellStart"/>
+      <w:r>
+        <w:t>na</w:t>
+      </w:r>
+      <w:proofErr w:type="spellEnd"/>
+      <w:r>
+        <w:t xml:space="preserve"> </w:t>
+      </w:r>
+      <w:proofErr w:type="spellStart"/>
+      <w:r>
+        <w:t>jedan</w:t>
+      </w:r>
+      <w:proofErr w:type="spellEnd"/>
+      <w:r>
+        <w:t xml:space="preserve"> </w:t>
+      </w:r>
+      <w:proofErr w:type="spellStart"/>
+      <w:r>
+        <w:t>materijal</w:t>
+      </w:r>
+      <w:proofErr w:type="spellEnd"/>
+      <w:r>
+        <w:t xml:space="preserve"> (N:1 </w:t>
+      </w:r>
+      <w:proofErr w:type="spellStart"/>
+      <w:r>
+        <w:t>sa</w:t>
+      </w:r>
+      <w:proofErr w:type="spellEnd"/>
+      <w:r>
+        <w:t xml:space="preserve"> Materials)</w:t>
+      </w:r>
+    </w:p>
+    <w:p>
+      <w:r>
+        <w:pict w14:anchorId="413BA037">
+          <v:rect id="_x0000_i2371" style="width:0;height:1.5pt" o:hralign="center" o:hrstd="t" o:hr="t" fillcolor="#a0a0a0" stroked="f"/>
+        </w:pict>
+      </w:r>
+    </w:p>
+    <w:p>
+      <w:pPr>
+        <w:pStyle w:val="Heading3"/>
+      </w:pPr>
+      <w:r>
+        <w:t xml:space="preserve">8.8 </w:t>
+      </w:r>
+      <w:proofErr w:type="spellStart"/>
+      <w:r>
+        <w:t>Entitet</w:t>
+      </w:r>
+      <w:proofErr w:type="spellEnd"/>
+      <w:r>
+        <w:t>: Ratings</w:t>
+      </w:r>
+    </w:p>
+    <w:p>
+      <w:pPr>
+        <w:pStyle w:val="NormalWeb"/>
+        <w:numPr>
+          <w:ilvl w:val="0"/>
+          <w:numId w:val="35"/>
+        </w:numPr>
+        <w:spacing w:before="100" w:beforeAutospacing="1" w:after="100" w:afterAutospacing="1" w:line="240" w:lineRule="auto"/>
+      </w:pPr>
+      <w:proofErr w:type="spellStart"/>
+      <w:r>
+        <w:t>RatingId</w:t>
+      </w:r>
+      <w:proofErr w:type="spellEnd"/>
+      <w:r>
+        <w:t xml:space="preserve"> (Primary Key)</w:t>
+      </w:r>
+    </w:p>
+    <w:p>
+      <w:pPr>
+        <w:pStyle w:val="NormalWeb"/>
+        <w:numPr>
+          <w:ilvl w:val="0"/>
+          <w:numId w:val="35"/>
+        </w:numPr>
+        <w:spacing w:before="100" w:beforeAutospacing="1" w:after="100" w:afterAutospacing="1" w:line="240" w:lineRule="auto"/>
+      </w:pPr>
+      <w:proofErr w:type="spellStart"/>
+      <w:r>
+        <w:lastRenderedPageBreak/>
+        <w:t>ValueForRatings</w:t>
+      </w:r>
+      <w:proofErr w:type="spellEnd"/>
+    </w:p>
+    <w:p>
+      <w:pPr>
+        <w:pStyle w:val="NormalWeb"/>
+      </w:pPr>
+      <w:proofErr w:type="spellStart"/>
+      <w:r>
+        <w:t>Relacije</w:t>
+      </w:r>
+      <w:proofErr w:type="spellEnd"/>
+      <w:r>
+        <w:t>:</w:t>
+      </w:r>
+    </w:p>
+    <w:p>
+      <w:pPr>
+        <w:pStyle w:val="NormalWeb"/>
+        <w:numPr>
+          <w:ilvl w:val="0"/>
+          <w:numId w:val="36"/>
+        </w:numPr>
+        <w:spacing w:before="100" w:beforeAutospacing="1" w:after="100" w:afterAutospacing="1" w:line="240" w:lineRule="auto"/>
+      </w:pPr>
+      <w:proofErr w:type="spellStart"/>
+      <w:r>
+        <w:t>Jedna</w:t>
+      </w:r>
+      <w:proofErr w:type="spellEnd"/>
+      <w:r>
+        <w:t xml:space="preserve"> </w:t>
+      </w:r>
+      <w:proofErr w:type="spellStart"/>
+      <w:r>
+        <w:t>ocena</w:t>
+      </w:r>
+      <w:proofErr w:type="spellEnd"/>
+      <w:r>
+        <w:t xml:space="preserve"> </w:t>
+      </w:r>
+      <w:proofErr w:type="spellStart"/>
+      <w:r>
+        <w:t>pripada</w:t>
+      </w:r>
+      <w:proofErr w:type="spellEnd"/>
+      <w:r>
+        <w:t xml:space="preserve"> </w:t>
+      </w:r>
+      <w:proofErr w:type="spellStart"/>
+      <w:r>
+        <w:t>jednom</w:t>
+      </w:r>
+      <w:proofErr w:type="spellEnd"/>
+      <w:r>
+        <w:t xml:space="preserve"> </w:t>
+      </w:r>
+      <w:proofErr w:type="spellStart"/>
+      <w:r>
+        <w:t>korisniku</w:t>
+      </w:r>
+      <w:proofErr w:type="spellEnd"/>
+      <w:r>
+        <w:t xml:space="preserve"> (N:1 </w:t>
+      </w:r>
+      <w:proofErr w:type="spellStart"/>
+      <w:r>
+        <w:t>sa</w:t>
+      </w:r>
+      <w:proofErr w:type="spellEnd"/>
+      <w:r>
+        <w:t xml:space="preserve"> Users)</w:t>
+      </w:r>
+    </w:p>
+    <w:p>
+      <w:pPr>
+        <w:pStyle w:val="NormalWeb"/>
+        <w:numPr>
+          <w:ilvl w:val="0"/>
+          <w:numId w:val="36"/>
+        </w:numPr>
+        <w:spacing w:before="100" w:beforeAutospacing="1" w:after="100" w:afterAutospacing="1" w:line="240" w:lineRule="auto"/>
+      </w:pPr>
+      <w:proofErr w:type="spellStart"/>
+      <w:r>
+        <w:t>Jedna</w:t>
+      </w:r>
+      <w:proofErr w:type="spellEnd"/>
+      <w:r>
+        <w:t xml:space="preserve"> </w:t>
+      </w:r>
+      <w:proofErr w:type="spellStart"/>
+      <w:r>
+        <w:t>ocena</w:t>
+      </w:r>
+      <w:proofErr w:type="spellEnd"/>
+      <w:r>
+        <w:t xml:space="preserve"> se </w:t>
+      </w:r>
+      <w:proofErr w:type="spellStart"/>
+      <w:r>
+        <w:t>odnosi</w:t>
+      </w:r>
+      <w:proofErr w:type="spellEnd"/>
+      <w:r>
+        <w:t xml:space="preserve"> </w:t>
+      </w:r>
+      <w:proofErr w:type="spellStart"/>
+      <w:r>
+        <w:t>na</w:t>
+      </w:r>
+      <w:proofErr w:type="spellEnd"/>
+      <w:r>
+        <w:t xml:space="preserve"> </w:t>
+      </w:r>
+      <w:proofErr w:type="spellStart"/>
+      <w:r>
+        <w:t>jedan</w:t>
+      </w:r>
+      <w:proofErr w:type="spellEnd"/>
+      <w:r>
+        <w:t xml:space="preserve"> </w:t>
+      </w:r>
+      <w:proofErr w:type="spellStart"/>
+      <w:r>
+        <w:t>materijal</w:t>
+      </w:r>
+      <w:proofErr w:type="spellEnd"/>
+      <w:r>
+        <w:t xml:space="preserve"> (N:1 </w:t>
+      </w:r>
+      <w:proofErr w:type="spellStart"/>
+      <w:r>
+        <w:t>sa</w:t>
+      </w:r>
+      <w:proofErr w:type="spellEnd"/>
+      <w:r>
+        <w:t xml:space="preserve"> Materials)</w:t>
+      </w:r>
+    </w:p>
+    <w:p>
+      <w:r>
+        <w:pict w14:anchorId="277E3965">
+          <v:rect id="_x0000_i2372" style="width:0;height:1.5pt" o:hralign="center" o:hrstd="t" o:hr="t" fillcolor="#a0a0a0" stroked="f"/>
+        </w:pict>
+      </w:r>
+    </w:p>
+    <w:p>
+      <w:pPr>
+        <w:pStyle w:val="Heading2"/>
+      </w:pPr>
+      <w:r>
+        <w:t xml:space="preserve">9. </w:t>
+      </w:r>
+      <w:proofErr w:type="spellStart"/>
+      <w:r>
+        <w:t>Bezbednost</w:t>
+      </w:r>
+      <w:proofErr w:type="spellEnd"/>
+    </w:p>
+    <w:p>
+      <w:pPr>
+        <w:pStyle w:val="NormalWeb"/>
+        <w:numPr>
+          <w:ilvl w:val="0"/>
+          <w:numId w:val="37"/>
+        </w:numPr>
+        <w:spacing w:before="100" w:beforeAutospacing="1" w:after="100" w:afterAutospacing="1" w:line="240" w:lineRule="auto"/>
+      </w:pPr>
+      <w:proofErr w:type="spellStart"/>
+      <w:r>
+        <w:t>Hashovanje</w:t>
+      </w:r>
+      <w:proofErr w:type="spellEnd"/>
+      <w:r>
+        <w:t xml:space="preserve"> </w:t>
+      </w:r>
+      <w:proofErr w:type="spellStart"/>
+      <w:r>
+        <w:t>lozinki</w:t>
+      </w:r>
+      <w:proofErr w:type="spellEnd"/>
+    </w:p>
+    <w:p>
+      <w:pPr>
+        <w:pStyle w:val="NormalWeb"/>
+        <w:numPr>
+          <w:ilvl w:val="0"/>
+          <w:numId w:val="37"/>
+        </w:numPr>
+        <w:spacing w:before="100" w:beforeAutospacing="1" w:after="100" w:afterAutospacing="1" w:line="240" w:lineRule="auto"/>
+      </w:pPr>
+      <w:r>
+        <w:t xml:space="preserve">Autorizacija po </w:t>
+      </w:r>
+      <w:proofErr w:type="spellStart"/>
+      <w:r>
+        <w:t>ulogama</w:t>
+      </w:r>
+      <w:proofErr w:type="spellEnd"/>
+    </w:p>
+    <w:p>
+      <w:pPr>
+        <w:pStyle w:val="NormalWeb"/>
+        <w:numPr>
+          <w:ilvl w:val="0"/>
+          <w:numId w:val="37"/>
+        </w:numPr>
+        <w:spacing w:before="100" w:beforeAutospacing="1" w:after="100" w:afterAutospacing="1" w:line="240" w:lineRule="auto"/>
+      </w:pPr>
+      <w:proofErr w:type="spellStart"/>
+      <w:r>
+        <w:t>Validacija</w:t>
+      </w:r>
+      <w:proofErr w:type="spellEnd"/>
+      <w:r>
+        <w:t xml:space="preserve"> </w:t>
+      </w:r>
+      <w:proofErr w:type="spellStart"/>
+      <w:r>
+        <w:t>ulaznih</w:t>
+      </w:r>
+      <w:proofErr w:type="spellEnd"/>
+      <w:r>
+        <w:t xml:space="preserve"> </w:t>
+      </w:r>
+      <w:proofErr w:type="spellStart"/>
+      <w:r>
+        <w:t>podataka</w:t>
+      </w:r>
+      <w:proofErr w:type="spellEnd"/>
+    </w:p>
+    <w:p>
+      <w:r>
+        <w:pict w14:anchorId="306CA23F">
+          <v:rect id="_x0000_i2373" style="width:0;height:1.5pt" o:hralign="center" o:hrstd="t" o:hr="t" fillcolor="#a0a0a0" stroked="f"/>
+        </w:pict>
+      </w:r>
+    </w:p>
+    <w:p>
+      <w:pPr>
+        <w:pStyle w:val="Heading2"/>
+      </w:pPr>
+      <w:r>
+        <w:t xml:space="preserve">10. </w:t>
+      </w:r>
+      <w:proofErr w:type="spellStart"/>
+      <w:r>
+        <w:t>Buduća</w:t>
+      </w:r>
+      <w:proofErr w:type="spellEnd"/>
+      <w:r>
+        <w:t xml:space="preserve"> </w:t>
+      </w:r>
+      <w:proofErr w:type="spellStart"/>
+      <w:r>
+        <w:t>unapređenja</w:t>
+      </w:r>
+      <w:proofErr w:type="spellEnd"/>
+    </w:p>
+    <w:p>
+      <w:pPr>
+        <w:pStyle w:val="NormalWeb"/>
+        <w:numPr>
+          <w:ilvl w:val="0"/>
+          <w:numId w:val="38"/>
+        </w:numPr>
+        <w:spacing w:before="100" w:beforeAutospacing="1" w:after="100" w:afterAutospacing="1" w:line="240" w:lineRule="auto"/>
+      </w:pPr>
+      <w:r>
+        <w:t>Dark Mode</w:t>
+      </w:r>
+    </w:p>
+    <w:p>
+      <w:pPr>
+        <w:pStyle w:val="NormalWeb"/>
+        <w:numPr>
+          <w:ilvl w:val="0"/>
+          <w:numId w:val="38"/>
+        </w:numPr>
+        <w:spacing w:before="100" w:beforeAutospacing="1" w:after="100" w:afterAutospacing="1" w:line="240" w:lineRule="auto"/>
+      </w:pPr>
+      <w:proofErr w:type="spellStart"/>
+      <w:r>
+        <w:t>Napredna</w:t>
+      </w:r>
+      <w:proofErr w:type="spellEnd"/>
+      <w:r>
+        <w:t xml:space="preserve"> </w:t>
+      </w:r>
+      <w:proofErr w:type="spellStart"/>
+      <w:r>
+        <w:t>pretraga</w:t>
+      </w:r>
+      <w:proofErr w:type="spellEnd"/>
+      <w:r>
+        <w:t xml:space="preserve"> </w:t>
+      </w:r>
+      <w:proofErr w:type="spellStart"/>
+      <w:r>
+        <w:t>i</w:t>
+      </w:r>
+      <w:proofErr w:type="spellEnd"/>
+      <w:r>
+        <w:t xml:space="preserve"> </w:t>
+      </w:r>
+      <w:proofErr w:type="spellStart"/>
+      <w:r>
+        <w:t>filteri</w:t>
+      </w:r>
+      <w:proofErr w:type="spellEnd"/>
+    </w:p>
+    <w:p>
+      <w:pPr>
+        <w:pStyle w:val="NormalWeb"/>
+        <w:numPr>
+          <w:ilvl w:val="0"/>
+          <w:numId w:val="38"/>
+        </w:numPr>
+        <w:spacing w:before="100" w:beforeAutospacing="1" w:after="100" w:afterAutospacing="1" w:line="240" w:lineRule="auto"/>
+      </w:pPr>
+      <w:proofErr w:type="spellStart"/>
+      <w:r>
+        <w:t>Notifikacije</w:t>
+      </w:r>
+      <w:proofErr w:type="spellEnd"/>
+      <w:r>
+        <w:t xml:space="preserve"> za </w:t>
+      </w:r>
+      <w:proofErr w:type="spellStart"/>
+      <w:r>
+        <w:t>nove</w:t>
+      </w:r>
+      <w:proofErr w:type="spellEnd"/>
+      <w:r>
+        <w:t xml:space="preserve"> </w:t>
+      </w:r>
+      <w:proofErr w:type="spellStart"/>
+      <w:r>
+        <w:t>materijale</w:t>
+      </w:r>
+      <w:proofErr w:type="spellEnd"/>
+    </w:p>
+    <w:p>
+      <w:pPr>
+        <w:pStyle w:val="NormalWeb"/>
+        <w:numPr>
+          <w:ilvl w:val="0"/>
+          <w:numId w:val="38"/>
+        </w:numPr>
+        <w:spacing w:before="100" w:beforeAutospacing="1" w:after="100" w:afterAutospacing="1" w:line="240" w:lineRule="auto"/>
+      </w:pPr>
+      <w:proofErr w:type="spellStart"/>
+      <w:r>
+        <w:t>Verzije</w:t>
+      </w:r>
+      <w:proofErr w:type="spellEnd"/>
+      <w:r>
+        <w:t xml:space="preserve"> </w:t>
+      </w:r>
+      <w:proofErr w:type="spellStart"/>
+      <w:r>
+        <w:t>dokumenata</w:t>
+      </w:r>
+      <w:proofErr w:type="spellEnd"/>
+    </w:p>
+    <w:p>
+      <w:r>
+        <w:pict w14:anchorId="52991A76">
+          <v:rect id="_x0000_i2374" style="width:0;height:1.5pt" o:hralign="center" o:hrstd="t" o:hr="t" fillcolor="#a0a0a0" stroked="f"/>
+        </w:pict>
+      </w:r>
+    </w:p>
+    <w:p>
+      <w:pPr>
+        <w:pStyle w:val="Heading2"/>
+      </w:pPr>
+      <w:r>
+        <w:t xml:space="preserve">11. </w:t>
+      </w:r>
+      <w:proofErr w:type="spellStart"/>
+      <w:r>
+        <w:t>Zaključak</w:t>
+      </w:r>
+      <w:proofErr w:type="spellEnd"/>
+    </w:p>
+    <w:p>
+      <w:pPr>
+        <w:pStyle w:val="NormalWeb"/>
+      </w:pPr>
+      <w:proofErr w:type="spellStart"/>
+      <w:r>
+        <w:t>EduShare</w:t>
+      </w:r>
+      <w:proofErr w:type="spellEnd"/>
+      <w:r>
+        <w:t xml:space="preserve"> </w:t>
+      </w:r>
+      <w:proofErr w:type="spellStart"/>
+      <w:r>
+        <w:t>platforma</w:t>
+      </w:r>
+      <w:proofErr w:type="spellEnd"/>
+      <w:r>
+        <w:t xml:space="preserve"> </w:t>
+      </w:r>
+      <w:proofErr w:type="spellStart"/>
+      <w:r>
+        <w:t>predstavlja</w:t>
+      </w:r>
+      <w:proofErr w:type="spellEnd"/>
+      <w:r>
+        <w:t xml:space="preserve"> </w:t>
+      </w:r>
+      <w:proofErr w:type="spellStart"/>
+      <w:r>
+        <w:t>modularno</w:t>
+      </w:r>
+      <w:proofErr w:type="spellEnd"/>
+      <w:r>
+        <w:t xml:space="preserve"> </w:t>
+      </w:r>
+      <w:proofErr w:type="spellStart"/>
+      <w:r>
+        <w:t>i</w:t>
+      </w:r>
+      <w:proofErr w:type="spellEnd"/>
+      <w:r>
+        <w:t xml:space="preserve"> </w:t>
+      </w:r>
+      <w:proofErr w:type="spellStart"/>
+      <w:r>
+        <w:t>skalabilno</w:t>
+      </w:r>
+      <w:proofErr w:type="spellEnd"/>
+      <w:r>
+        <w:t xml:space="preserve"> </w:t>
+      </w:r>
+      <w:proofErr w:type="spellStart"/>
+      <w:r>
+        <w:t>rešenje</w:t>
+      </w:r>
+      <w:proofErr w:type="spellEnd"/>
+      <w:r>
+        <w:t xml:space="preserve"> za </w:t>
+      </w:r>
+      <w:proofErr w:type="spellStart"/>
+      <w:r>
+        <w:t>razmenu</w:t>
+      </w:r>
+      <w:proofErr w:type="spellEnd"/>
+      <w:r>
+        <w:t xml:space="preserve"> </w:t>
+      </w:r>
+      <w:proofErr w:type="spellStart"/>
+      <w:r>
+        <w:t>edukativnih</w:t>
+      </w:r>
+      <w:proofErr w:type="spellEnd"/>
+      <w:r>
+        <w:t xml:space="preserve"> </w:t>
+      </w:r>
+      <w:proofErr w:type="spellStart"/>
+      <w:r>
+        <w:t>materijala</w:t>
+      </w:r>
+      <w:proofErr w:type="spellEnd"/>
+      <w:r>
+        <w:t xml:space="preserve">. </w:t>
+      </w:r>
+      <w:proofErr w:type="spellStart"/>
+      <w:r>
+        <w:t>Sistem</w:t>
+      </w:r>
+      <w:proofErr w:type="spellEnd"/>
+      <w:r>
+        <w:t xml:space="preserve"> je </w:t>
+      </w:r>
+      <w:proofErr w:type="spellStart"/>
+      <w:r>
+        <w:t>dizajniran</w:t>
+      </w:r>
+      <w:proofErr w:type="spellEnd"/>
+      <w:r>
+        <w:t xml:space="preserve"> </w:t>
+      </w:r>
+      <w:proofErr w:type="spellStart"/>
+      <w:r>
+        <w:t>tako</w:t>
+      </w:r>
+      <w:proofErr w:type="spellEnd"/>
+      <w:r>
+        <w:t xml:space="preserve"> da </w:t>
+      </w:r>
+      <w:proofErr w:type="spellStart"/>
+      <w:r>
+        <w:t>omogući</w:t>
+      </w:r>
+      <w:proofErr w:type="spellEnd"/>
+      <w:r>
+        <w:t xml:space="preserve"> </w:t>
+      </w:r>
+      <w:proofErr w:type="spellStart"/>
+      <w:r>
+        <w:t>lako</w:t>
+      </w:r>
+      <w:proofErr w:type="spellEnd"/>
+      <w:r>
+        <w:t xml:space="preserve"> </w:t>
+      </w:r>
+      <w:proofErr w:type="spellStart"/>
+      <w:r>
+        <w:t>proširenje</w:t>
+      </w:r>
+      <w:proofErr w:type="spellEnd"/>
+      <w:r>
+        <w:t xml:space="preserve"> </w:t>
+      </w:r>
+      <w:proofErr w:type="spellStart"/>
+      <w:r>
+        <w:t>funkcionalnosti</w:t>
+      </w:r>
+      <w:proofErr w:type="spellEnd"/>
+      <w:r>
+        <w:t xml:space="preserve"> </w:t>
+      </w:r>
+      <w:proofErr w:type="spellStart"/>
+      <w:r>
+        <w:t>i</w:t>
+      </w:r>
+      <w:proofErr w:type="spellEnd"/>
+      <w:r>
+        <w:t xml:space="preserve"> </w:t>
+      </w:r>
+      <w:proofErr w:type="spellStart"/>
+      <w:r>
+        <w:t>prilagođavanje</w:t>
+      </w:r>
+      <w:proofErr w:type="spellEnd"/>
+      <w:r>
+        <w:t xml:space="preserve"> </w:t>
+      </w:r>
+      <w:proofErr w:type="spellStart"/>
+      <w:r>
+        <w:t>budućim</w:t>
+      </w:r>
+      <w:proofErr w:type="spellEnd"/>
+      <w:r>
+        <w:t xml:space="preserve"> </w:t>
+      </w:r>
+      <w:proofErr w:type="spellStart"/>
+      <w:r>
+        <w:t>potrebama</w:t>
+      </w:r>
+      <w:proofErr w:type="spellEnd"/>
+      <w:r>
+        <w:t xml:space="preserve"> </w:t>
+      </w:r>
+      <w:proofErr w:type="spellStart"/>
+      <w:r>
+        <w:t>obrazovnih</w:t>
+      </w:r>
+      <w:proofErr w:type="spellEnd"/>
+      <w:r>
+        <w:t xml:space="preserve"> </w:t>
+      </w:r>
+      <w:proofErr w:type="spellStart"/>
+      <w:r>
+        <w:t>institucija</w:t>
+      </w:r>
+      <w:proofErr w:type="spellEnd"/>
+      <w:r>
+        <w:t>.</w:t>
+      </w:r>
+    </w:p>
+    <w:p>
       <w:pPr>
         <w:pStyle w:val="Heading1"/>
       </w:pPr>
     </w:p>
-    <w:p/>
     <w:sectPr>
       <w:pgSz w:w="12240" w:h="15840"/>
       <w:pgMar w:top="1440" w:right="1800" w:bottom="1440" w:left="1800" w:header="720" w:footer="720" w:gutter="0"/>
@@ -485,40 +4748,6 @@
 <file path=word/numbering.xml><?xml version="1.0" encoding="utf-8"?>
 <w:numbering xmlns:wpc="http://schemas.microsoft.com/office/word/2010/wordprocessingCanvas" xmlns:cx="http://schemas.microsoft.com/office/drawing/2014/chartex" xmlns:cx1="http://schemas.microsoft.com/office/drawing/2015/9/8/chartex" xmlns:cx2="http://schemas.microsoft.com/office/drawing/2015/10/21/chartex" xmlns:cx3="http://schemas.microsoft.com/office/drawing/2016/5/9/chartex" xmlns:cx4="http://schemas.microsoft.com/office/drawing/2016/5/10/chartex" xmlns:cx5="http://schemas.microsoft.com/office/drawing/2016/5/11/chartex" xmlns:cx6="http://schemas.microsoft.com/office/drawing/2016/5/12/chartex" xmlns:cx7="http://schemas.microsoft.com/office/drawing/2016/5/13/chartex" xmlns:cx8="http://schemas.microsoft.com/office/drawing/2016/5/14/chartex" xmlns:mc="http://schemas.openxmlformats.org/markup-compatibility/2006" xmlns:aink="http://schemas.microsoft.com/office/drawing/2016/ink" xmlns:am3d="http://schemas.microsoft.com/office/drawing/2017/model3d" xmlns:o="urn:schemas-microsoft-com:office:office" xmlns:oel="http://schemas.microsoft.com/office/2019/extlst" xmlns:r="http://schemas.openxmlformats.org/officeDocument/2006/relationships" xmlns:m="http://schemas.openxmlformats.org/officeDocument/2006/math" xmlns:v="urn:schemas-microsoft-com:vml" xmlns:wp14="http://schemas.microsoft.com/office/word/2010/wordprocessingDrawing" xmlns:wp="http://schemas.openxmlformats.org/drawingml/2006/wordprocessingDrawing" xmlns:w10="urn:schemas-microsoft-com:office:word" xmlns:w="http://schemas.openxmlformats.org/wordprocessingml/2006/main" xmlns:w14="http://schemas.microsoft.com/office/word/2010/wordml" xmlns:w15="http://schemas.microsoft.com/office/word/2012/wordml" xmlns:w16cex="http://schemas.microsoft.com/office/word/2018/wordml/cex" xmlns:w16cid="http://schemas.microsoft.com/office/word/2016/wordml/cid" xmlns:w16="http://schemas.microsoft.com/office/word/2018/wordml" xmlns:w16du="http://schemas.microsoft.com/office/word/2023/wordml/word16du" xmlns:w16sdtdh="http://schemas.microsoft.com/office/word/2020/wordml/sdtdatahash" xmlns:w16sdtfl="http://schemas.microsoft.com/office/word/2024/wordml/sdtformatlock" xmlns:w16se="http://schemas.microsoft.com/office/word/2015/wordml/symex" xmlns:wpg="http://schemas.microsoft.com/office/word/2010/wordprocessingGroup" xmlns:wpi="http://schemas.microsoft.com/office/word/2010/wordprocessingInk" xmlns:wne="http://schemas.microsoft.com/office/word/2006/wordml" xmlns:wps="http://schemas.microsoft.com/office/word/2010/wordprocessingShape" mc:Ignorable="w14 w15 w16se w16cid w16 w16cex w16sdtdh w16sdtfl w16du wp14">
   <w:abstractNum w:abstractNumId="0" w15:restartNumberingAfterBreak="0">
-    <w:nsid w:val="FFFFFF7C"/>
-    <w:multiLevelType w:val="singleLevel"/>
-    <w:tmpl w:val="C310EC42"/>
-    <w:lvl w:ilvl="0">
-      <w:start w:val="1"/>
-      <w:numFmt w:val="decimal"/>
-      <w:lvlText w:val="%1."/>
-      <w:lvlJc w:val="left"/>
-      <w:pPr>
-        <w:tabs>
-          <w:tab w:val="num" w:pos="1800"/>
-        </w:tabs>
-        <w:ind w:left="1800" w:hanging="360"/>
-      </w:pPr>
-    </w:lvl>
-  </w:abstractNum>
-  <w:abstractNum w:abstractNumId="1" w15:restartNumberingAfterBreak="0">
-    <w:nsid w:val="FFFFFF7D"/>
-    <w:multiLevelType w:val="singleLevel"/>
-    <w:tmpl w:val="E4089024"/>
-    <w:lvl w:ilvl="0">
-      <w:start w:val="1"/>
-      <w:numFmt w:val="decimal"/>
-      <w:lvlText w:val="%1."/>
-      <w:lvlJc w:val="left"/>
-      <w:pPr>
-        <w:tabs>
-          <w:tab w:val="num" w:pos="1440"/>
-        </w:tabs>
-        <w:ind w:left="1440" w:hanging="360"/>
-      </w:pPr>
-    </w:lvl>
-  </w:abstractNum>
-  <w:abstractNum w:abstractNumId="2" w15:restartNumberingAfterBreak="0">
     <w:nsid w:val="FFFFFF7E"/>
     <w:multiLevelType w:val="singleLevel"/>
     <w:tmpl w:val="FB12693A"/>
@@ -536,7 +4765,7 @@
       </w:pPr>
     </w:lvl>
   </w:abstractNum>
-  <w:abstractNum w:abstractNumId="3" w15:restartNumberingAfterBreak="0">
+  <w:abstractNum w:abstractNumId="1" w15:restartNumberingAfterBreak="0">
     <w:nsid w:val="FFFFFF7F"/>
     <w:multiLevelType w:val="singleLevel"/>
     <w:tmpl w:val="38441652"/>
@@ -554,27 +4783,7 @@
       </w:pPr>
     </w:lvl>
   </w:abstractNum>
-  <w:abstractNum w:abstractNumId="4" w15:restartNumberingAfterBreak="0">
-    <w:nsid w:val="FFFFFF81"/>
-    <w:multiLevelType w:val="singleLevel"/>
-    <w:tmpl w:val="171AC3A4"/>
-    <w:lvl w:ilvl="0">
-      <w:start w:val="1"/>
-      <w:numFmt w:val="bullet"/>
-      <w:lvlText w:val=""/>
-      <w:lvlJc w:val="left"/>
-      <w:pPr>
-        <w:tabs>
-          <w:tab w:val="num" w:pos="1440"/>
-        </w:tabs>
-        <w:ind w:left="1440" w:hanging="360"/>
-      </w:pPr>
-      <w:rPr>
-        <w:rFonts w:ascii="Symbol" w:hAnsi="Symbol" w:hint="default"/>
-      </w:rPr>
-    </w:lvl>
-  </w:abstractNum>
-  <w:abstractNum w:abstractNumId="5" w15:restartNumberingAfterBreak="0">
+  <w:abstractNum w:abstractNumId="2" w15:restartNumberingAfterBreak="0">
     <w:nsid w:val="FFFFFF82"/>
     <w:multiLevelType w:val="singleLevel"/>
     <w:tmpl w:val="F3EAFDEC"/>
@@ -595,7 +4804,7 @@
       </w:rPr>
     </w:lvl>
   </w:abstractNum>
-  <w:abstractNum w:abstractNumId="6" w15:restartNumberingAfterBreak="0">
+  <w:abstractNum w:abstractNumId="3" w15:restartNumberingAfterBreak="0">
     <w:nsid w:val="FFFFFF83"/>
     <w:multiLevelType w:val="singleLevel"/>
     <w:tmpl w:val="3D1EFFD4"/>
@@ -616,7 +4825,7 @@
       </w:rPr>
     </w:lvl>
   </w:abstractNum>
-  <w:abstractNum w:abstractNumId="7" w15:restartNumberingAfterBreak="0">
+  <w:abstractNum w:abstractNumId="4" w15:restartNumberingAfterBreak="0">
     <w:nsid w:val="FFFFFF88"/>
     <w:multiLevelType w:val="singleLevel"/>
     <w:tmpl w:val="D0A62B40"/>
@@ -634,7 +4843,7 @@
       </w:pPr>
     </w:lvl>
   </w:abstractNum>
-  <w:abstractNum w:abstractNumId="8" w15:restartNumberingAfterBreak="0">
+  <w:abstractNum w:abstractNumId="5" w15:restartNumberingAfterBreak="0">
     <w:nsid w:val="FFFFFF89"/>
     <w:multiLevelType w:val="singleLevel"/>
     <w:tmpl w:val="29761A62"/>
@@ -655,14 +4864,461 @@
       </w:rPr>
     </w:lvl>
   </w:abstractNum>
+  <w:abstractNum w:abstractNumId="6" w15:restartNumberingAfterBreak="0">
+    <w:nsid w:val="00625B66"/>
+    <w:multiLevelType w:val="multilevel"/>
+    <w:tmpl w:val="3F56371C"/>
+    <w:lvl w:ilvl="0">
+      <w:start w:val="1"/>
+      <w:numFmt w:val="bullet"/>
+      <w:lvlText w:val=""/>
+      <w:lvlJc w:val="left"/>
+      <w:pPr>
+        <w:tabs>
+          <w:tab w:val="num" w:pos="720"/>
+        </w:tabs>
+        <w:ind w:left="720" w:hanging="360"/>
+      </w:pPr>
+      <w:rPr>
+        <w:rFonts w:ascii="Symbol" w:hAnsi="Symbol" w:hint="default"/>
+        <w:sz w:val="20"/>
+      </w:rPr>
+    </w:lvl>
+    <w:lvl w:ilvl="1" w:tentative="1">
+      <w:start w:val="1"/>
+      <w:numFmt w:val="bullet"/>
+      <w:lvlText w:val="o"/>
+      <w:lvlJc w:val="left"/>
+      <w:pPr>
+        <w:tabs>
+          <w:tab w:val="num" w:pos="1440"/>
+        </w:tabs>
+        <w:ind w:left="1440" w:hanging="360"/>
+      </w:pPr>
+      <w:rPr>
+        <w:rFonts w:ascii="Courier New" w:hAnsi="Courier New" w:hint="default"/>
+        <w:sz w:val="20"/>
+      </w:rPr>
+    </w:lvl>
+    <w:lvl w:ilvl="2" w:tentative="1">
+      <w:start w:val="1"/>
+      <w:numFmt w:val="bullet"/>
+      <w:lvlText w:val=""/>
+      <w:lvlJc w:val="left"/>
+      <w:pPr>
+        <w:tabs>
+          <w:tab w:val="num" w:pos="2160"/>
+        </w:tabs>
+        <w:ind w:left="2160" w:hanging="360"/>
+      </w:pPr>
+      <w:rPr>
+        <w:rFonts w:ascii="Wingdings" w:hAnsi="Wingdings" w:hint="default"/>
+        <w:sz w:val="20"/>
+      </w:rPr>
+    </w:lvl>
+    <w:lvl w:ilvl="3" w:tentative="1">
+      <w:start w:val="1"/>
+      <w:numFmt w:val="bullet"/>
+      <w:lvlText w:val=""/>
+      <w:lvlJc w:val="left"/>
+      <w:pPr>
+        <w:tabs>
+          <w:tab w:val="num" w:pos="2880"/>
+        </w:tabs>
+        <w:ind w:left="2880" w:hanging="360"/>
+      </w:pPr>
+      <w:rPr>
+        <w:rFonts w:ascii="Wingdings" w:hAnsi="Wingdings" w:hint="default"/>
+        <w:sz w:val="20"/>
+      </w:rPr>
+    </w:lvl>
+    <w:lvl w:ilvl="4" w:tentative="1">
+      <w:start w:val="1"/>
+      <w:numFmt w:val="bullet"/>
+      <w:lvlText w:val=""/>
+      <w:lvlJc w:val="left"/>
+      <w:pPr>
+        <w:tabs>
+          <w:tab w:val="num" w:pos="3600"/>
+        </w:tabs>
+        <w:ind w:left="3600" w:hanging="360"/>
+      </w:pPr>
+      <w:rPr>
+        <w:rFonts w:ascii="Wingdings" w:hAnsi="Wingdings" w:hint="default"/>
+        <w:sz w:val="20"/>
+      </w:rPr>
+    </w:lvl>
+    <w:lvl w:ilvl="5" w:tentative="1">
+      <w:start w:val="1"/>
+      <w:numFmt w:val="bullet"/>
+      <w:lvlText w:val=""/>
+      <w:lvlJc w:val="left"/>
+      <w:pPr>
+        <w:tabs>
+          <w:tab w:val="num" w:pos="4320"/>
+        </w:tabs>
+        <w:ind w:left="4320" w:hanging="360"/>
+      </w:pPr>
+      <w:rPr>
+        <w:rFonts w:ascii="Wingdings" w:hAnsi="Wingdings" w:hint="default"/>
+        <w:sz w:val="20"/>
+      </w:rPr>
+    </w:lvl>
+    <w:lvl w:ilvl="6" w:tentative="1">
+      <w:start w:val="1"/>
+      <w:numFmt w:val="bullet"/>
+      <w:lvlText w:val=""/>
+      <w:lvlJc w:val="left"/>
+      <w:pPr>
+        <w:tabs>
+          <w:tab w:val="num" w:pos="5040"/>
+        </w:tabs>
+        <w:ind w:left="5040" w:hanging="360"/>
+      </w:pPr>
+      <w:rPr>
+        <w:rFonts w:ascii="Wingdings" w:hAnsi="Wingdings" w:hint="default"/>
+        <w:sz w:val="20"/>
+      </w:rPr>
+    </w:lvl>
+    <w:lvl w:ilvl="7" w:tentative="1">
+      <w:start w:val="1"/>
+      <w:numFmt w:val="bullet"/>
+      <w:lvlText w:val=""/>
+      <w:lvlJc w:val="left"/>
+      <w:pPr>
+        <w:tabs>
+          <w:tab w:val="num" w:pos="5760"/>
+        </w:tabs>
+        <w:ind w:left="5760" w:hanging="360"/>
+      </w:pPr>
+      <w:rPr>
+        <w:rFonts w:ascii="Wingdings" w:hAnsi="Wingdings" w:hint="default"/>
+        <w:sz w:val="20"/>
+      </w:rPr>
+    </w:lvl>
+    <w:lvl w:ilvl="8" w:tentative="1">
+      <w:start w:val="1"/>
+      <w:numFmt w:val="bullet"/>
+      <w:lvlText w:val=""/>
+      <w:lvlJc w:val="left"/>
+      <w:pPr>
+        <w:tabs>
+          <w:tab w:val="num" w:pos="6480"/>
+        </w:tabs>
+        <w:ind w:left="6480" w:hanging="360"/>
+      </w:pPr>
+      <w:rPr>
+        <w:rFonts w:ascii="Wingdings" w:hAnsi="Wingdings" w:hint="default"/>
+        <w:sz w:val="20"/>
+      </w:rPr>
+    </w:lvl>
+  </w:abstractNum>
+  <w:abstractNum w:abstractNumId="7" w15:restartNumberingAfterBreak="0">
+    <w:nsid w:val="043A4C17"/>
+    <w:multiLevelType w:val="multilevel"/>
+    <w:tmpl w:val="9FE214EA"/>
+    <w:lvl w:ilvl="0">
+      <w:start w:val="1"/>
+      <w:numFmt w:val="bullet"/>
+      <w:lvlText w:val=""/>
+      <w:lvlJc w:val="left"/>
+      <w:pPr>
+        <w:tabs>
+          <w:tab w:val="num" w:pos="720"/>
+        </w:tabs>
+        <w:ind w:left="720" w:hanging="360"/>
+      </w:pPr>
+      <w:rPr>
+        <w:rFonts w:ascii="Symbol" w:hAnsi="Symbol" w:hint="default"/>
+        <w:sz w:val="20"/>
+      </w:rPr>
+    </w:lvl>
+    <w:lvl w:ilvl="1" w:tentative="1">
+      <w:start w:val="1"/>
+      <w:numFmt w:val="bullet"/>
+      <w:lvlText w:val="o"/>
+      <w:lvlJc w:val="left"/>
+      <w:pPr>
+        <w:tabs>
+          <w:tab w:val="num" w:pos="1440"/>
+        </w:tabs>
+        <w:ind w:left="1440" w:hanging="360"/>
+      </w:pPr>
+      <w:rPr>
+        <w:rFonts w:ascii="Courier New" w:hAnsi="Courier New" w:hint="default"/>
+        <w:sz w:val="20"/>
+      </w:rPr>
+    </w:lvl>
+    <w:lvl w:ilvl="2" w:tentative="1">
+      <w:start w:val="1"/>
+      <w:numFmt w:val="bullet"/>
+      <w:lvlText w:val=""/>
+      <w:lvlJc w:val="left"/>
+      <w:pPr>
+        <w:tabs>
+          <w:tab w:val="num" w:pos="2160"/>
+        </w:tabs>
+        <w:ind w:left="2160" w:hanging="360"/>
+      </w:pPr>
+      <w:rPr>
+        <w:rFonts w:ascii="Wingdings" w:hAnsi="Wingdings" w:hint="default"/>
+        <w:sz w:val="20"/>
+      </w:rPr>
+    </w:lvl>
+    <w:lvl w:ilvl="3" w:tentative="1">
+      <w:start w:val="1"/>
+      <w:numFmt w:val="bullet"/>
+      <w:lvlText w:val=""/>
+      <w:lvlJc w:val="left"/>
+      <w:pPr>
+        <w:tabs>
+          <w:tab w:val="num" w:pos="2880"/>
+        </w:tabs>
+        <w:ind w:left="2880" w:hanging="360"/>
+      </w:pPr>
+      <w:rPr>
+        <w:rFonts w:ascii="Wingdings" w:hAnsi="Wingdings" w:hint="default"/>
+        <w:sz w:val="20"/>
+      </w:rPr>
+    </w:lvl>
+    <w:lvl w:ilvl="4" w:tentative="1">
+      <w:start w:val="1"/>
+      <w:numFmt w:val="bullet"/>
+      <w:lvlText w:val=""/>
+      <w:lvlJc w:val="left"/>
+      <w:pPr>
+        <w:tabs>
+          <w:tab w:val="num" w:pos="3600"/>
+        </w:tabs>
+        <w:ind w:left="3600" w:hanging="360"/>
+      </w:pPr>
+      <w:rPr>
+        <w:rFonts w:ascii="Wingdings" w:hAnsi="Wingdings" w:hint="default"/>
+        <w:sz w:val="20"/>
+      </w:rPr>
+    </w:lvl>
+    <w:lvl w:ilvl="5" w:tentative="1">
+      <w:start w:val="1"/>
+      <w:numFmt w:val="bullet"/>
+      <w:lvlText w:val=""/>
+      <w:lvlJc w:val="left"/>
+      <w:pPr>
+        <w:tabs>
+          <w:tab w:val="num" w:pos="4320"/>
+        </w:tabs>
+        <w:ind w:left="4320" w:hanging="360"/>
+      </w:pPr>
+      <w:rPr>
+        <w:rFonts w:ascii="Wingdings" w:hAnsi="Wingdings" w:hint="default"/>
+        <w:sz w:val="20"/>
+      </w:rPr>
+    </w:lvl>
+    <w:lvl w:ilvl="6" w:tentative="1">
+      <w:start w:val="1"/>
+      <w:numFmt w:val="bullet"/>
+      <w:lvlText w:val=""/>
+      <w:lvlJc w:val="left"/>
+      <w:pPr>
+        <w:tabs>
+          <w:tab w:val="num" w:pos="5040"/>
+        </w:tabs>
+        <w:ind w:left="5040" w:hanging="360"/>
+      </w:pPr>
+      <w:rPr>
+        <w:rFonts w:ascii="Wingdings" w:hAnsi="Wingdings" w:hint="default"/>
+        <w:sz w:val="20"/>
+      </w:rPr>
+    </w:lvl>
+    <w:lvl w:ilvl="7" w:tentative="1">
+      <w:start w:val="1"/>
+      <w:numFmt w:val="bullet"/>
+      <w:lvlText w:val=""/>
+      <w:lvlJc w:val="left"/>
+      <w:pPr>
+        <w:tabs>
+          <w:tab w:val="num" w:pos="5760"/>
+        </w:tabs>
+        <w:ind w:left="5760" w:hanging="360"/>
+      </w:pPr>
+      <w:rPr>
+        <w:rFonts w:ascii="Wingdings" w:hAnsi="Wingdings" w:hint="default"/>
+        <w:sz w:val="20"/>
+      </w:rPr>
+    </w:lvl>
+    <w:lvl w:ilvl="8" w:tentative="1">
+      <w:start w:val="1"/>
+      <w:numFmt w:val="bullet"/>
+      <w:lvlText w:val=""/>
+      <w:lvlJc w:val="left"/>
+      <w:pPr>
+        <w:tabs>
+          <w:tab w:val="num" w:pos="6480"/>
+        </w:tabs>
+        <w:ind w:left="6480" w:hanging="360"/>
+      </w:pPr>
+      <w:rPr>
+        <w:rFonts w:ascii="Wingdings" w:hAnsi="Wingdings" w:hint="default"/>
+        <w:sz w:val="20"/>
+      </w:rPr>
+    </w:lvl>
+  </w:abstractNum>
+  <w:abstractNum w:abstractNumId="8" w15:restartNumberingAfterBreak="0">
+    <w:nsid w:val="074479F8"/>
+    <w:multiLevelType w:val="multilevel"/>
+    <w:tmpl w:val="06343740"/>
+    <w:lvl w:ilvl="0">
+      <w:start w:val="1"/>
+      <w:numFmt w:val="bullet"/>
+      <w:lvlText w:val=""/>
+      <w:lvlJc w:val="left"/>
+      <w:pPr>
+        <w:tabs>
+          <w:tab w:val="num" w:pos="720"/>
+        </w:tabs>
+        <w:ind w:left="720" w:hanging="360"/>
+      </w:pPr>
+      <w:rPr>
+        <w:rFonts w:ascii="Symbol" w:hAnsi="Symbol" w:hint="default"/>
+        <w:sz w:val="20"/>
+      </w:rPr>
+    </w:lvl>
+    <w:lvl w:ilvl="1" w:tentative="1">
+      <w:start w:val="1"/>
+      <w:numFmt w:val="bullet"/>
+      <w:lvlText w:val="o"/>
+      <w:lvlJc w:val="left"/>
+      <w:pPr>
+        <w:tabs>
+          <w:tab w:val="num" w:pos="1440"/>
+        </w:tabs>
+        <w:ind w:left="1440" w:hanging="360"/>
+      </w:pPr>
+      <w:rPr>
+        <w:rFonts w:ascii="Courier New" w:hAnsi="Courier New" w:hint="default"/>
+        <w:sz w:val="20"/>
+      </w:rPr>
+    </w:lvl>
+    <w:lvl w:ilvl="2" w:tentative="1">
+      <w:start w:val="1"/>
+      <w:numFmt w:val="bullet"/>
+      <w:lvlText w:val=""/>
+      <w:lvlJc w:val="left"/>
+      <w:pPr>
+        <w:tabs>
+          <w:tab w:val="num" w:pos="2160"/>
+        </w:tabs>
+        <w:ind w:left="2160" w:hanging="360"/>
+      </w:pPr>
+      <w:rPr>
+        <w:rFonts w:ascii="Wingdings" w:hAnsi="Wingdings" w:hint="default"/>
+        <w:sz w:val="20"/>
+      </w:rPr>
+    </w:lvl>
+    <w:lvl w:ilvl="3" w:tentative="1">
+      <w:start w:val="1"/>
+      <w:numFmt w:val="bullet"/>
+      <w:lvlText w:val=""/>
+      <w:lvlJc w:val="left"/>
+      <w:pPr>
+        <w:tabs>
+          <w:tab w:val="num" w:pos="2880"/>
+        </w:tabs>
+        <w:ind w:left="2880" w:hanging="360"/>
+      </w:pPr>
+      <w:rPr>
+        <w:rFonts w:ascii="Wingdings" w:hAnsi="Wingdings" w:hint="default"/>
+        <w:sz w:val="20"/>
+      </w:rPr>
+    </w:lvl>
+    <w:lvl w:ilvl="4" w:tentative="1">
+      <w:start w:val="1"/>
+      <w:numFmt w:val="bullet"/>
+      <w:lvlText w:val=""/>
+      <w:lvlJc w:val="left"/>
+      <w:pPr>
+        <w:tabs>
+          <w:tab w:val="num" w:pos="3600"/>
+        </w:tabs>
+        <w:ind w:left="3600" w:hanging="360"/>
+      </w:pPr>
+      <w:rPr>
+        <w:rFonts w:ascii="Wingdings" w:hAnsi="Wingdings" w:hint="default"/>
+        <w:sz w:val="20"/>
+      </w:rPr>
+    </w:lvl>
+    <w:lvl w:ilvl="5" w:tentative="1">
+      <w:start w:val="1"/>
+      <w:numFmt w:val="bullet"/>
+      <w:lvlText w:val=""/>
+      <w:lvlJc w:val="left"/>
+      <w:pPr>
+        <w:tabs>
+          <w:tab w:val="num" w:pos="4320"/>
+        </w:tabs>
+        <w:ind w:left="4320" w:hanging="360"/>
+      </w:pPr>
+      <w:rPr>
+        <w:rFonts w:ascii="Wingdings" w:hAnsi="Wingdings" w:hint="default"/>
+        <w:sz w:val="20"/>
+      </w:rPr>
+    </w:lvl>
+    <w:lvl w:ilvl="6" w:tentative="1">
+      <w:start w:val="1"/>
+      <w:numFmt w:val="bullet"/>
+      <w:lvlText w:val=""/>
+      <w:lvlJc w:val="left"/>
+      <w:pPr>
+        <w:tabs>
+          <w:tab w:val="num" w:pos="5040"/>
+        </w:tabs>
+        <w:ind w:left="5040" w:hanging="360"/>
+      </w:pPr>
+      <w:rPr>
+        <w:rFonts w:ascii="Wingdings" w:hAnsi="Wingdings" w:hint="default"/>
+        <w:sz w:val="20"/>
+      </w:rPr>
+    </w:lvl>
+    <w:lvl w:ilvl="7" w:tentative="1">
+      <w:start w:val="1"/>
+      <w:numFmt w:val="bullet"/>
+      <w:lvlText w:val=""/>
+      <w:lvlJc w:val="left"/>
+      <w:pPr>
+        <w:tabs>
+          <w:tab w:val="num" w:pos="5760"/>
+        </w:tabs>
+        <w:ind w:left="5760" w:hanging="360"/>
+      </w:pPr>
+      <w:rPr>
+        <w:rFonts w:ascii="Wingdings" w:hAnsi="Wingdings" w:hint="default"/>
+        <w:sz w:val="20"/>
+      </w:rPr>
+    </w:lvl>
+    <w:lvl w:ilvl="8" w:tentative="1">
+      <w:start w:val="1"/>
+      <w:numFmt w:val="bullet"/>
+      <w:lvlText w:val=""/>
+      <w:lvlJc w:val="left"/>
+      <w:pPr>
+        <w:tabs>
+          <w:tab w:val="num" w:pos="6480"/>
+        </w:tabs>
+        <w:ind w:left="6480" w:hanging="360"/>
+      </w:pPr>
+      <w:rPr>
+        <w:rFonts w:ascii="Wingdings" w:hAnsi="Wingdings" w:hint="default"/>
+        <w:sz w:val="20"/>
+      </w:rPr>
+    </w:lvl>
+  </w:abstractNum>
   <w:abstractNum w:abstractNumId="9" w15:restartNumberingAfterBreak="0">
-    <w:nsid w:val="1A0B59CE"/>
+    <w:nsid w:val="090547A2"/>
     <w:multiLevelType w:val="multilevel"/>
-    <w:tmpl w:val="08C61726"/>
+    <w:tmpl w:val="A8C2A362"/>
     <w:lvl w:ilvl="0">
       <w:start w:val="1"/>
-      <w:numFmt w:val="decimal"/>
-      <w:lvlText w:val="%1."/>
+      <w:numFmt w:val="bullet"/>
+      <w:lvlText w:val=""/>
       <w:lvlJc w:val="left"/>
       <w:pPr>
         <w:tabs>
@@ -670,11 +5326,15 @@
         </w:tabs>
         <w:ind w:left="720" w:hanging="360"/>
       </w:pPr>
+      <w:rPr>
+        <w:rFonts w:ascii="Symbol" w:hAnsi="Symbol" w:hint="default"/>
+        <w:sz w:val="20"/>
+      </w:rPr>
     </w:lvl>
     <w:lvl w:ilvl="1" w:tentative="1">
       <w:start w:val="1"/>
-      <w:numFmt w:val="decimal"/>
-      <w:lvlText w:val="%2."/>
+      <w:numFmt w:val="bullet"/>
+      <w:lvlText w:val="o"/>
       <w:lvlJc w:val="left"/>
       <w:pPr>
         <w:tabs>
@@ -682,11 +5342,15 @@
         </w:tabs>
         <w:ind w:left="1440" w:hanging="360"/>
       </w:pPr>
+      <w:rPr>
+        <w:rFonts w:ascii="Courier New" w:hAnsi="Courier New" w:hint="default"/>
+        <w:sz w:val="20"/>
+      </w:rPr>
     </w:lvl>
     <w:lvl w:ilvl="2" w:tentative="1">
       <w:start w:val="1"/>
-      <w:numFmt w:val="decimal"/>
-      <w:lvlText w:val="%3."/>
+      <w:numFmt w:val="bullet"/>
+      <w:lvlText w:val=""/>
       <w:lvlJc w:val="left"/>
       <w:pPr>
         <w:tabs>
@@ -694,11 +5358,15 @@
         </w:tabs>
         <w:ind w:left="2160" w:hanging="360"/>
       </w:pPr>
+      <w:rPr>
+        <w:rFonts w:ascii="Wingdings" w:hAnsi="Wingdings" w:hint="default"/>
+        <w:sz w:val="20"/>
+      </w:rPr>
     </w:lvl>
     <w:lvl w:ilvl="3" w:tentative="1">
       <w:start w:val="1"/>
-      <w:numFmt w:val="decimal"/>
-      <w:lvlText w:val="%4."/>
+      <w:numFmt w:val="bullet"/>
+      <w:lvlText w:val=""/>
       <w:lvlJc w:val="left"/>
       <w:pPr>
         <w:tabs>
@@ -706,11 +5374,15 @@
         </w:tabs>
         <w:ind w:left="2880" w:hanging="360"/>
       </w:pPr>
+      <w:rPr>
+        <w:rFonts w:ascii="Wingdings" w:hAnsi="Wingdings" w:hint="default"/>
+        <w:sz w:val="20"/>
+      </w:rPr>
     </w:lvl>
     <w:lvl w:ilvl="4" w:tentative="1">
       <w:start w:val="1"/>
-      <w:numFmt w:val="decimal"/>
-      <w:lvlText w:val="%5."/>
+      <w:numFmt w:val="bullet"/>
+      <w:lvlText w:val=""/>
       <w:lvlJc w:val="left"/>
       <w:pPr>
         <w:tabs>
@@ -718,11 +5390,15 @@
         </w:tabs>
         <w:ind w:left="3600" w:hanging="360"/>
       </w:pPr>
+      <w:rPr>
+        <w:rFonts w:ascii="Wingdings" w:hAnsi="Wingdings" w:hint="default"/>
+        <w:sz w:val="20"/>
+      </w:rPr>
     </w:lvl>
     <w:lvl w:ilvl="5" w:tentative="1">
       <w:start w:val="1"/>
-      <w:numFmt w:val="decimal"/>
-      <w:lvlText w:val="%6."/>
+      <w:numFmt w:val="bullet"/>
+      <w:lvlText w:val=""/>
       <w:lvlJc w:val="left"/>
       <w:pPr>
         <w:tabs>
@@ -730,11 +5406,15 @@
         </w:tabs>
         <w:ind w:left="4320" w:hanging="360"/>
       </w:pPr>
+      <w:rPr>
+        <w:rFonts w:ascii="Wingdings" w:hAnsi="Wingdings" w:hint="default"/>
+        <w:sz w:val="20"/>
+      </w:rPr>
     </w:lvl>
     <w:lvl w:ilvl="6" w:tentative="1">
       <w:start w:val="1"/>
-      <w:numFmt w:val="decimal"/>
-      <w:lvlText w:val="%7."/>
+      <w:numFmt w:val="bullet"/>
+      <w:lvlText w:val=""/>
       <w:lvlJc w:val="left"/>
       <w:pPr>
         <w:tabs>
@@ -742,11 +5422,15 @@
         </w:tabs>
         <w:ind w:left="5040" w:hanging="360"/>
       </w:pPr>
+      <w:rPr>
+        <w:rFonts w:ascii="Wingdings" w:hAnsi="Wingdings" w:hint="default"/>
+        <w:sz w:val="20"/>
+      </w:rPr>
     </w:lvl>
     <w:lvl w:ilvl="7" w:tentative="1">
       <w:start w:val="1"/>
-      <w:numFmt w:val="decimal"/>
-      <w:lvlText w:val="%8."/>
+      <w:numFmt w:val="bullet"/>
+      <w:lvlText w:val=""/>
       <w:lvlJc w:val="left"/>
       <w:pPr>
         <w:tabs>
@@ -754,11 +5438,15 @@
         </w:tabs>
         <w:ind w:left="5760" w:hanging="360"/>
       </w:pPr>
+      <w:rPr>
+        <w:rFonts w:ascii="Wingdings" w:hAnsi="Wingdings" w:hint="default"/>
+        <w:sz w:val="20"/>
+      </w:rPr>
     </w:lvl>
     <w:lvl w:ilvl="8" w:tentative="1">
       <w:start w:val="1"/>
-      <w:numFmt w:val="decimal"/>
-      <w:lvlText w:val="%9."/>
+      <w:numFmt w:val="bullet"/>
+      <w:lvlText w:val=""/>
       <w:lvlJc w:val="left"/>
       <w:pPr>
         <w:tabs>
@@ -766,12 +5454,16 @@
         </w:tabs>
         <w:ind w:left="6480" w:hanging="360"/>
       </w:pPr>
+      <w:rPr>
+        <w:rFonts w:ascii="Wingdings" w:hAnsi="Wingdings" w:hint="default"/>
+        <w:sz w:val="20"/>
+      </w:rPr>
     </w:lvl>
   </w:abstractNum>
   <w:abstractNum w:abstractNumId="10" w15:restartNumberingAfterBreak="0">
-    <w:nsid w:val="27466DA0"/>
+    <w:nsid w:val="0A18602D"/>
     <w:multiLevelType w:val="multilevel"/>
-    <w:tmpl w:val="B0A2DFE4"/>
+    <w:tmpl w:val="F858F584"/>
     <w:lvl w:ilvl="0">
       <w:start w:val="1"/>
       <w:numFmt w:val="bullet"/>
@@ -918,9 +5610,9 @@
     </w:lvl>
   </w:abstractNum>
   <w:abstractNum w:abstractNumId="11" w15:restartNumberingAfterBreak="0">
-    <w:nsid w:val="27FE78DF"/>
+    <w:nsid w:val="0B795755"/>
     <w:multiLevelType w:val="multilevel"/>
-    <w:tmpl w:val="CF4887A2"/>
+    <w:tmpl w:val="30045162"/>
     <w:lvl w:ilvl="0">
       <w:start w:val="1"/>
       <w:numFmt w:val="bullet"/>
@@ -1067,9 +5759,9 @@
     </w:lvl>
   </w:abstractNum>
   <w:abstractNum w:abstractNumId="12" w15:restartNumberingAfterBreak="0">
-    <w:nsid w:val="3067177F"/>
+    <w:nsid w:val="0D385ABC"/>
     <w:multiLevelType w:val="multilevel"/>
-    <w:tmpl w:val="3F923BBC"/>
+    <w:tmpl w:val="3D78AD9E"/>
     <w:lvl w:ilvl="0">
       <w:start w:val="1"/>
       <w:numFmt w:val="bullet"/>
@@ -1216,9 +5908,9 @@
     </w:lvl>
   </w:abstractNum>
   <w:abstractNum w:abstractNumId="13" w15:restartNumberingAfterBreak="0">
-    <w:nsid w:val="31303C2C"/>
+    <w:nsid w:val="102D34FF"/>
     <w:multiLevelType w:val="multilevel"/>
-    <w:tmpl w:val="2E26DACE"/>
+    <w:tmpl w:val="968E5E5E"/>
     <w:lvl w:ilvl="0">
       <w:start w:val="1"/>
       <w:numFmt w:val="bullet"/>
@@ -1365,9 +6057,9 @@
     </w:lvl>
   </w:abstractNum>
   <w:abstractNum w:abstractNumId="14" w15:restartNumberingAfterBreak="0">
-    <w:nsid w:val="38E55672"/>
+    <w:nsid w:val="11355D28"/>
     <w:multiLevelType w:val="multilevel"/>
-    <w:tmpl w:val="17CAE208"/>
+    <w:tmpl w:val="0F4E8A26"/>
     <w:lvl w:ilvl="0">
       <w:start w:val="1"/>
       <w:numFmt w:val="bullet"/>
@@ -1514,9 +6206,9 @@
     </w:lvl>
   </w:abstractNum>
   <w:abstractNum w:abstractNumId="15" w15:restartNumberingAfterBreak="0">
-    <w:nsid w:val="47612AEE"/>
+    <w:nsid w:val="11A345B2"/>
     <w:multiLevelType w:val="multilevel"/>
-    <w:tmpl w:val="5F3A8BB4"/>
+    <w:tmpl w:val="2778ACF2"/>
     <w:lvl w:ilvl="0">
       <w:start w:val="1"/>
       <w:numFmt w:val="bullet"/>
@@ -1663,9 +6355,9 @@
     </w:lvl>
   </w:abstractNum>
   <w:abstractNum w:abstractNumId="16" w15:restartNumberingAfterBreak="0">
-    <w:nsid w:val="47D61437"/>
+    <w:nsid w:val="150D4991"/>
     <w:multiLevelType w:val="multilevel"/>
-    <w:tmpl w:val="7EBEACD0"/>
+    <w:tmpl w:val="1032A84A"/>
     <w:lvl w:ilvl="0">
       <w:start w:val="1"/>
       <w:numFmt w:val="bullet"/>
@@ -1812,9 +6504,9 @@
     </w:lvl>
   </w:abstractNum>
   <w:abstractNum w:abstractNumId="17" w15:restartNumberingAfterBreak="0">
-    <w:nsid w:val="56AC5584"/>
+    <w:nsid w:val="17067DBE"/>
     <w:multiLevelType w:val="multilevel"/>
-    <w:tmpl w:val="CBEC90A6"/>
+    <w:tmpl w:val="704C7150"/>
     <w:lvl w:ilvl="0">
       <w:start w:val="1"/>
       <w:numFmt w:val="bullet"/>
@@ -1961,9 +6653,9 @@
     </w:lvl>
   </w:abstractNum>
   <w:abstractNum w:abstractNumId="18" w15:restartNumberingAfterBreak="0">
-    <w:nsid w:val="59B958F2"/>
+    <w:nsid w:val="1C2143DF"/>
     <w:multiLevelType w:val="multilevel"/>
-    <w:tmpl w:val="FF12F22E"/>
+    <w:tmpl w:val="FD36B6BA"/>
     <w:lvl w:ilvl="0">
       <w:start w:val="1"/>
       <w:numFmt w:val="bullet"/>
@@ -2110,9 +6802,9 @@
     </w:lvl>
   </w:abstractNum>
   <w:abstractNum w:abstractNumId="19" w15:restartNumberingAfterBreak="0">
-    <w:nsid w:val="63B27B38"/>
+    <w:nsid w:val="1D9A4420"/>
     <w:multiLevelType w:val="multilevel"/>
-    <w:tmpl w:val="D2D0F9A0"/>
+    <w:tmpl w:val="88349B82"/>
     <w:lvl w:ilvl="0">
       <w:start w:val="1"/>
       <w:numFmt w:val="bullet"/>
@@ -2259,9 +6951,9 @@
     </w:lvl>
   </w:abstractNum>
   <w:abstractNum w:abstractNumId="20" w15:restartNumberingAfterBreak="0">
-    <w:nsid w:val="6AAA3F81"/>
+    <w:nsid w:val="1F813D21"/>
     <w:multiLevelType w:val="multilevel"/>
-    <w:tmpl w:val="E7F074D6"/>
+    <w:tmpl w:val="A154C174"/>
     <w:lvl w:ilvl="0">
       <w:start w:val="1"/>
       <w:numFmt w:val="bullet"/>
@@ -2408,9 +7100,9 @@
     </w:lvl>
   </w:abstractNum>
   <w:abstractNum w:abstractNumId="21" w15:restartNumberingAfterBreak="0">
-    <w:nsid w:val="70DB61B4"/>
+    <w:nsid w:val="226F3A2A"/>
     <w:multiLevelType w:val="multilevel"/>
-    <w:tmpl w:val="0B58808A"/>
+    <w:tmpl w:val="2EB428C2"/>
     <w:lvl w:ilvl="0">
       <w:start w:val="1"/>
       <w:numFmt w:val="bullet"/>
@@ -2557,9 +7249,2244 @@
     </w:lvl>
   </w:abstractNum>
   <w:abstractNum w:abstractNumId="22" w15:restartNumberingAfterBreak="0">
-    <w:nsid w:val="7DB716CE"/>
+    <w:nsid w:val="24B60F30"/>
     <w:multiLevelType w:val="multilevel"/>
-    <w:tmpl w:val="3BD23844"/>
+    <w:tmpl w:val="A0B23C44"/>
+    <w:lvl w:ilvl="0">
+      <w:start w:val="1"/>
+      <w:numFmt w:val="bullet"/>
+      <w:lvlText w:val=""/>
+      <w:lvlJc w:val="left"/>
+      <w:pPr>
+        <w:tabs>
+          <w:tab w:val="num" w:pos="720"/>
+        </w:tabs>
+        <w:ind w:left="720" w:hanging="360"/>
+      </w:pPr>
+      <w:rPr>
+        <w:rFonts w:ascii="Symbol" w:hAnsi="Symbol" w:hint="default"/>
+        <w:sz w:val="20"/>
+      </w:rPr>
+    </w:lvl>
+    <w:lvl w:ilvl="1" w:tentative="1">
+      <w:start w:val="1"/>
+      <w:numFmt w:val="bullet"/>
+      <w:lvlText w:val="o"/>
+      <w:lvlJc w:val="left"/>
+      <w:pPr>
+        <w:tabs>
+          <w:tab w:val="num" w:pos="1440"/>
+        </w:tabs>
+        <w:ind w:left="1440" w:hanging="360"/>
+      </w:pPr>
+      <w:rPr>
+        <w:rFonts w:ascii="Courier New" w:hAnsi="Courier New" w:hint="default"/>
+        <w:sz w:val="20"/>
+      </w:rPr>
+    </w:lvl>
+    <w:lvl w:ilvl="2" w:tentative="1">
+      <w:start w:val="1"/>
+      <w:numFmt w:val="bullet"/>
+      <w:lvlText w:val=""/>
+      <w:lvlJc w:val="left"/>
+      <w:pPr>
+        <w:tabs>
+          <w:tab w:val="num" w:pos="2160"/>
+        </w:tabs>
+        <w:ind w:left="2160" w:hanging="360"/>
+      </w:pPr>
+      <w:rPr>
+        <w:rFonts w:ascii="Wingdings" w:hAnsi="Wingdings" w:hint="default"/>
+        <w:sz w:val="20"/>
+      </w:rPr>
+    </w:lvl>
+    <w:lvl w:ilvl="3" w:tentative="1">
+      <w:start w:val="1"/>
+      <w:numFmt w:val="bullet"/>
+      <w:lvlText w:val=""/>
+      <w:lvlJc w:val="left"/>
+      <w:pPr>
+        <w:tabs>
+          <w:tab w:val="num" w:pos="2880"/>
+        </w:tabs>
+        <w:ind w:left="2880" w:hanging="360"/>
+      </w:pPr>
+      <w:rPr>
+        <w:rFonts w:ascii="Wingdings" w:hAnsi="Wingdings" w:hint="default"/>
+        <w:sz w:val="20"/>
+      </w:rPr>
+    </w:lvl>
+    <w:lvl w:ilvl="4" w:tentative="1">
+      <w:start w:val="1"/>
+      <w:numFmt w:val="bullet"/>
+      <w:lvlText w:val=""/>
+      <w:lvlJc w:val="left"/>
+      <w:pPr>
+        <w:tabs>
+          <w:tab w:val="num" w:pos="3600"/>
+        </w:tabs>
+        <w:ind w:left="3600" w:hanging="360"/>
+      </w:pPr>
+      <w:rPr>
+        <w:rFonts w:ascii="Wingdings" w:hAnsi="Wingdings" w:hint="default"/>
+        <w:sz w:val="20"/>
+      </w:rPr>
+    </w:lvl>
+    <w:lvl w:ilvl="5" w:tentative="1">
+      <w:start w:val="1"/>
+      <w:numFmt w:val="bullet"/>
+      <w:lvlText w:val=""/>
+      <w:lvlJc w:val="left"/>
+      <w:pPr>
+        <w:tabs>
+          <w:tab w:val="num" w:pos="4320"/>
+        </w:tabs>
+        <w:ind w:left="4320" w:hanging="360"/>
+      </w:pPr>
+      <w:rPr>
+        <w:rFonts w:ascii="Wingdings" w:hAnsi="Wingdings" w:hint="default"/>
+        <w:sz w:val="20"/>
+      </w:rPr>
+    </w:lvl>
+    <w:lvl w:ilvl="6" w:tentative="1">
+      <w:start w:val="1"/>
+      <w:numFmt w:val="bullet"/>
+      <w:lvlText w:val=""/>
+      <w:lvlJc w:val="left"/>
+      <w:pPr>
+        <w:tabs>
+          <w:tab w:val="num" w:pos="5040"/>
+        </w:tabs>
+        <w:ind w:left="5040" w:hanging="360"/>
+      </w:pPr>
+      <w:rPr>
+        <w:rFonts w:ascii="Wingdings" w:hAnsi="Wingdings" w:hint="default"/>
+        <w:sz w:val="20"/>
+      </w:rPr>
+    </w:lvl>
+    <w:lvl w:ilvl="7" w:tentative="1">
+      <w:start w:val="1"/>
+      <w:numFmt w:val="bullet"/>
+      <w:lvlText w:val=""/>
+      <w:lvlJc w:val="left"/>
+      <w:pPr>
+        <w:tabs>
+          <w:tab w:val="num" w:pos="5760"/>
+        </w:tabs>
+        <w:ind w:left="5760" w:hanging="360"/>
+      </w:pPr>
+      <w:rPr>
+        <w:rFonts w:ascii="Wingdings" w:hAnsi="Wingdings" w:hint="default"/>
+        <w:sz w:val="20"/>
+      </w:rPr>
+    </w:lvl>
+    <w:lvl w:ilvl="8" w:tentative="1">
+      <w:start w:val="1"/>
+      <w:numFmt w:val="bullet"/>
+      <w:lvlText w:val=""/>
+      <w:lvlJc w:val="left"/>
+      <w:pPr>
+        <w:tabs>
+          <w:tab w:val="num" w:pos="6480"/>
+        </w:tabs>
+        <w:ind w:left="6480" w:hanging="360"/>
+      </w:pPr>
+      <w:rPr>
+        <w:rFonts w:ascii="Wingdings" w:hAnsi="Wingdings" w:hint="default"/>
+        <w:sz w:val="20"/>
+      </w:rPr>
+    </w:lvl>
+  </w:abstractNum>
+  <w:abstractNum w:abstractNumId="23" w15:restartNumberingAfterBreak="0">
+    <w:nsid w:val="38474906"/>
+    <w:multiLevelType w:val="multilevel"/>
+    <w:tmpl w:val="83C22F9E"/>
+    <w:lvl w:ilvl="0">
+      <w:start w:val="1"/>
+      <w:numFmt w:val="bullet"/>
+      <w:lvlText w:val=""/>
+      <w:lvlJc w:val="left"/>
+      <w:pPr>
+        <w:tabs>
+          <w:tab w:val="num" w:pos="720"/>
+        </w:tabs>
+        <w:ind w:left="720" w:hanging="360"/>
+      </w:pPr>
+      <w:rPr>
+        <w:rFonts w:ascii="Symbol" w:hAnsi="Symbol" w:hint="default"/>
+        <w:sz w:val="20"/>
+      </w:rPr>
+    </w:lvl>
+    <w:lvl w:ilvl="1" w:tentative="1">
+      <w:start w:val="1"/>
+      <w:numFmt w:val="bullet"/>
+      <w:lvlText w:val="o"/>
+      <w:lvlJc w:val="left"/>
+      <w:pPr>
+        <w:tabs>
+          <w:tab w:val="num" w:pos="1440"/>
+        </w:tabs>
+        <w:ind w:left="1440" w:hanging="360"/>
+      </w:pPr>
+      <w:rPr>
+        <w:rFonts w:ascii="Courier New" w:hAnsi="Courier New" w:hint="default"/>
+        <w:sz w:val="20"/>
+      </w:rPr>
+    </w:lvl>
+    <w:lvl w:ilvl="2" w:tentative="1">
+      <w:start w:val="1"/>
+      <w:numFmt w:val="bullet"/>
+      <w:lvlText w:val=""/>
+      <w:lvlJc w:val="left"/>
+      <w:pPr>
+        <w:tabs>
+          <w:tab w:val="num" w:pos="2160"/>
+        </w:tabs>
+        <w:ind w:left="2160" w:hanging="360"/>
+      </w:pPr>
+      <w:rPr>
+        <w:rFonts w:ascii="Wingdings" w:hAnsi="Wingdings" w:hint="default"/>
+        <w:sz w:val="20"/>
+      </w:rPr>
+    </w:lvl>
+    <w:lvl w:ilvl="3" w:tentative="1">
+      <w:start w:val="1"/>
+      <w:numFmt w:val="bullet"/>
+      <w:lvlText w:val=""/>
+      <w:lvlJc w:val="left"/>
+      <w:pPr>
+        <w:tabs>
+          <w:tab w:val="num" w:pos="2880"/>
+        </w:tabs>
+        <w:ind w:left="2880" w:hanging="360"/>
+      </w:pPr>
+      <w:rPr>
+        <w:rFonts w:ascii="Wingdings" w:hAnsi="Wingdings" w:hint="default"/>
+        <w:sz w:val="20"/>
+      </w:rPr>
+    </w:lvl>
+    <w:lvl w:ilvl="4" w:tentative="1">
+      <w:start w:val="1"/>
+      <w:numFmt w:val="bullet"/>
+      <w:lvlText w:val=""/>
+      <w:lvlJc w:val="left"/>
+      <w:pPr>
+        <w:tabs>
+          <w:tab w:val="num" w:pos="3600"/>
+        </w:tabs>
+        <w:ind w:left="3600" w:hanging="360"/>
+      </w:pPr>
+      <w:rPr>
+        <w:rFonts w:ascii="Wingdings" w:hAnsi="Wingdings" w:hint="default"/>
+        <w:sz w:val="20"/>
+      </w:rPr>
+    </w:lvl>
+    <w:lvl w:ilvl="5" w:tentative="1">
+      <w:start w:val="1"/>
+      <w:numFmt w:val="bullet"/>
+      <w:lvlText w:val=""/>
+      <w:lvlJc w:val="left"/>
+      <w:pPr>
+        <w:tabs>
+          <w:tab w:val="num" w:pos="4320"/>
+        </w:tabs>
+        <w:ind w:left="4320" w:hanging="360"/>
+      </w:pPr>
+      <w:rPr>
+        <w:rFonts w:ascii="Wingdings" w:hAnsi="Wingdings" w:hint="default"/>
+        <w:sz w:val="20"/>
+      </w:rPr>
+    </w:lvl>
+    <w:lvl w:ilvl="6" w:tentative="1">
+      <w:start w:val="1"/>
+      <w:numFmt w:val="bullet"/>
+      <w:lvlText w:val=""/>
+      <w:lvlJc w:val="left"/>
+      <w:pPr>
+        <w:tabs>
+          <w:tab w:val="num" w:pos="5040"/>
+        </w:tabs>
+        <w:ind w:left="5040" w:hanging="360"/>
+      </w:pPr>
+      <w:rPr>
+        <w:rFonts w:ascii="Wingdings" w:hAnsi="Wingdings" w:hint="default"/>
+        <w:sz w:val="20"/>
+      </w:rPr>
+    </w:lvl>
+    <w:lvl w:ilvl="7" w:tentative="1">
+      <w:start w:val="1"/>
+      <w:numFmt w:val="bullet"/>
+      <w:lvlText w:val=""/>
+      <w:lvlJc w:val="left"/>
+      <w:pPr>
+        <w:tabs>
+          <w:tab w:val="num" w:pos="5760"/>
+        </w:tabs>
+        <w:ind w:left="5760" w:hanging="360"/>
+      </w:pPr>
+      <w:rPr>
+        <w:rFonts w:ascii="Wingdings" w:hAnsi="Wingdings" w:hint="default"/>
+        <w:sz w:val="20"/>
+      </w:rPr>
+    </w:lvl>
+    <w:lvl w:ilvl="8" w:tentative="1">
+      <w:start w:val="1"/>
+      <w:numFmt w:val="bullet"/>
+      <w:lvlText w:val=""/>
+      <w:lvlJc w:val="left"/>
+      <w:pPr>
+        <w:tabs>
+          <w:tab w:val="num" w:pos="6480"/>
+        </w:tabs>
+        <w:ind w:left="6480" w:hanging="360"/>
+      </w:pPr>
+      <w:rPr>
+        <w:rFonts w:ascii="Wingdings" w:hAnsi="Wingdings" w:hint="default"/>
+        <w:sz w:val="20"/>
+      </w:rPr>
+    </w:lvl>
+  </w:abstractNum>
+  <w:abstractNum w:abstractNumId="24" w15:restartNumberingAfterBreak="0">
+    <w:nsid w:val="3A675347"/>
+    <w:multiLevelType w:val="multilevel"/>
+    <w:tmpl w:val="26E22506"/>
+    <w:lvl w:ilvl="0">
+      <w:start w:val="1"/>
+      <w:numFmt w:val="bullet"/>
+      <w:lvlText w:val=""/>
+      <w:lvlJc w:val="left"/>
+      <w:pPr>
+        <w:tabs>
+          <w:tab w:val="num" w:pos="720"/>
+        </w:tabs>
+        <w:ind w:left="720" w:hanging="360"/>
+      </w:pPr>
+      <w:rPr>
+        <w:rFonts w:ascii="Symbol" w:hAnsi="Symbol" w:hint="default"/>
+        <w:sz w:val="20"/>
+      </w:rPr>
+    </w:lvl>
+    <w:lvl w:ilvl="1" w:tentative="1">
+      <w:start w:val="1"/>
+      <w:numFmt w:val="bullet"/>
+      <w:lvlText w:val="o"/>
+      <w:lvlJc w:val="left"/>
+      <w:pPr>
+        <w:tabs>
+          <w:tab w:val="num" w:pos="1440"/>
+        </w:tabs>
+        <w:ind w:left="1440" w:hanging="360"/>
+      </w:pPr>
+      <w:rPr>
+        <w:rFonts w:ascii="Courier New" w:hAnsi="Courier New" w:hint="default"/>
+        <w:sz w:val="20"/>
+      </w:rPr>
+    </w:lvl>
+    <w:lvl w:ilvl="2" w:tentative="1">
+      <w:start w:val="1"/>
+      <w:numFmt w:val="bullet"/>
+      <w:lvlText w:val=""/>
+      <w:lvlJc w:val="left"/>
+      <w:pPr>
+        <w:tabs>
+          <w:tab w:val="num" w:pos="2160"/>
+        </w:tabs>
+        <w:ind w:left="2160" w:hanging="360"/>
+      </w:pPr>
+      <w:rPr>
+        <w:rFonts w:ascii="Wingdings" w:hAnsi="Wingdings" w:hint="default"/>
+        <w:sz w:val="20"/>
+      </w:rPr>
+    </w:lvl>
+    <w:lvl w:ilvl="3" w:tentative="1">
+      <w:start w:val="1"/>
+      <w:numFmt w:val="bullet"/>
+      <w:lvlText w:val=""/>
+      <w:lvlJc w:val="left"/>
+      <w:pPr>
+        <w:tabs>
+          <w:tab w:val="num" w:pos="2880"/>
+        </w:tabs>
+        <w:ind w:left="2880" w:hanging="360"/>
+      </w:pPr>
+      <w:rPr>
+        <w:rFonts w:ascii="Wingdings" w:hAnsi="Wingdings" w:hint="default"/>
+        <w:sz w:val="20"/>
+      </w:rPr>
+    </w:lvl>
+    <w:lvl w:ilvl="4" w:tentative="1">
+      <w:start w:val="1"/>
+      <w:numFmt w:val="bullet"/>
+      <w:lvlText w:val=""/>
+      <w:lvlJc w:val="left"/>
+      <w:pPr>
+        <w:tabs>
+          <w:tab w:val="num" w:pos="3600"/>
+        </w:tabs>
+        <w:ind w:left="3600" w:hanging="360"/>
+      </w:pPr>
+      <w:rPr>
+        <w:rFonts w:ascii="Wingdings" w:hAnsi="Wingdings" w:hint="default"/>
+        <w:sz w:val="20"/>
+      </w:rPr>
+    </w:lvl>
+    <w:lvl w:ilvl="5" w:tentative="1">
+      <w:start w:val="1"/>
+      <w:numFmt w:val="bullet"/>
+      <w:lvlText w:val=""/>
+      <w:lvlJc w:val="left"/>
+      <w:pPr>
+        <w:tabs>
+          <w:tab w:val="num" w:pos="4320"/>
+        </w:tabs>
+        <w:ind w:left="4320" w:hanging="360"/>
+      </w:pPr>
+      <w:rPr>
+        <w:rFonts w:ascii="Wingdings" w:hAnsi="Wingdings" w:hint="default"/>
+        <w:sz w:val="20"/>
+      </w:rPr>
+    </w:lvl>
+    <w:lvl w:ilvl="6" w:tentative="1">
+      <w:start w:val="1"/>
+      <w:numFmt w:val="bullet"/>
+      <w:lvlText w:val=""/>
+      <w:lvlJc w:val="left"/>
+      <w:pPr>
+        <w:tabs>
+          <w:tab w:val="num" w:pos="5040"/>
+        </w:tabs>
+        <w:ind w:left="5040" w:hanging="360"/>
+      </w:pPr>
+      <w:rPr>
+        <w:rFonts w:ascii="Wingdings" w:hAnsi="Wingdings" w:hint="default"/>
+        <w:sz w:val="20"/>
+      </w:rPr>
+    </w:lvl>
+    <w:lvl w:ilvl="7" w:tentative="1">
+      <w:start w:val="1"/>
+      <w:numFmt w:val="bullet"/>
+      <w:lvlText w:val=""/>
+      <w:lvlJc w:val="left"/>
+      <w:pPr>
+        <w:tabs>
+          <w:tab w:val="num" w:pos="5760"/>
+        </w:tabs>
+        <w:ind w:left="5760" w:hanging="360"/>
+      </w:pPr>
+      <w:rPr>
+        <w:rFonts w:ascii="Wingdings" w:hAnsi="Wingdings" w:hint="default"/>
+        <w:sz w:val="20"/>
+      </w:rPr>
+    </w:lvl>
+    <w:lvl w:ilvl="8" w:tentative="1">
+      <w:start w:val="1"/>
+      <w:numFmt w:val="bullet"/>
+      <w:lvlText w:val=""/>
+      <w:lvlJc w:val="left"/>
+      <w:pPr>
+        <w:tabs>
+          <w:tab w:val="num" w:pos="6480"/>
+        </w:tabs>
+        <w:ind w:left="6480" w:hanging="360"/>
+      </w:pPr>
+      <w:rPr>
+        <w:rFonts w:ascii="Wingdings" w:hAnsi="Wingdings" w:hint="default"/>
+        <w:sz w:val="20"/>
+      </w:rPr>
+    </w:lvl>
+  </w:abstractNum>
+  <w:abstractNum w:abstractNumId="25" w15:restartNumberingAfterBreak="0">
+    <w:nsid w:val="3FAF5A2A"/>
+    <w:multiLevelType w:val="multilevel"/>
+    <w:tmpl w:val="A9D62A4C"/>
+    <w:lvl w:ilvl="0">
+      <w:start w:val="1"/>
+      <w:numFmt w:val="bullet"/>
+      <w:lvlText w:val=""/>
+      <w:lvlJc w:val="left"/>
+      <w:pPr>
+        <w:tabs>
+          <w:tab w:val="num" w:pos="720"/>
+        </w:tabs>
+        <w:ind w:left="720" w:hanging="360"/>
+      </w:pPr>
+      <w:rPr>
+        <w:rFonts w:ascii="Symbol" w:hAnsi="Symbol" w:hint="default"/>
+        <w:sz w:val="20"/>
+      </w:rPr>
+    </w:lvl>
+    <w:lvl w:ilvl="1" w:tentative="1">
+      <w:start w:val="1"/>
+      <w:numFmt w:val="bullet"/>
+      <w:lvlText w:val="o"/>
+      <w:lvlJc w:val="left"/>
+      <w:pPr>
+        <w:tabs>
+          <w:tab w:val="num" w:pos="1440"/>
+        </w:tabs>
+        <w:ind w:left="1440" w:hanging="360"/>
+      </w:pPr>
+      <w:rPr>
+        <w:rFonts w:ascii="Courier New" w:hAnsi="Courier New" w:hint="default"/>
+        <w:sz w:val="20"/>
+      </w:rPr>
+    </w:lvl>
+    <w:lvl w:ilvl="2" w:tentative="1">
+      <w:start w:val="1"/>
+      <w:numFmt w:val="bullet"/>
+      <w:lvlText w:val=""/>
+      <w:lvlJc w:val="left"/>
+      <w:pPr>
+        <w:tabs>
+          <w:tab w:val="num" w:pos="2160"/>
+        </w:tabs>
+        <w:ind w:left="2160" w:hanging="360"/>
+      </w:pPr>
+      <w:rPr>
+        <w:rFonts w:ascii="Wingdings" w:hAnsi="Wingdings" w:hint="default"/>
+        <w:sz w:val="20"/>
+      </w:rPr>
+    </w:lvl>
+    <w:lvl w:ilvl="3" w:tentative="1">
+      <w:start w:val="1"/>
+      <w:numFmt w:val="bullet"/>
+      <w:lvlText w:val=""/>
+      <w:lvlJc w:val="left"/>
+      <w:pPr>
+        <w:tabs>
+          <w:tab w:val="num" w:pos="2880"/>
+        </w:tabs>
+        <w:ind w:left="2880" w:hanging="360"/>
+      </w:pPr>
+      <w:rPr>
+        <w:rFonts w:ascii="Wingdings" w:hAnsi="Wingdings" w:hint="default"/>
+        <w:sz w:val="20"/>
+      </w:rPr>
+    </w:lvl>
+    <w:lvl w:ilvl="4" w:tentative="1">
+      <w:start w:val="1"/>
+      <w:numFmt w:val="bullet"/>
+      <w:lvlText w:val=""/>
+      <w:lvlJc w:val="left"/>
+      <w:pPr>
+        <w:tabs>
+          <w:tab w:val="num" w:pos="3600"/>
+        </w:tabs>
+        <w:ind w:left="3600" w:hanging="360"/>
+      </w:pPr>
+      <w:rPr>
+        <w:rFonts w:ascii="Wingdings" w:hAnsi="Wingdings" w:hint="default"/>
+        <w:sz w:val="20"/>
+      </w:rPr>
+    </w:lvl>
+    <w:lvl w:ilvl="5" w:tentative="1">
+      <w:start w:val="1"/>
+      <w:numFmt w:val="bullet"/>
+      <w:lvlText w:val=""/>
+      <w:lvlJc w:val="left"/>
+      <w:pPr>
+        <w:tabs>
+          <w:tab w:val="num" w:pos="4320"/>
+        </w:tabs>
+        <w:ind w:left="4320" w:hanging="360"/>
+      </w:pPr>
+      <w:rPr>
+        <w:rFonts w:ascii="Wingdings" w:hAnsi="Wingdings" w:hint="default"/>
+        <w:sz w:val="20"/>
+      </w:rPr>
+    </w:lvl>
+    <w:lvl w:ilvl="6" w:tentative="1">
+      <w:start w:val="1"/>
+      <w:numFmt w:val="bullet"/>
+      <w:lvlText w:val=""/>
+      <w:lvlJc w:val="left"/>
+      <w:pPr>
+        <w:tabs>
+          <w:tab w:val="num" w:pos="5040"/>
+        </w:tabs>
+        <w:ind w:left="5040" w:hanging="360"/>
+      </w:pPr>
+      <w:rPr>
+        <w:rFonts w:ascii="Wingdings" w:hAnsi="Wingdings" w:hint="default"/>
+        <w:sz w:val="20"/>
+      </w:rPr>
+    </w:lvl>
+    <w:lvl w:ilvl="7" w:tentative="1">
+      <w:start w:val="1"/>
+      <w:numFmt w:val="bullet"/>
+      <w:lvlText w:val=""/>
+      <w:lvlJc w:val="left"/>
+      <w:pPr>
+        <w:tabs>
+          <w:tab w:val="num" w:pos="5760"/>
+        </w:tabs>
+        <w:ind w:left="5760" w:hanging="360"/>
+      </w:pPr>
+      <w:rPr>
+        <w:rFonts w:ascii="Wingdings" w:hAnsi="Wingdings" w:hint="default"/>
+        <w:sz w:val="20"/>
+      </w:rPr>
+    </w:lvl>
+    <w:lvl w:ilvl="8" w:tentative="1">
+      <w:start w:val="1"/>
+      <w:numFmt w:val="bullet"/>
+      <w:lvlText w:val=""/>
+      <w:lvlJc w:val="left"/>
+      <w:pPr>
+        <w:tabs>
+          <w:tab w:val="num" w:pos="6480"/>
+        </w:tabs>
+        <w:ind w:left="6480" w:hanging="360"/>
+      </w:pPr>
+      <w:rPr>
+        <w:rFonts w:ascii="Wingdings" w:hAnsi="Wingdings" w:hint="default"/>
+        <w:sz w:val="20"/>
+      </w:rPr>
+    </w:lvl>
+  </w:abstractNum>
+  <w:abstractNum w:abstractNumId="26" w15:restartNumberingAfterBreak="0">
+    <w:nsid w:val="3FF548E8"/>
+    <w:multiLevelType w:val="multilevel"/>
+    <w:tmpl w:val="50121FA2"/>
+    <w:lvl w:ilvl="0">
+      <w:start w:val="1"/>
+      <w:numFmt w:val="bullet"/>
+      <w:lvlText w:val=""/>
+      <w:lvlJc w:val="left"/>
+      <w:pPr>
+        <w:tabs>
+          <w:tab w:val="num" w:pos="720"/>
+        </w:tabs>
+        <w:ind w:left="720" w:hanging="360"/>
+      </w:pPr>
+      <w:rPr>
+        <w:rFonts w:ascii="Symbol" w:hAnsi="Symbol" w:hint="default"/>
+        <w:sz w:val="20"/>
+      </w:rPr>
+    </w:lvl>
+    <w:lvl w:ilvl="1" w:tentative="1">
+      <w:start w:val="1"/>
+      <w:numFmt w:val="bullet"/>
+      <w:lvlText w:val="o"/>
+      <w:lvlJc w:val="left"/>
+      <w:pPr>
+        <w:tabs>
+          <w:tab w:val="num" w:pos="1440"/>
+        </w:tabs>
+        <w:ind w:left="1440" w:hanging="360"/>
+      </w:pPr>
+      <w:rPr>
+        <w:rFonts w:ascii="Courier New" w:hAnsi="Courier New" w:hint="default"/>
+        <w:sz w:val="20"/>
+      </w:rPr>
+    </w:lvl>
+    <w:lvl w:ilvl="2" w:tentative="1">
+      <w:start w:val="1"/>
+      <w:numFmt w:val="bullet"/>
+      <w:lvlText w:val=""/>
+      <w:lvlJc w:val="left"/>
+      <w:pPr>
+        <w:tabs>
+          <w:tab w:val="num" w:pos="2160"/>
+        </w:tabs>
+        <w:ind w:left="2160" w:hanging="360"/>
+      </w:pPr>
+      <w:rPr>
+        <w:rFonts w:ascii="Wingdings" w:hAnsi="Wingdings" w:hint="default"/>
+        <w:sz w:val="20"/>
+      </w:rPr>
+    </w:lvl>
+    <w:lvl w:ilvl="3" w:tentative="1">
+      <w:start w:val="1"/>
+      <w:numFmt w:val="bullet"/>
+      <w:lvlText w:val=""/>
+      <w:lvlJc w:val="left"/>
+      <w:pPr>
+        <w:tabs>
+          <w:tab w:val="num" w:pos="2880"/>
+        </w:tabs>
+        <w:ind w:left="2880" w:hanging="360"/>
+      </w:pPr>
+      <w:rPr>
+        <w:rFonts w:ascii="Wingdings" w:hAnsi="Wingdings" w:hint="default"/>
+        <w:sz w:val="20"/>
+      </w:rPr>
+    </w:lvl>
+    <w:lvl w:ilvl="4" w:tentative="1">
+      <w:start w:val="1"/>
+      <w:numFmt w:val="bullet"/>
+      <w:lvlText w:val=""/>
+      <w:lvlJc w:val="left"/>
+      <w:pPr>
+        <w:tabs>
+          <w:tab w:val="num" w:pos="3600"/>
+        </w:tabs>
+        <w:ind w:left="3600" w:hanging="360"/>
+      </w:pPr>
+      <w:rPr>
+        <w:rFonts w:ascii="Wingdings" w:hAnsi="Wingdings" w:hint="default"/>
+        <w:sz w:val="20"/>
+      </w:rPr>
+    </w:lvl>
+    <w:lvl w:ilvl="5" w:tentative="1">
+      <w:start w:val="1"/>
+      <w:numFmt w:val="bullet"/>
+      <w:lvlText w:val=""/>
+      <w:lvlJc w:val="left"/>
+      <w:pPr>
+        <w:tabs>
+          <w:tab w:val="num" w:pos="4320"/>
+        </w:tabs>
+        <w:ind w:left="4320" w:hanging="360"/>
+      </w:pPr>
+      <w:rPr>
+        <w:rFonts w:ascii="Wingdings" w:hAnsi="Wingdings" w:hint="default"/>
+        <w:sz w:val="20"/>
+      </w:rPr>
+    </w:lvl>
+    <w:lvl w:ilvl="6" w:tentative="1">
+      <w:start w:val="1"/>
+      <w:numFmt w:val="bullet"/>
+      <w:lvlText w:val=""/>
+      <w:lvlJc w:val="left"/>
+      <w:pPr>
+        <w:tabs>
+          <w:tab w:val="num" w:pos="5040"/>
+        </w:tabs>
+        <w:ind w:left="5040" w:hanging="360"/>
+      </w:pPr>
+      <w:rPr>
+        <w:rFonts w:ascii="Wingdings" w:hAnsi="Wingdings" w:hint="default"/>
+        <w:sz w:val="20"/>
+      </w:rPr>
+    </w:lvl>
+    <w:lvl w:ilvl="7" w:tentative="1">
+      <w:start w:val="1"/>
+      <w:numFmt w:val="bullet"/>
+      <w:lvlText w:val=""/>
+      <w:lvlJc w:val="left"/>
+      <w:pPr>
+        <w:tabs>
+          <w:tab w:val="num" w:pos="5760"/>
+        </w:tabs>
+        <w:ind w:left="5760" w:hanging="360"/>
+      </w:pPr>
+      <w:rPr>
+        <w:rFonts w:ascii="Wingdings" w:hAnsi="Wingdings" w:hint="default"/>
+        <w:sz w:val="20"/>
+      </w:rPr>
+    </w:lvl>
+    <w:lvl w:ilvl="8" w:tentative="1">
+      <w:start w:val="1"/>
+      <w:numFmt w:val="bullet"/>
+      <w:lvlText w:val=""/>
+      <w:lvlJc w:val="left"/>
+      <w:pPr>
+        <w:tabs>
+          <w:tab w:val="num" w:pos="6480"/>
+        </w:tabs>
+        <w:ind w:left="6480" w:hanging="360"/>
+      </w:pPr>
+      <w:rPr>
+        <w:rFonts w:ascii="Wingdings" w:hAnsi="Wingdings" w:hint="default"/>
+        <w:sz w:val="20"/>
+      </w:rPr>
+    </w:lvl>
+  </w:abstractNum>
+  <w:abstractNum w:abstractNumId="27" w15:restartNumberingAfterBreak="0">
+    <w:nsid w:val="50C02943"/>
+    <w:multiLevelType w:val="multilevel"/>
+    <w:tmpl w:val="62E8E664"/>
+    <w:lvl w:ilvl="0">
+      <w:start w:val="1"/>
+      <w:numFmt w:val="bullet"/>
+      <w:lvlText w:val=""/>
+      <w:lvlJc w:val="left"/>
+      <w:pPr>
+        <w:tabs>
+          <w:tab w:val="num" w:pos="720"/>
+        </w:tabs>
+        <w:ind w:left="720" w:hanging="360"/>
+      </w:pPr>
+      <w:rPr>
+        <w:rFonts w:ascii="Symbol" w:hAnsi="Symbol" w:hint="default"/>
+        <w:sz w:val="20"/>
+      </w:rPr>
+    </w:lvl>
+    <w:lvl w:ilvl="1" w:tentative="1">
+      <w:start w:val="1"/>
+      <w:numFmt w:val="bullet"/>
+      <w:lvlText w:val="o"/>
+      <w:lvlJc w:val="left"/>
+      <w:pPr>
+        <w:tabs>
+          <w:tab w:val="num" w:pos="1440"/>
+        </w:tabs>
+        <w:ind w:left="1440" w:hanging="360"/>
+      </w:pPr>
+      <w:rPr>
+        <w:rFonts w:ascii="Courier New" w:hAnsi="Courier New" w:hint="default"/>
+        <w:sz w:val="20"/>
+      </w:rPr>
+    </w:lvl>
+    <w:lvl w:ilvl="2" w:tentative="1">
+      <w:start w:val="1"/>
+      <w:numFmt w:val="bullet"/>
+      <w:lvlText w:val=""/>
+      <w:lvlJc w:val="left"/>
+      <w:pPr>
+        <w:tabs>
+          <w:tab w:val="num" w:pos="2160"/>
+        </w:tabs>
+        <w:ind w:left="2160" w:hanging="360"/>
+      </w:pPr>
+      <w:rPr>
+        <w:rFonts w:ascii="Wingdings" w:hAnsi="Wingdings" w:hint="default"/>
+        <w:sz w:val="20"/>
+      </w:rPr>
+    </w:lvl>
+    <w:lvl w:ilvl="3" w:tentative="1">
+      <w:start w:val="1"/>
+      <w:numFmt w:val="bullet"/>
+      <w:lvlText w:val=""/>
+      <w:lvlJc w:val="left"/>
+      <w:pPr>
+        <w:tabs>
+          <w:tab w:val="num" w:pos="2880"/>
+        </w:tabs>
+        <w:ind w:left="2880" w:hanging="360"/>
+      </w:pPr>
+      <w:rPr>
+        <w:rFonts w:ascii="Wingdings" w:hAnsi="Wingdings" w:hint="default"/>
+        <w:sz w:val="20"/>
+      </w:rPr>
+    </w:lvl>
+    <w:lvl w:ilvl="4" w:tentative="1">
+      <w:start w:val="1"/>
+      <w:numFmt w:val="bullet"/>
+      <w:lvlText w:val=""/>
+      <w:lvlJc w:val="left"/>
+      <w:pPr>
+        <w:tabs>
+          <w:tab w:val="num" w:pos="3600"/>
+        </w:tabs>
+        <w:ind w:left="3600" w:hanging="360"/>
+      </w:pPr>
+      <w:rPr>
+        <w:rFonts w:ascii="Wingdings" w:hAnsi="Wingdings" w:hint="default"/>
+        <w:sz w:val="20"/>
+      </w:rPr>
+    </w:lvl>
+    <w:lvl w:ilvl="5" w:tentative="1">
+      <w:start w:val="1"/>
+      <w:numFmt w:val="bullet"/>
+      <w:lvlText w:val=""/>
+      <w:lvlJc w:val="left"/>
+      <w:pPr>
+        <w:tabs>
+          <w:tab w:val="num" w:pos="4320"/>
+        </w:tabs>
+        <w:ind w:left="4320" w:hanging="360"/>
+      </w:pPr>
+      <w:rPr>
+        <w:rFonts w:ascii="Wingdings" w:hAnsi="Wingdings" w:hint="default"/>
+        <w:sz w:val="20"/>
+      </w:rPr>
+    </w:lvl>
+    <w:lvl w:ilvl="6" w:tentative="1">
+      <w:start w:val="1"/>
+      <w:numFmt w:val="bullet"/>
+      <w:lvlText w:val=""/>
+      <w:lvlJc w:val="left"/>
+      <w:pPr>
+        <w:tabs>
+          <w:tab w:val="num" w:pos="5040"/>
+        </w:tabs>
+        <w:ind w:left="5040" w:hanging="360"/>
+      </w:pPr>
+      <w:rPr>
+        <w:rFonts w:ascii="Wingdings" w:hAnsi="Wingdings" w:hint="default"/>
+        <w:sz w:val="20"/>
+      </w:rPr>
+    </w:lvl>
+    <w:lvl w:ilvl="7" w:tentative="1">
+      <w:start w:val="1"/>
+      <w:numFmt w:val="bullet"/>
+      <w:lvlText w:val=""/>
+      <w:lvlJc w:val="left"/>
+      <w:pPr>
+        <w:tabs>
+          <w:tab w:val="num" w:pos="5760"/>
+        </w:tabs>
+        <w:ind w:left="5760" w:hanging="360"/>
+      </w:pPr>
+      <w:rPr>
+        <w:rFonts w:ascii="Wingdings" w:hAnsi="Wingdings" w:hint="default"/>
+        <w:sz w:val="20"/>
+      </w:rPr>
+    </w:lvl>
+    <w:lvl w:ilvl="8" w:tentative="1">
+      <w:start w:val="1"/>
+      <w:numFmt w:val="bullet"/>
+      <w:lvlText w:val=""/>
+      <w:lvlJc w:val="left"/>
+      <w:pPr>
+        <w:tabs>
+          <w:tab w:val="num" w:pos="6480"/>
+        </w:tabs>
+        <w:ind w:left="6480" w:hanging="360"/>
+      </w:pPr>
+      <w:rPr>
+        <w:rFonts w:ascii="Wingdings" w:hAnsi="Wingdings" w:hint="default"/>
+        <w:sz w:val="20"/>
+      </w:rPr>
+    </w:lvl>
+  </w:abstractNum>
+  <w:abstractNum w:abstractNumId="28" w15:restartNumberingAfterBreak="0">
+    <w:nsid w:val="58FB6DE4"/>
+    <w:multiLevelType w:val="multilevel"/>
+    <w:tmpl w:val="3F1445E8"/>
+    <w:lvl w:ilvl="0">
+      <w:start w:val="1"/>
+      <w:numFmt w:val="bullet"/>
+      <w:lvlText w:val=""/>
+      <w:lvlJc w:val="left"/>
+      <w:pPr>
+        <w:tabs>
+          <w:tab w:val="num" w:pos="720"/>
+        </w:tabs>
+        <w:ind w:left="720" w:hanging="360"/>
+      </w:pPr>
+      <w:rPr>
+        <w:rFonts w:ascii="Symbol" w:hAnsi="Symbol" w:hint="default"/>
+        <w:sz w:val="20"/>
+      </w:rPr>
+    </w:lvl>
+    <w:lvl w:ilvl="1" w:tentative="1">
+      <w:start w:val="1"/>
+      <w:numFmt w:val="bullet"/>
+      <w:lvlText w:val="o"/>
+      <w:lvlJc w:val="left"/>
+      <w:pPr>
+        <w:tabs>
+          <w:tab w:val="num" w:pos="1440"/>
+        </w:tabs>
+        <w:ind w:left="1440" w:hanging="360"/>
+      </w:pPr>
+      <w:rPr>
+        <w:rFonts w:ascii="Courier New" w:hAnsi="Courier New" w:hint="default"/>
+        <w:sz w:val="20"/>
+      </w:rPr>
+    </w:lvl>
+    <w:lvl w:ilvl="2" w:tentative="1">
+      <w:start w:val="1"/>
+      <w:numFmt w:val="bullet"/>
+      <w:lvlText w:val=""/>
+      <w:lvlJc w:val="left"/>
+      <w:pPr>
+        <w:tabs>
+          <w:tab w:val="num" w:pos="2160"/>
+        </w:tabs>
+        <w:ind w:left="2160" w:hanging="360"/>
+      </w:pPr>
+      <w:rPr>
+        <w:rFonts w:ascii="Wingdings" w:hAnsi="Wingdings" w:hint="default"/>
+        <w:sz w:val="20"/>
+      </w:rPr>
+    </w:lvl>
+    <w:lvl w:ilvl="3" w:tentative="1">
+      <w:start w:val="1"/>
+      <w:numFmt w:val="bullet"/>
+      <w:lvlText w:val=""/>
+      <w:lvlJc w:val="left"/>
+      <w:pPr>
+        <w:tabs>
+          <w:tab w:val="num" w:pos="2880"/>
+        </w:tabs>
+        <w:ind w:left="2880" w:hanging="360"/>
+      </w:pPr>
+      <w:rPr>
+        <w:rFonts w:ascii="Wingdings" w:hAnsi="Wingdings" w:hint="default"/>
+        <w:sz w:val="20"/>
+      </w:rPr>
+    </w:lvl>
+    <w:lvl w:ilvl="4" w:tentative="1">
+      <w:start w:val="1"/>
+      <w:numFmt w:val="bullet"/>
+      <w:lvlText w:val=""/>
+      <w:lvlJc w:val="left"/>
+      <w:pPr>
+        <w:tabs>
+          <w:tab w:val="num" w:pos="3600"/>
+        </w:tabs>
+        <w:ind w:left="3600" w:hanging="360"/>
+      </w:pPr>
+      <w:rPr>
+        <w:rFonts w:ascii="Wingdings" w:hAnsi="Wingdings" w:hint="default"/>
+        <w:sz w:val="20"/>
+      </w:rPr>
+    </w:lvl>
+    <w:lvl w:ilvl="5" w:tentative="1">
+      <w:start w:val="1"/>
+      <w:numFmt w:val="bullet"/>
+      <w:lvlText w:val=""/>
+      <w:lvlJc w:val="left"/>
+      <w:pPr>
+        <w:tabs>
+          <w:tab w:val="num" w:pos="4320"/>
+        </w:tabs>
+        <w:ind w:left="4320" w:hanging="360"/>
+      </w:pPr>
+      <w:rPr>
+        <w:rFonts w:ascii="Wingdings" w:hAnsi="Wingdings" w:hint="default"/>
+        <w:sz w:val="20"/>
+      </w:rPr>
+    </w:lvl>
+    <w:lvl w:ilvl="6" w:tentative="1">
+      <w:start w:val="1"/>
+      <w:numFmt w:val="bullet"/>
+      <w:lvlText w:val=""/>
+      <w:lvlJc w:val="left"/>
+      <w:pPr>
+        <w:tabs>
+          <w:tab w:val="num" w:pos="5040"/>
+        </w:tabs>
+        <w:ind w:left="5040" w:hanging="360"/>
+      </w:pPr>
+      <w:rPr>
+        <w:rFonts w:ascii="Wingdings" w:hAnsi="Wingdings" w:hint="default"/>
+        <w:sz w:val="20"/>
+      </w:rPr>
+    </w:lvl>
+    <w:lvl w:ilvl="7" w:tentative="1">
+      <w:start w:val="1"/>
+      <w:numFmt w:val="bullet"/>
+      <w:lvlText w:val=""/>
+      <w:lvlJc w:val="left"/>
+      <w:pPr>
+        <w:tabs>
+          <w:tab w:val="num" w:pos="5760"/>
+        </w:tabs>
+        <w:ind w:left="5760" w:hanging="360"/>
+      </w:pPr>
+      <w:rPr>
+        <w:rFonts w:ascii="Wingdings" w:hAnsi="Wingdings" w:hint="default"/>
+        <w:sz w:val="20"/>
+      </w:rPr>
+    </w:lvl>
+    <w:lvl w:ilvl="8" w:tentative="1">
+      <w:start w:val="1"/>
+      <w:numFmt w:val="bullet"/>
+      <w:lvlText w:val=""/>
+      <w:lvlJc w:val="left"/>
+      <w:pPr>
+        <w:tabs>
+          <w:tab w:val="num" w:pos="6480"/>
+        </w:tabs>
+        <w:ind w:left="6480" w:hanging="360"/>
+      </w:pPr>
+      <w:rPr>
+        <w:rFonts w:ascii="Wingdings" w:hAnsi="Wingdings" w:hint="default"/>
+        <w:sz w:val="20"/>
+      </w:rPr>
+    </w:lvl>
+  </w:abstractNum>
+  <w:abstractNum w:abstractNumId="29" w15:restartNumberingAfterBreak="0">
+    <w:nsid w:val="5A274CF1"/>
+    <w:multiLevelType w:val="multilevel"/>
+    <w:tmpl w:val="E800D886"/>
+    <w:lvl w:ilvl="0">
+      <w:start w:val="1"/>
+      <w:numFmt w:val="bullet"/>
+      <w:lvlText w:val=""/>
+      <w:lvlJc w:val="left"/>
+      <w:pPr>
+        <w:tabs>
+          <w:tab w:val="num" w:pos="720"/>
+        </w:tabs>
+        <w:ind w:left="720" w:hanging="360"/>
+      </w:pPr>
+      <w:rPr>
+        <w:rFonts w:ascii="Symbol" w:hAnsi="Symbol" w:hint="default"/>
+        <w:sz w:val="20"/>
+      </w:rPr>
+    </w:lvl>
+    <w:lvl w:ilvl="1" w:tentative="1">
+      <w:start w:val="1"/>
+      <w:numFmt w:val="bullet"/>
+      <w:lvlText w:val="o"/>
+      <w:lvlJc w:val="left"/>
+      <w:pPr>
+        <w:tabs>
+          <w:tab w:val="num" w:pos="1440"/>
+        </w:tabs>
+        <w:ind w:left="1440" w:hanging="360"/>
+      </w:pPr>
+      <w:rPr>
+        <w:rFonts w:ascii="Courier New" w:hAnsi="Courier New" w:hint="default"/>
+        <w:sz w:val="20"/>
+      </w:rPr>
+    </w:lvl>
+    <w:lvl w:ilvl="2" w:tentative="1">
+      <w:start w:val="1"/>
+      <w:numFmt w:val="bullet"/>
+      <w:lvlText w:val=""/>
+      <w:lvlJc w:val="left"/>
+      <w:pPr>
+        <w:tabs>
+          <w:tab w:val="num" w:pos="2160"/>
+        </w:tabs>
+        <w:ind w:left="2160" w:hanging="360"/>
+      </w:pPr>
+      <w:rPr>
+        <w:rFonts w:ascii="Wingdings" w:hAnsi="Wingdings" w:hint="default"/>
+        <w:sz w:val="20"/>
+      </w:rPr>
+    </w:lvl>
+    <w:lvl w:ilvl="3" w:tentative="1">
+      <w:start w:val="1"/>
+      <w:numFmt w:val="bullet"/>
+      <w:lvlText w:val=""/>
+      <w:lvlJc w:val="left"/>
+      <w:pPr>
+        <w:tabs>
+          <w:tab w:val="num" w:pos="2880"/>
+        </w:tabs>
+        <w:ind w:left="2880" w:hanging="360"/>
+      </w:pPr>
+      <w:rPr>
+        <w:rFonts w:ascii="Wingdings" w:hAnsi="Wingdings" w:hint="default"/>
+        <w:sz w:val="20"/>
+      </w:rPr>
+    </w:lvl>
+    <w:lvl w:ilvl="4" w:tentative="1">
+      <w:start w:val="1"/>
+      <w:numFmt w:val="bullet"/>
+      <w:lvlText w:val=""/>
+      <w:lvlJc w:val="left"/>
+      <w:pPr>
+        <w:tabs>
+          <w:tab w:val="num" w:pos="3600"/>
+        </w:tabs>
+        <w:ind w:left="3600" w:hanging="360"/>
+      </w:pPr>
+      <w:rPr>
+        <w:rFonts w:ascii="Wingdings" w:hAnsi="Wingdings" w:hint="default"/>
+        <w:sz w:val="20"/>
+      </w:rPr>
+    </w:lvl>
+    <w:lvl w:ilvl="5" w:tentative="1">
+      <w:start w:val="1"/>
+      <w:numFmt w:val="bullet"/>
+      <w:lvlText w:val=""/>
+      <w:lvlJc w:val="left"/>
+      <w:pPr>
+        <w:tabs>
+          <w:tab w:val="num" w:pos="4320"/>
+        </w:tabs>
+        <w:ind w:left="4320" w:hanging="360"/>
+      </w:pPr>
+      <w:rPr>
+        <w:rFonts w:ascii="Wingdings" w:hAnsi="Wingdings" w:hint="default"/>
+        <w:sz w:val="20"/>
+      </w:rPr>
+    </w:lvl>
+    <w:lvl w:ilvl="6" w:tentative="1">
+      <w:start w:val="1"/>
+      <w:numFmt w:val="bullet"/>
+      <w:lvlText w:val=""/>
+      <w:lvlJc w:val="left"/>
+      <w:pPr>
+        <w:tabs>
+          <w:tab w:val="num" w:pos="5040"/>
+        </w:tabs>
+        <w:ind w:left="5040" w:hanging="360"/>
+      </w:pPr>
+      <w:rPr>
+        <w:rFonts w:ascii="Wingdings" w:hAnsi="Wingdings" w:hint="default"/>
+        <w:sz w:val="20"/>
+      </w:rPr>
+    </w:lvl>
+    <w:lvl w:ilvl="7" w:tentative="1">
+      <w:start w:val="1"/>
+      <w:numFmt w:val="bullet"/>
+      <w:lvlText w:val=""/>
+      <w:lvlJc w:val="left"/>
+      <w:pPr>
+        <w:tabs>
+          <w:tab w:val="num" w:pos="5760"/>
+        </w:tabs>
+        <w:ind w:left="5760" w:hanging="360"/>
+      </w:pPr>
+      <w:rPr>
+        <w:rFonts w:ascii="Wingdings" w:hAnsi="Wingdings" w:hint="default"/>
+        <w:sz w:val="20"/>
+      </w:rPr>
+    </w:lvl>
+    <w:lvl w:ilvl="8" w:tentative="1">
+      <w:start w:val="1"/>
+      <w:numFmt w:val="bullet"/>
+      <w:lvlText w:val=""/>
+      <w:lvlJc w:val="left"/>
+      <w:pPr>
+        <w:tabs>
+          <w:tab w:val="num" w:pos="6480"/>
+        </w:tabs>
+        <w:ind w:left="6480" w:hanging="360"/>
+      </w:pPr>
+      <w:rPr>
+        <w:rFonts w:ascii="Wingdings" w:hAnsi="Wingdings" w:hint="default"/>
+        <w:sz w:val="20"/>
+      </w:rPr>
+    </w:lvl>
+  </w:abstractNum>
+  <w:abstractNum w:abstractNumId="30" w15:restartNumberingAfterBreak="0">
+    <w:nsid w:val="5E441E33"/>
+    <w:multiLevelType w:val="multilevel"/>
+    <w:tmpl w:val="8CC4BEF4"/>
+    <w:lvl w:ilvl="0">
+      <w:start w:val="1"/>
+      <w:numFmt w:val="bullet"/>
+      <w:lvlText w:val=""/>
+      <w:lvlJc w:val="left"/>
+      <w:pPr>
+        <w:tabs>
+          <w:tab w:val="num" w:pos="720"/>
+        </w:tabs>
+        <w:ind w:left="720" w:hanging="360"/>
+      </w:pPr>
+      <w:rPr>
+        <w:rFonts w:ascii="Symbol" w:hAnsi="Symbol" w:hint="default"/>
+        <w:sz w:val="20"/>
+      </w:rPr>
+    </w:lvl>
+    <w:lvl w:ilvl="1" w:tentative="1">
+      <w:start w:val="1"/>
+      <w:numFmt w:val="bullet"/>
+      <w:lvlText w:val="o"/>
+      <w:lvlJc w:val="left"/>
+      <w:pPr>
+        <w:tabs>
+          <w:tab w:val="num" w:pos="1440"/>
+        </w:tabs>
+        <w:ind w:left="1440" w:hanging="360"/>
+      </w:pPr>
+      <w:rPr>
+        <w:rFonts w:ascii="Courier New" w:hAnsi="Courier New" w:hint="default"/>
+        <w:sz w:val="20"/>
+      </w:rPr>
+    </w:lvl>
+    <w:lvl w:ilvl="2" w:tentative="1">
+      <w:start w:val="1"/>
+      <w:numFmt w:val="bullet"/>
+      <w:lvlText w:val=""/>
+      <w:lvlJc w:val="left"/>
+      <w:pPr>
+        <w:tabs>
+          <w:tab w:val="num" w:pos="2160"/>
+        </w:tabs>
+        <w:ind w:left="2160" w:hanging="360"/>
+      </w:pPr>
+      <w:rPr>
+        <w:rFonts w:ascii="Wingdings" w:hAnsi="Wingdings" w:hint="default"/>
+        <w:sz w:val="20"/>
+      </w:rPr>
+    </w:lvl>
+    <w:lvl w:ilvl="3" w:tentative="1">
+      <w:start w:val="1"/>
+      <w:numFmt w:val="bullet"/>
+      <w:lvlText w:val=""/>
+      <w:lvlJc w:val="left"/>
+      <w:pPr>
+        <w:tabs>
+          <w:tab w:val="num" w:pos="2880"/>
+        </w:tabs>
+        <w:ind w:left="2880" w:hanging="360"/>
+      </w:pPr>
+      <w:rPr>
+        <w:rFonts w:ascii="Wingdings" w:hAnsi="Wingdings" w:hint="default"/>
+        <w:sz w:val="20"/>
+      </w:rPr>
+    </w:lvl>
+    <w:lvl w:ilvl="4" w:tentative="1">
+      <w:start w:val="1"/>
+      <w:numFmt w:val="bullet"/>
+      <w:lvlText w:val=""/>
+      <w:lvlJc w:val="left"/>
+      <w:pPr>
+        <w:tabs>
+          <w:tab w:val="num" w:pos="3600"/>
+        </w:tabs>
+        <w:ind w:left="3600" w:hanging="360"/>
+      </w:pPr>
+      <w:rPr>
+        <w:rFonts w:ascii="Wingdings" w:hAnsi="Wingdings" w:hint="default"/>
+        <w:sz w:val="20"/>
+      </w:rPr>
+    </w:lvl>
+    <w:lvl w:ilvl="5" w:tentative="1">
+      <w:start w:val="1"/>
+      <w:numFmt w:val="bullet"/>
+      <w:lvlText w:val=""/>
+      <w:lvlJc w:val="left"/>
+      <w:pPr>
+        <w:tabs>
+          <w:tab w:val="num" w:pos="4320"/>
+        </w:tabs>
+        <w:ind w:left="4320" w:hanging="360"/>
+      </w:pPr>
+      <w:rPr>
+        <w:rFonts w:ascii="Wingdings" w:hAnsi="Wingdings" w:hint="default"/>
+        <w:sz w:val="20"/>
+      </w:rPr>
+    </w:lvl>
+    <w:lvl w:ilvl="6" w:tentative="1">
+      <w:start w:val="1"/>
+      <w:numFmt w:val="bullet"/>
+      <w:lvlText w:val=""/>
+      <w:lvlJc w:val="left"/>
+      <w:pPr>
+        <w:tabs>
+          <w:tab w:val="num" w:pos="5040"/>
+        </w:tabs>
+        <w:ind w:left="5040" w:hanging="360"/>
+      </w:pPr>
+      <w:rPr>
+        <w:rFonts w:ascii="Wingdings" w:hAnsi="Wingdings" w:hint="default"/>
+        <w:sz w:val="20"/>
+      </w:rPr>
+    </w:lvl>
+    <w:lvl w:ilvl="7" w:tentative="1">
+      <w:start w:val="1"/>
+      <w:numFmt w:val="bullet"/>
+      <w:lvlText w:val=""/>
+      <w:lvlJc w:val="left"/>
+      <w:pPr>
+        <w:tabs>
+          <w:tab w:val="num" w:pos="5760"/>
+        </w:tabs>
+        <w:ind w:left="5760" w:hanging="360"/>
+      </w:pPr>
+      <w:rPr>
+        <w:rFonts w:ascii="Wingdings" w:hAnsi="Wingdings" w:hint="default"/>
+        <w:sz w:val="20"/>
+      </w:rPr>
+    </w:lvl>
+    <w:lvl w:ilvl="8" w:tentative="1">
+      <w:start w:val="1"/>
+      <w:numFmt w:val="bullet"/>
+      <w:lvlText w:val=""/>
+      <w:lvlJc w:val="left"/>
+      <w:pPr>
+        <w:tabs>
+          <w:tab w:val="num" w:pos="6480"/>
+        </w:tabs>
+        <w:ind w:left="6480" w:hanging="360"/>
+      </w:pPr>
+      <w:rPr>
+        <w:rFonts w:ascii="Wingdings" w:hAnsi="Wingdings" w:hint="default"/>
+        <w:sz w:val="20"/>
+      </w:rPr>
+    </w:lvl>
+  </w:abstractNum>
+  <w:abstractNum w:abstractNumId="31" w15:restartNumberingAfterBreak="0">
+    <w:nsid w:val="5E9B1CD5"/>
+    <w:multiLevelType w:val="multilevel"/>
+    <w:tmpl w:val="A2E24E5E"/>
+    <w:lvl w:ilvl="0">
+      <w:start w:val="1"/>
+      <w:numFmt w:val="bullet"/>
+      <w:lvlText w:val=""/>
+      <w:lvlJc w:val="left"/>
+      <w:pPr>
+        <w:tabs>
+          <w:tab w:val="num" w:pos="720"/>
+        </w:tabs>
+        <w:ind w:left="720" w:hanging="360"/>
+      </w:pPr>
+      <w:rPr>
+        <w:rFonts w:ascii="Symbol" w:hAnsi="Symbol" w:hint="default"/>
+        <w:sz w:val="20"/>
+      </w:rPr>
+    </w:lvl>
+    <w:lvl w:ilvl="1" w:tentative="1">
+      <w:start w:val="1"/>
+      <w:numFmt w:val="bullet"/>
+      <w:lvlText w:val="o"/>
+      <w:lvlJc w:val="left"/>
+      <w:pPr>
+        <w:tabs>
+          <w:tab w:val="num" w:pos="1440"/>
+        </w:tabs>
+        <w:ind w:left="1440" w:hanging="360"/>
+      </w:pPr>
+      <w:rPr>
+        <w:rFonts w:ascii="Courier New" w:hAnsi="Courier New" w:hint="default"/>
+        <w:sz w:val="20"/>
+      </w:rPr>
+    </w:lvl>
+    <w:lvl w:ilvl="2" w:tentative="1">
+      <w:start w:val="1"/>
+      <w:numFmt w:val="bullet"/>
+      <w:lvlText w:val=""/>
+      <w:lvlJc w:val="left"/>
+      <w:pPr>
+        <w:tabs>
+          <w:tab w:val="num" w:pos="2160"/>
+        </w:tabs>
+        <w:ind w:left="2160" w:hanging="360"/>
+      </w:pPr>
+      <w:rPr>
+        <w:rFonts w:ascii="Wingdings" w:hAnsi="Wingdings" w:hint="default"/>
+        <w:sz w:val="20"/>
+      </w:rPr>
+    </w:lvl>
+    <w:lvl w:ilvl="3" w:tentative="1">
+      <w:start w:val="1"/>
+      <w:numFmt w:val="bullet"/>
+      <w:lvlText w:val=""/>
+      <w:lvlJc w:val="left"/>
+      <w:pPr>
+        <w:tabs>
+          <w:tab w:val="num" w:pos="2880"/>
+        </w:tabs>
+        <w:ind w:left="2880" w:hanging="360"/>
+      </w:pPr>
+      <w:rPr>
+        <w:rFonts w:ascii="Wingdings" w:hAnsi="Wingdings" w:hint="default"/>
+        <w:sz w:val="20"/>
+      </w:rPr>
+    </w:lvl>
+    <w:lvl w:ilvl="4" w:tentative="1">
+      <w:start w:val="1"/>
+      <w:numFmt w:val="bullet"/>
+      <w:lvlText w:val=""/>
+      <w:lvlJc w:val="left"/>
+      <w:pPr>
+        <w:tabs>
+          <w:tab w:val="num" w:pos="3600"/>
+        </w:tabs>
+        <w:ind w:left="3600" w:hanging="360"/>
+      </w:pPr>
+      <w:rPr>
+        <w:rFonts w:ascii="Wingdings" w:hAnsi="Wingdings" w:hint="default"/>
+        <w:sz w:val="20"/>
+      </w:rPr>
+    </w:lvl>
+    <w:lvl w:ilvl="5" w:tentative="1">
+      <w:start w:val="1"/>
+      <w:numFmt w:val="bullet"/>
+      <w:lvlText w:val=""/>
+      <w:lvlJc w:val="left"/>
+      <w:pPr>
+        <w:tabs>
+          <w:tab w:val="num" w:pos="4320"/>
+        </w:tabs>
+        <w:ind w:left="4320" w:hanging="360"/>
+      </w:pPr>
+      <w:rPr>
+        <w:rFonts w:ascii="Wingdings" w:hAnsi="Wingdings" w:hint="default"/>
+        <w:sz w:val="20"/>
+      </w:rPr>
+    </w:lvl>
+    <w:lvl w:ilvl="6" w:tentative="1">
+      <w:start w:val="1"/>
+      <w:numFmt w:val="bullet"/>
+      <w:lvlText w:val=""/>
+      <w:lvlJc w:val="left"/>
+      <w:pPr>
+        <w:tabs>
+          <w:tab w:val="num" w:pos="5040"/>
+        </w:tabs>
+        <w:ind w:left="5040" w:hanging="360"/>
+      </w:pPr>
+      <w:rPr>
+        <w:rFonts w:ascii="Wingdings" w:hAnsi="Wingdings" w:hint="default"/>
+        <w:sz w:val="20"/>
+      </w:rPr>
+    </w:lvl>
+    <w:lvl w:ilvl="7" w:tentative="1">
+      <w:start w:val="1"/>
+      <w:numFmt w:val="bullet"/>
+      <w:lvlText w:val=""/>
+      <w:lvlJc w:val="left"/>
+      <w:pPr>
+        <w:tabs>
+          <w:tab w:val="num" w:pos="5760"/>
+        </w:tabs>
+        <w:ind w:left="5760" w:hanging="360"/>
+      </w:pPr>
+      <w:rPr>
+        <w:rFonts w:ascii="Wingdings" w:hAnsi="Wingdings" w:hint="default"/>
+        <w:sz w:val="20"/>
+      </w:rPr>
+    </w:lvl>
+    <w:lvl w:ilvl="8" w:tentative="1">
+      <w:start w:val="1"/>
+      <w:numFmt w:val="bullet"/>
+      <w:lvlText w:val=""/>
+      <w:lvlJc w:val="left"/>
+      <w:pPr>
+        <w:tabs>
+          <w:tab w:val="num" w:pos="6480"/>
+        </w:tabs>
+        <w:ind w:left="6480" w:hanging="360"/>
+      </w:pPr>
+      <w:rPr>
+        <w:rFonts w:ascii="Wingdings" w:hAnsi="Wingdings" w:hint="default"/>
+        <w:sz w:val="20"/>
+      </w:rPr>
+    </w:lvl>
+  </w:abstractNum>
+  <w:abstractNum w:abstractNumId="32" w15:restartNumberingAfterBreak="0">
+    <w:nsid w:val="62BD42EB"/>
+    <w:multiLevelType w:val="multilevel"/>
+    <w:tmpl w:val="D92283C6"/>
+    <w:lvl w:ilvl="0">
+      <w:start w:val="1"/>
+      <w:numFmt w:val="bullet"/>
+      <w:lvlText w:val=""/>
+      <w:lvlJc w:val="left"/>
+      <w:pPr>
+        <w:tabs>
+          <w:tab w:val="num" w:pos="720"/>
+        </w:tabs>
+        <w:ind w:left="720" w:hanging="360"/>
+      </w:pPr>
+      <w:rPr>
+        <w:rFonts w:ascii="Symbol" w:hAnsi="Symbol" w:hint="default"/>
+        <w:sz w:val="20"/>
+      </w:rPr>
+    </w:lvl>
+    <w:lvl w:ilvl="1" w:tentative="1">
+      <w:start w:val="1"/>
+      <w:numFmt w:val="bullet"/>
+      <w:lvlText w:val="o"/>
+      <w:lvlJc w:val="left"/>
+      <w:pPr>
+        <w:tabs>
+          <w:tab w:val="num" w:pos="1440"/>
+        </w:tabs>
+        <w:ind w:left="1440" w:hanging="360"/>
+      </w:pPr>
+      <w:rPr>
+        <w:rFonts w:ascii="Courier New" w:hAnsi="Courier New" w:hint="default"/>
+        <w:sz w:val="20"/>
+      </w:rPr>
+    </w:lvl>
+    <w:lvl w:ilvl="2" w:tentative="1">
+      <w:start w:val="1"/>
+      <w:numFmt w:val="bullet"/>
+      <w:lvlText w:val=""/>
+      <w:lvlJc w:val="left"/>
+      <w:pPr>
+        <w:tabs>
+          <w:tab w:val="num" w:pos="2160"/>
+        </w:tabs>
+        <w:ind w:left="2160" w:hanging="360"/>
+      </w:pPr>
+      <w:rPr>
+        <w:rFonts w:ascii="Wingdings" w:hAnsi="Wingdings" w:hint="default"/>
+        <w:sz w:val="20"/>
+      </w:rPr>
+    </w:lvl>
+    <w:lvl w:ilvl="3" w:tentative="1">
+      <w:start w:val="1"/>
+      <w:numFmt w:val="bullet"/>
+      <w:lvlText w:val=""/>
+      <w:lvlJc w:val="left"/>
+      <w:pPr>
+        <w:tabs>
+          <w:tab w:val="num" w:pos="2880"/>
+        </w:tabs>
+        <w:ind w:left="2880" w:hanging="360"/>
+      </w:pPr>
+      <w:rPr>
+        <w:rFonts w:ascii="Wingdings" w:hAnsi="Wingdings" w:hint="default"/>
+        <w:sz w:val="20"/>
+      </w:rPr>
+    </w:lvl>
+    <w:lvl w:ilvl="4" w:tentative="1">
+      <w:start w:val="1"/>
+      <w:numFmt w:val="bullet"/>
+      <w:lvlText w:val=""/>
+      <w:lvlJc w:val="left"/>
+      <w:pPr>
+        <w:tabs>
+          <w:tab w:val="num" w:pos="3600"/>
+        </w:tabs>
+        <w:ind w:left="3600" w:hanging="360"/>
+      </w:pPr>
+      <w:rPr>
+        <w:rFonts w:ascii="Wingdings" w:hAnsi="Wingdings" w:hint="default"/>
+        <w:sz w:val="20"/>
+      </w:rPr>
+    </w:lvl>
+    <w:lvl w:ilvl="5" w:tentative="1">
+      <w:start w:val="1"/>
+      <w:numFmt w:val="bullet"/>
+      <w:lvlText w:val=""/>
+      <w:lvlJc w:val="left"/>
+      <w:pPr>
+        <w:tabs>
+          <w:tab w:val="num" w:pos="4320"/>
+        </w:tabs>
+        <w:ind w:left="4320" w:hanging="360"/>
+      </w:pPr>
+      <w:rPr>
+        <w:rFonts w:ascii="Wingdings" w:hAnsi="Wingdings" w:hint="default"/>
+        <w:sz w:val="20"/>
+      </w:rPr>
+    </w:lvl>
+    <w:lvl w:ilvl="6" w:tentative="1">
+      <w:start w:val="1"/>
+      <w:numFmt w:val="bullet"/>
+      <w:lvlText w:val=""/>
+      <w:lvlJc w:val="left"/>
+      <w:pPr>
+        <w:tabs>
+          <w:tab w:val="num" w:pos="5040"/>
+        </w:tabs>
+        <w:ind w:left="5040" w:hanging="360"/>
+      </w:pPr>
+      <w:rPr>
+        <w:rFonts w:ascii="Wingdings" w:hAnsi="Wingdings" w:hint="default"/>
+        <w:sz w:val="20"/>
+      </w:rPr>
+    </w:lvl>
+    <w:lvl w:ilvl="7" w:tentative="1">
+      <w:start w:val="1"/>
+      <w:numFmt w:val="bullet"/>
+      <w:lvlText w:val=""/>
+      <w:lvlJc w:val="left"/>
+      <w:pPr>
+        <w:tabs>
+          <w:tab w:val="num" w:pos="5760"/>
+        </w:tabs>
+        <w:ind w:left="5760" w:hanging="360"/>
+      </w:pPr>
+      <w:rPr>
+        <w:rFonts w:ascii="Wingdings" w:hAnsi="Wingdings" w:hint="default"/>
+        <w:sz w:val="20"/>
+      </w:rPr>
+    </w:lvl>
+    <w:lvl w:ilvl="8" w:tentative="1">
+      <w:start w:val="1"/>
+      <w:numFmt w:val="bullet"/>
+      <w:lvlText w:val=""/>
+      <w:lvlJc w:val="left"/>
+      <w:pPr>
+        <w:tabs>
+          <w:tab w:val="num" w:pos="6480"/>
+        </w:tabs>
+        <w:ind w:left="6480" w:hanging="360"/>
+      </w:pPr>
+      <w:rPr>
+        <w:rFonts w:ascii="Wingdings" w:hAnsi="Wingdings" w:hint="default"/>
+        <w:sz w:val="20"/>
+      </w:rPr>
+    </w:lvl>
+  </w:abstractNum>
+  <w:abstractNum w:abstractNumId="33" w15:restartNumberingAfterBreak="0">
+    <w:nsid w:val="6B4A35B9"/>
+    <w:multiLevelType w:val="multilevel"/>
+    <w:tmpl w:val="8A426EC4"/>
+    <w:lvl w:ilvl="0">
+      <w:start w:val="1"/>
+      <w:numFmt w:val="bullet"/>
+      <w:lvlText w:val=""/>
+      <w:lvlJc w:val="left"/>
+      <w:pPr>
+        <w:tabs>
+          <w:tab w:val="num" w:pos="720"/>
+        </w:tabs>
+        <w:ind w:left="720" w:hanging="360"/>
+      </w:pPr>
+      <w:rPr>
+        <w:rFonts w:ascii="Symbol" w:hAnsi="Symbol" w:hint="default"/>
+        <w:sz w:val="20"/>
+      </w:rPr>
+    </w:lvl>
+    <w:lvl w:ilvl="1" w:tentative="1">
+      <w:start w:val="1"/>
+      <w:numFmt w:val="bullet"/>
+      <w:lvlText w:val="o"/>
+      <w:lvlJc w:val="left"/>
+      <w:pPr>
+        <w:tabs>
+          <w:tab w:val="num" w:pos="1440"/>
+        </w:tabs>
+        <w:ind w:left="1440" w:hanging="360"/>
+      </w:pPr>
+      <w:rPr>
+        <w:rFonts w:ascii="Courier New" w:hAnsi="Courier New" w:hint="default"/>
+        <w:sz w:val="20"/>
+      </w:rPr>
+    </w:lvl>
+    <w:lvl w:ilvl="2" w:tentative="1">
+      <w:start w:val="1"/>
+      <w:numFmt w:val="bullet"/>
+      <w:lvlText w:val=""/>
+      <w:lvlJc w:val="left"/>
+      <w:pPr>
+        <w:tabs>
+          <w:tab w:val="num" w:pos="2160"/>
+        </w:tabs>
+        <w:ind w:left="2160" w:hanging="360"/>
+      </w:pPr>
+      <w:rPr>
+        <w:rFonts w:ascii="Wingdings" w:hAnsi="Wingdings" w:hint="default"/>
+        <w:sz w:val="20"/>
+      </w:rPr>
+    </w:lvl>
+    <w:lvl w:ilvl="3" w:tentative="1">
+      <w:start w:val="1"/>
+      <w:numFmt w:val="bullet"/>
+      <w:lvlText w:val=""/>
+      <w:lvlJc w:val="left"/>
+      <w:pPr>
+        <w:tabs>
+          <w:tab w:val="num" w:pos="2880"/>
+        </w:tabs>
+        <w:ind w:left="2880" w:hanging="360"/>
+      </w:pPr>
+      <w:rPr>
+        <w:rFonts w:ascii="Wingdings" w:hAnsi="Wingdings" w:hint="default"/>
+        <w:sz w:val="20"/>
+      </w:rPr>
+    </w:lvl>
+    <w:lvl w:ilvl="4" w:tentative="1">
+      <w:start w:val="1"/>
+      <w:numFmt w:val="bullet"/>
+      <w:lvlText w:val=""/>
+      <w:lvlJc w:val="left"/>
+      <w:pPr>
+        <w:tabs>
+          <w:tab w:val="num" w:pos="3600"/>
+        </w:tabs>
+        <w:ind w:left="3600" w:hanging="360"/>
+      </w:pPr>
+      <w:rPr>
+        <w:rFonts w:ascii="Wingdings" w:hAnsi="Wingdings" w:hint="default"/>
+        <w:sz w:val="20"/>
+      </w:rPr>
+    </w:lvl>
+    <w:lvl w:ilvl="5" w:tentative="1">
+      <w:start w:val="1"/>
+      <w:numFmt w:val="bullet"/>
+      <w:lvlText w:val=""/>
+      <w:lvlJc w:val="left"/>
+      <w:pPr>
+        <w:tabs>
+          <w:tab w:val="num" w:pos="4320"/>
+        </w:tabs>
+        <w:ind w:left="4320" w:hanging="360"/>
+      </w:pPr>
+      <w:rPr>
+        <w:rFonts w:ascii="Wingdings" w:hAnsi="Wingdings" w:hint="default"/>
+        <w:sz w:val="20"/>
+      </w:rPr>
+    </w:lvl>
+    <w:lvl w:ilvl="6" w:tentative="1">
+      <w:start w:val="1"/>
+      <w:numFmt w:val="bullet"/>
+      <w:lvlText w:val=""/>
+      <w:lvlJc w:val="left"/>
+      <w:pPr>
+        <w:tabs>
+          <w:tab w:val="num" w:pos="5040"/>
+        </w:tabs>
+        <w:ind w:left="5040" w:hanging="360"/>
+      </w:pPr>
+      <w:rPr>
+        <w:rFonts w:ascii="Wingdings" w:hAnsi="Wingdings" w:hint="default"/>
+        <w:sz w:val="20"/>
+      </w:rPr>
+    </w:lvl>
+    <w:lvl w:ilvl="7" w:tentative="1">
+      <w:start w:val="1"/>
+      <w:numFmt w:val="bullet"/>
+      <w:lvlText w:val=""/>
+      <w:lvlJc w:val="left"/>
+      <w:pPr>
+        <w:tabs>
+          <w:tab w:val="num" w:pos="5760"/>
+        </w:tabs>
+        <w:ind w:left="5760" w:hanging="360"/>
+      </w:pPr>
+      <w:rPr>
+        <w:rFonts w:ascii="Wingdings" w:hAnsi="Wingdings" w:hint="default"/>
+        <w:sz w:val="20"/>
+      </w:rPr>
+    </w:lvl>
+    <w:lvl w:ilvl="8" w:tentative="1">
+      <w:start w:val="1"/>
+      <w:numFmt w:val="bullet"/>
+      <w:lvlText w:val=""/>
+      <w:lvlJc w:val="left"/>
+      <w:pPr>
+        <w:tabs>
+          <w:tab w:val="num" w:pos="6480"/>
+        </w:tabs>
+        <w:ind w:left="6480" w:hanging="360"/>
+      </w:pPr>
+      <w:rPr>
+        <w:rFonts w:ascii="Wingdings" w:hAnsi="Wingdings" w:hint="default"/>
+        <w:sz w:val="20"/>
+      </w:rPr>
+    </w:lvl>
+  </w:abstractNum>
+  <w:abstractNum w:abstractNumId="34" w15:restartNumberingAfterBreak="0">
+    <w:nsid w:val="6D0077A6"/>
+    <w:multiLevelType w:val="multilevel"/>
+    <w:tmpl w:val="F20A2720"/>
+    <w:lvl w:ilvl="0">
+      <w:start w:val="1"/>
+      <w:numFmt w:val="bullet"/>
+      <w:lvlText w:val=""/>
+      <w:lvlJc w:val="left"/>
+      <w:pPr>
+        <w:tabs>
+          <w:tab w:val="num" w:pos="720"/>
+        </w:tabs>
+        <w:ind w:left="720" w:hanging="360"/>
+      </w:pPr>
+      <w:rPr>
+        <w:rFonts w:ascii="Symbol" w:hAnsi="Symbol" w:hint="default"/>
+        <w:sz w:val="20"/>
+      </w:rPr>
+    </w:lvl>
+    <w:lvl w:ilvl="1" w:tentative="1">
+      <w:start w:val="1"/>
+      <w:numFmt w:val="bullet"/>
+      <w:lvlText w:val="o"/>
+      <w:lvlJc w:val="left"/>
+      <w:pPr>
+        <w:tabs>
+          <w:tab w:val="num" w:pos="1440"/>
+        </w:tabs>
+        <w:ind w:left="1440" w:hanging="360"/>
+      </w:pPr>
+      <w:rPr>
+        <w:rFonts w:ascii="Courier New" w:hAnsi="Courier New" w:hint="default"/>
+        <w:sz w:val="20"/>
+      </w:rPr>
+    </w:lvl>
+    <w:lvl w:ilvl="2" w:tentative="1">
+      <w:start w:val="1"/>
+      <w:numFmt w:val="bullet"/>
+      <w:lvlText w:val=""/>
+      <w:lvlJc w:val="left"/>
+      <w:pPr>
+        <w:tabs>
+          <w:tab w:val="num" w:pos="2160"/>
+        </w:tabs>
+        <w:ind w:left="2160" w:hanging="360"/>
+      </w:pPr>
+      <w:rPr>
+        <w:rFonts w:ascii="Wingdings" w:hAnsi="Wingdings" w:hint="default"/>
+        <w:sz w:val="20"/>
+      </w:rPr>
+    </w:lvl>
+    <w:lvl w:ilvl="3" w:tentative="1">
+      <w:start w:val="1"/>
+      <w:numFmt w:val="bullet"/>
+      <w:lvlText w:val=""/>
+      <w:lvlJc w:val="left"/>
+      <w:pPr>
+        <w:tabs>
+          <w:tab w:val="num" w:pos="2880"/>
+        </w:tabs>
+        <w:ind w:left="2880" w:hanging="360"/>
+      </w:pPr>
+      <w:rPr>
+        <w:rFonts w:ascii="Wingdings" w:hAnsi="Wingdings" w:hint="default"/>
+        <w:sz w:val="20"/>
+      </w:rPr>
+    </w:lvl>
+    <w:lvl w:ilvl="4" w:tentative="1">
+      <w:start w:val="1"/>
+      <w:numFmt w:val="bullet"/>
+      <w:lvlText w:val=""/>
+      <w:lvlJc w:val="left"/>
+      <w:pPr>
+        <w:tabs>
+          <w:tab w:val="num" w:pos="3600"/>
+        </w:tabs>
+        <w:ind w:left="3600" w:hanging="360"/>
+      </w:pPr>
+      <w:rPr>
+        <w:rFonts w:ascii="Wingdings" w:hAnsi="Wingdings" w:hint="default"/>
+        <w:sz w:val="20"/>
+      </w:rPr>
+    </w:lvl>
+    <w:lvl w:ilvl="5" w:tentative="1">
+      <w:start w:val="1"/>
+      <w:numFmt w:val="bullet"/>
+      <w:lvlText w:val=""/>
+      <w:lvlJc w:val="left"/>
+      <w:pPr>
+        <w:tabs>
+          <w:tab w:val="num" w:pos="4320"/>
+        </w:tabs>
+        <w:ind w:left="4320" w:hanging="360"/>
+      </w:pPr>
+      <w:rPr>
+        <w:rFonts w:ascii="Wingdings" w:hAnsi="Wingdings" w:hint="default"/>
+        <w:sz w:val="20"/>
+      </w:rPr>
+    </w:lvl>
+    <w:lvl w:ilvl="6" w:tentative="1">
+      <w:start w:val="1"/>
+      <w:numFmt w:val="bullet"/>
+      <w:lvlText w:val=""/>
+      <w:lvlJc w:val="left"/>
+      <w:pPr>
+        <w:tabs>
+          <w:tab w:val="num" w:pos="5040"/>
+        </w:tabs>
+        <w:ind w:left="5040" w:hanging="360"/>
+      </w:pPr>
+      <w:rPr>
+        <w:rFonts w:ascii="Wingdings" w:hAnsi="Wingdings" w:hint="default"/>
+        <w:sz w:val="20"/>
+      </w:rPr>
+    </w:lvl>
+    <w:lvl w:ilvl="7" w:tentative="1">
+      <w:start w:val="1"/>
+      <w:numFmt w:val="bullet"/>
+      <w:lvlText w:val=""/>
+      <w:lvlJc w:val="left"/>
+      <w:pPr>
+        <w:tabs>
+          <w:tab w:val="num" w:pos="5760"/>
+        </w:tabs>
+        <w:ind w:left="5760" w:hanging="360"/>
+      </w:pPr>
+      <w:rPr>
+        <w:rFonts w:ascii="Wingdings" w:hAnsi="Wingdings" w:hint="default"/>
+        <w:sz w:val="20"/>
+      </w:rPr>
+    </w:lvl>
+    <w:lvl w:ilvl="8" w:tentative="1">
+      <w:start w:val="1"/>
+      <w:numFmt w:val="bullet"/>
+      <w:lvlText w:val=""/>
+      <w:lvlJc w:val="left"/>
+      <w:pPr>
+        <w:tabs>
+          <w:tab w:val="num" w:pos="6480"/>
+        </w:tabs>
+        <w:ind w:left="6480" w:hanging="360"/>
+      </w:pPr>
+      <w:rPr>
+        <w:rFonts w:ascii="Wingdings" w:hAnsi="Wingdings" w:hint="default"/>
+        <w:sz w:val="20"/>
+      </w:rPr>
+    </w:lvl>
+  </w:abstractNum>
+  <w:abstractNum w:abstractNumId="35" w15:restartNumberingAfterBreak="0">
+    <w:nsid w:val="70DB5FFB"/>
+    <w:multiLevelType w:val="multilevel"/>
+    <w:tmpl w:val="E3747294"/>
+    <w:lvl w:ilvl="0">
+      <w:start w:val="1"/>
+      <w:numFmt w:val="bullet"/>
+      <w:lvlText w:val=""/>
+      <w:lvlJc w:val="left"/>
+      <w:pPr>
+        <w:tabs>
+          <w:tab w:val="num" w:pos="720"/>
+        </w:tabs>
+        <w:ind w:left="720" w:hanging="360"/>
+      </w:pPr>
+      <w:rPr>
+        <w:rFonts w:ascii="Symbol" w:hAnsi="Symbol" w:hint="default"/>
+        <w:sz w:val="20"/>
+      </w:rPr>
+    </w:lvl>
+    <w:lvl w:ilvl="1" w:tentative="1">
+      <w:start w:val="1"/>
+      <w:numFmt w:val="bullet"/>
+      <w:lvlText w:val="o"/>
+      <w:lvlJc w:val="left"/>
+      <w:pPr>
+        <w:tabs>
+          <w:tab w:val="num" w:pos="1440"/>
+        </w:tabs>
+        <w:ind w:left="1440" w:hanging="360"/>
+      </w:pPr>
+      <w:rPr>
+        <w:rFonts w:ascii="Courier New" w:hAnsi="Courier New" w:hint="default"/>
+        <w:sz w:val="20"/>
+      </w:rPr>
+    </w:lvl>
+    <w:lvl w:ilvl="2" w:tentative="1">
+      <w:start w:val="1"/>
+      <w:numFmt w:val="bullet"/>
+      <w:lvlText w:val=""/>
+      <w:lvlJc w:val="left"/>
+      <w:pPr>
+        <w:tabs>
+          <w:tab w:val="num" w:pos="2160"/>
+        </w:tabs>
+        <w:ind w:left="2160" w:hanging="360"/>
+      </w:pPr>
+      <w:rPr>
+        <w:rFonts w:ascii="Wingdings" w:hAnsi="Wingdings" w:hint="default"/>
+        <w:sz w:val="20"/>
+      </w:rPr>
+    </w:lvl>
+    <w:lvl w:ilvl="3" w:tentative="1">
+      <w:start w:val="1"/>
+      <w:numFmt w:val="bullet"/>
+      <w:lvlText w:val=""/>
+      <w:lvlJc w:val="left"/>
+      <w:pPr>
+        <w:tabs>
+          <w:tab w:val="num" w:pos="2880"/>
+        </w:tabs>
+        <w:ind w:left="2880" w:hanging="360"/>
+      </w:pPr>
+      <w:rPr>
+        <w:rFonts w:ascii="Wingdings" w:hAnsi="Wingdings" w:hint="default"/>
+        <w:sz w:val="20"/>
+      </w:rPr>
+    </w:lvl>
+    <w:lvl w:ilvl="4" w:tentative="1">
+      <w:start w:val="1"/>
+      <w:numFmt w:val="bullet"/>
+      <w:lvlText w:val=""/>
+      <w:lvlJc w:val="left"/>
+      <w:pPr>
+        <w:tabs>
+          <w:tab w:val="num" w:pos="3600"/>
+        </w:tabs>
+        <w:ind w:left="3600" w:hanging="360"/>
+      </w:pPr>
+      <w:rPr>
+        <w:rFonts w:ascii="Wingdings" w:hAnsi="Wingdings" w:hint="default"/>
+        <w:sz w:val="20"/>
+      </w:rPr>
+    </w:lvl>
+    <w:lvl w:ilvl="5" w:tentative="1">
+      <w:start w:val="1"/>
+      <w:numFmt w:val="bullet"/>
+      <w:lvlText w:val=""/>
+      <w:lvlJc w:val="left"/>
+      <w:pPr>
+        <w:tabs>
+          <w:tab w:val="num" w:pos="4320"/>
+        </w:tabs>
+        <w:ind w:left="4320" w:hanging="360"/>
+      </w:pPr>
+      <w:rPr>
+        <w:rFonts w:ascii="Wingdings" w:hAnsi="Wingdings" w:hint="default"/>
+        <w:sz w:val="20"/>
+      </w:rPr>
+    </w:lvl>
+    <w:lvl w:ilvl="6" w:tentative="1">
+      <w:start w:val="1"/>
+      <w:numFmt w:val="bullet"/>
+      <w:lvlText w:val=""/>
+      <w:lvlJc w:val="left"/>
+      <w:pPr>
+        <w:tabs>
+          <w:tab w:val="num" w:pos="5040"/>
+        </w:tabs>
+        <w:ind w:left="5040" w:hanging="360"/>
+      </w:pPr>
+      <w:rPr>
+        <w:rFonts w:ascii="Wingdings" w:hAnsi="Wingdings" w:hint="default"/>
+        <w:sz w:val="20"/>
+      </w:rPr>
+    </w:lvl>
+    <w:lvl w:ilvl="7" w:tentative="1">
+      <w:start w:val="1"/>
+      <w:numFmt w:val="bullet"/>
+      <w:lvlText w:val=""/>
+      <w:lvlJc w:val="left"/>
+      <w:pPr>
+        <w:tabs>
+          <w:tab w:val="num" w:pos="5760"/>
+        </w:tabs>
+        <w:ind w:left="5760" w:hanging="360"/>
+      </w:pPr>
+      <w:rPr>
+        <w:rFonts w:ascii="Wingdings" w:hAnsi="Wingdings" w:hint="default"/>
+        <w:sz w:val="20"/>
+      </w:rPr>
+    </w:lvl>
+    <w:lvl w:ilvl="8" w:tentative="1">
+      <w:start w:val="1"/>
+      <w:numFmt w:val="bullet"/>
+      <w:lvlText w:val=""/>
+      <w:lvlJc w:val="left"/>
+      <w:pPr>
+        <w:tabs>
+          <w:tab w:val="num" w:pos="6480"/>
+        </w:tabs>
+        <w:ind w:left="6480" w:hanging="360"/>
+      </w:pPr>
+      <w:rPr>
+        <w:rFonts w:ascii="Wingdings" w:hAnsi="Wingdings" w:hint="default"/>
+        <w:sz w:val="20"/>
+      </w:rPr>
+    </w:lvl>
+  </w:abstractNum>
+  <w:abstractNum w:abstractNumId="36" w15:restartNumberingAfterBreak="0">
+    <w:nsid w:val="73D3458E"/>
+    <w:multiLevelType w:val="multilevel"/>
+    <w:tmpl w:val="41802CEC"/>
+    <w:lvl w:ilvl="0">
+      <w:start w:val="1"/>
+      <w:numFmt w:val="bullet"/>
+      <w:lvlText w:val=""/>
+      <w:lvlJc w:val="left"/>
+      <w:pPr>
+        <w:tabs>
+          <w:tab w:val="num" w:pos="720"/>
+        </w:tabs>
+        <w:ind w:left="720" w:hanging="360"/>
+      </w:pPr>
+      <w:rPr>
+        <w:rFonts w:ascii="Symbol" w:hAnsi="Symbol" w:hint="default"/>
+        <w:sz w:val="20"/>
+      </w:rPr>
+    </w:lvl>
+    <w:lvl w:ilvl="1" w:tentative="1">
+      <w:start w:val="1"/>
+      <w:numFmt w:val="bullet"/>
+      <w:lvlText w:val="o"/>
+      <w:lvlJc w:val="left"/>
+      <w:pPr>
+        <w:tabs>
+          <w:tab w:val="num" w:pos="1440"/>
+        </w:tabs>
+        <w:ind w:left="1440" w:hanging="360"/>
+      </w:pPr>
+      <w:rPr>
+        <w:rFonts w:ascii="Courier New" w:hAnsi="Courier New" w:hint="default"/>
+        <w:sz w:val="20"/>
+      </w:rPr>
+    </w:lvl>
+    <w:lvl w:ilvl="2" w:tentative="1">
+      <w:start w:val="1"/>
+      <w:numFmt w:val="bullet"/>
+      <w:lvlText w:val=""/>
+      <w:lvlJc w:val="left"/>
+      <w:pPr>
+        <w:tabs>
+          <w:tab w:val="num" w:pos="2160"/>
+        </w:tabs>
+        <w:ind w:left="2160" w:hanging="360"/>
+      </w:pPr>
+      <w:rPr>
+        <w:rFonts w:ascii="Wingdings" w:hAnsi="Wingdings" w:hint="default"/>
+        <w:sz w:val="20"/>
+      </w:rPr>
+    </w:lvl>
+    <w:lvl w:ilvl="3" w:tentative="1">
+      <w:start w:val="1"/>
+      <w:numFmt w:val="bullet"/>
+      <w:lvlText w:val=""/>
+      <w:lvlJc w:val="left"/>
+      <w:pPr>
+        <w:tabs>
+          <w:tab w:val="num" w:pos="2880"/>
+        </w:tabs>
+        <w:ind w:left="2880" w:hanging="360"/>
+      </w:pPr>
+      <w:rPr>
+        <w:rFonts w:ascii="Wingdings" w:hAnsi="Wingdings" w:hint="default"/>
+        <w:sz w:val="20"/>
+      </w:rPr>
+    </w:lvl>
+    <w:lvl w:ilvl="4" w:tentative="1">
+      <w:start w:val="1"/>
+      <w:numFmt w:val="bullet"/>
+      <w:lvlText w:val=""/>
+      <w:lvlJc w:val="left"/>
+      <w:pPr>
+        <w:tabs>
+          <w:tab w:val="num" w:pos="3600"/>
+        </w:tabs>
+        <w:ind w:left="3600" w:hanging="360"/>
+      </w:pPr>
+      <w:rPr>
+        <w:rFonts w:ascii="Wingdings" w:hAnsi="Wingdings" w:hint="default"/>
+        <w:sz w:val="20"/>
+      </w:rPr>
+    </w:lvl>
+    <w:lvl w:ilvl="5" w:tentative="1">
+      <w:start w:val="1"/>
+      <w:numFmt w:val="bullet"/>
+      <w:lvlText w:val=""/>
+      <w:lvlJc w:val="left"/>
+      <w:pPr>
+        <w:tabs>
+          <w:tab w:val="num" w:pos="4320"/>
+        </w:tabs>
+        <w:ind w:left="4320" w:hanging="360"/>
+      </w:pPr>
+      <w:rPr>
+        <w:rFonts w:ascii="Wingdings" w:hAnsi="Wingdings" w:hint="default"/>
+        <w:sz w:val="20"/>
+      </w:rPr>
+    </w:lvl>
+    <w:lvl w:ilvl="6" w:tentative="1">
+      <w:start w:val="1"/>
+      <w:numFmt w:val="bullet"/>
+      <w:lvlText w:val=""/>
+      <w:lvlJc w:val="left"/>
+      <w:pPr>
+        <w:tabs>
+          <w:tab w:val="num" w:pos="5040"/>
+        </w:tabs>
+        <w:ind w:left="5040" w:hanging="360"/>
+      </w:pPr>
+      <w:rPr>
+        <w:rFonts w:ascii="Wingdings" w:hAnsi="Wingdings" w:hint="default"/>
+        <w:sz w:val="20"/>
+      </w:rPr>
+    </w:lvl>
+    <w:lvl w:ilvl="7" w:tentative="1">
+      <w:start w:val="1"/>
+      <w:numFmt w:val="bullet"/>
+      <w:lvlText w:val=""/>
+      <w:lvlJc w:val="left"/>
+      <w:pPr>
+        <w:tabs>
+          <w:tab w:val="num" w:pos="5760"/>
+        </w:tabs>
+        <w:ind w:left="5760" w:hanging="360"/>
+      </w:pPr>
+      <w:rPr>
+        <w:rFonts w:ascii="Wingdings" w:hAnsi="Wingdings" w:hint="default"/>
+        <w:sz w:val="20"/>
+      </w:rPr>
+    </w:lvl>
+    <w:lvl w:ilvl="8" w:tentative="1">
+      <w:start w:val="1"/>
+      <w:numFmt w:val="bullet"/>
+      <w:lvlText w:val=""/>
+      <w:lvlJc w:val="left"/>
+      <w:pPr>
+        <w:tabs>
+          <w:tab w:val="num" w:pos="6480"/>
+        </w:tabs>
+        <w:ind w:left="6480" w:hanging="360"/>
+      </w:pPr>
+      <w:rPr>
+        <w:rFonts w:ascii="Wingdings" w:hAnsi="Wingdings" w:hint="default"/>
+        <w:sz w:val="20"/>
+      </w:rPr>
+    </w:lvl>
+  </w:abstractNum>
+  <w:abstractNum w:abstractNumId="37" w15:restartNumberingAfterBreak="0">
+    <w:nsid w:val="787A1FD8"/>
+    <w:multiLevelType w:val="multilevel"/>
+    <w:tmpl w:val="D63650AE"/>
     <w:lvl w:ilvl="0">
       <w:start w:val="1"/>
       <w:numFmt w:val="bullet"/>
@@ -2706,74 +9633,120 @@
     </w:lvl>
   </w:abstractNum>
   <w:num w:numId="1" w16cid:durableId="1904371053">
+    <w:abstractNumId w:val="5"/>
+  </w:num>
+  <w:num w:numId="2" w16cid:durableId="545869273">
+    <w:abstractNumId w:val="3"/>
+  </w:num>
+  <w:num w:numId="3" w16cid:durableId="1378164367">
+    <w:abstractNumId w:val="2"/>
+  </w:num>
+  <w:num w:numId="4" w16cid:durableId="1439518448">
+    <w:abstractNumId w:val="4"/>
+  </w:num>
+  <w:num w:numId="5" w16cid:durableId="838815162">
+    <w:abstractNumId w:val="1"/>
+  </w:num>
+  <w:num w:numId="6" w16cid:durableId="498083800">
+    <w:abstractNumId w:val="0"/>
+  </w:num>
+  <w:num w:numId="7" w16cid:durableId="2062514833">
+    <w:abstractNumId w:val="26"/>
+  </w:num>
+  <w:num w:numId="8" w16cid:durableId="1565870785">
+    <w:abstractNumId w:val="32"/>
+  </w:num>
+  <w:num w:numId="9" w16cid:durableId="1217738808">
+    <w:abstractNumId w:val="11"/>
+  </w:num>
+  <w:num w:numId="10" w16cid:durableId="782266381">
+    <w:abstractNumId w:val="9"/>
+  </w:num>
+  <w:num w:numId="11" w16cid:durableId="968897549">
+    <w:abstractNumId w:val="37"/>
+  </w:num>
+  <w:num w:numId="12" w16cid:durableId="2061441701">
+    <w:abstractNumId w:val="12"/>
+  </w:num>
+  <w:num w:numId="13" w16cid:durableId="630869993">
+    <w:abstractNumId w:val="29"/>
+  </w:num>
+  <w:num w:numId="14" w16cid:durableId="232468634">
+    <w:abstractNumId w:val="27"/>
+  </w:num>
+  <w:num w:numId="15" w16cid:durableId="1790928058">
+    <w:abstractNumId w:val="24"/>
+  </w:num>
+  <w:num w:numId="16" w16cid:durableId="884565846">
+    <w:abstractNumId w:val="10"/>
+  </w:num>
+  <w:num w:numId="17" w16cid:durableId="1672878668">
+    <w:abstractNumId w:val="16"/>
+  </w:num>
+  <w:num w:numId="18" w16cid:durableId="1068263944">
+    <w:abstractNumId w:val="18"/>
+  </w:num>
+  <w:num w:numId="19" w16cid:durableId="1604530853">
+    <w:abstractNumId w:val="36"/>
+  </w:num>
+  <w:num w:numId="20" w16cid:durableId="198517118">
+    <w:abstractNumId w:val="20"/>
+  </w:num>
+  <w:num w:numId="21" w16cid:durableId="856818219">
+    <w:abstractNumId w:val="17"/>
+  </w:num>
+  <w:num w:numId="22" w16cid:durableId="2019190587">
+    <w:abstractNumId w:val="31"/>
+  </w:num>
+  <w:num w:numId="23" w16cid:durableId="997726752">
+    <w:abstractNumId w:val="19"/>
+  </w:num>
+  <w:num w:numId="24" w16cid:durableId="379745652">
+    <w:abstractNumId w:val="35"/>
+  </w:num>
+  <w:num w:numId="25" w16cid:durableId="395782832">
+    <w:abstractNumId w:val="23"/>
+  </w:num>
+  <w:num w:numId="26" w16cid:durableId="845831021">
+    <w:abstractNumId w:val="34"/>
+  </w:num>
+  <w:num w:numId="27" w16cid:durableId="319625961">
+    <w:abstractNumId w:val="21"/>
+  </w:num>
+  <w:num w:numId="28" w16cid:durableId="877860094">
+    <w:abstractNumId w:val="15"/>
+  </w:num>
+  <w:num w:numId="29" w16cid:durableId="611716470">
+    <w:abstractNumId w:val="14"/>
+  </w:num>
+  <w:num w:numId="30" w16cid:durableId="1644894315">
+    <w:abstractNumId w:val="13"/>
+  </w:num>
+  <w:num w:numId="31" w16cid:durableId="1669333968">
+    <w:abstractNumId w:val="7"/>
+  </w:num>
+  <w:num w:numId="32" w16cid:durableId="1747721881">
+    <w:abstractNumId w:val="33"/>
+  </w:num>
+  <w:num w:numId="33" w16cid:durableId="24135483">
     <w:abstractNumId w:val="8"/>
   </w:num>
-  <w:num w:numId="2" w16cid:durableId="545869273">
+  <w:num w:numId="34" w16cid:durableId="105735818">
+    <w:abstractNumId w:val="30"/>
+  </w:num>
+  <w:num w:numId="35" w16cid:durableId="1037051002">
     <w:abstractNumId w:val="6"/>
   </w:num>
-  <w:num w:numId="3" w16cid:durableId="1378164367">
-    <w:abstractNumId w:val="5"/>
-  </w:num>
-  <w:num w:numId="4" w16cid:durableId="971325292">
-    <w:abstractNumId w:val="4"/>
-  </w:num>
-  <w:num w:numId="5" w16cid:durableId="1439518448">
-    <w:abstractNumId w:val="7"/>
-  </w:num>
-  <w:num w:numId="6" w16cid:durableId="838815162">
-    <w:abstractNumId w:val="3"/>
-  </w:num>
-  <w:num w:numId="7" w16cid:durableId="498083800">
-    <w:abstractNumId w:val="2"/>
-  </w:num>
-  <w:num w:numId="8" w16cid:durableId="228270883">
-    <w:abstractNumId w:val="1"/>
-  </w:num>
-  <w:num w:numId="9" w16cid:durableId="1926189522">
-    <w:abstractNumId w:val="0"/>
-  </w:num>
-  <w:num w:numId="10" w16cid:durableId="1730615308">
-    <w:abstractNumId w:val="20"/>
-  </w:num>
-  <w:num w:numId="11" w16cid:durableId="2133360273">
-    <w:abstractNumId w:val="15"/>
-  </w:num>
-  <w:num w:numId="12" w16cid:durableId="201283244">
-    <w:abstractNumId w:val="16"/>
-  </w:num>
-  <w:num w:numId="13" w16cid:durableId="1515454821">
-    <w:abstractNumId w:val="17"/>
-  </w:num>
-  <w:num w:numId="14" w16cid:durableId="1756854285">
-    <w:abstractNumId w:val="10"/>
-  </w:num>
-  <w:num w:numId="15" w16cid:durableId="444085664">
-    <w:abstractNumId w:val="19"/>
-  </w:num>
-  <w:num w:numId="16" w16cid:durableId="1870755402">
+  <w:num w:numId="36" w16cid:durableId="618269451">
     <w:abstractNumId w:val="22"/>
   </w:num>
-  <w:num w:numId="17" w16cid:durableId="840779014">
-    <w:abstractNumId w:val="18"/>
+  <w:num w:numId="37" w16cid:durableId="618996245">
+    <w:abstractNumId w:val="28"/>
   </w:num>
-  <w:num w:numId="18" w16cid:durableId="1954433283">
-    <w:abstractNumId w:val="14"/>
+  <w:num w:numId="38" w16cid:durableId="256987419">
+    <w:abstractNumId w:val="25"/>
   </w:num>
-  <w:num w:numId="19" w16cid:durableId="2143648995">
-    <w:abstractNumId w:val="12"/>
-  </w:num>
-  <w:num w:numId="20" w16cid:durableId="1298685935">
-    <w:abstractNumId w:val="21"/>
-  </w:num>
-  <w:num w:numId="21" w16cid:durableId="1137987500">
-    <w:abstractNumId w:val="9"/>
-  </w:num>
-  <w:num w:numId="22" w16cid:durableId="1217814882">
-    <w:abstractNumId w:val="13"/>
-  </w:num>
-  <w:num w:numId="23" w16cid:durableId="1779176843">
-    <w:abstractNumId w:val="11"/>
-  </w:num>
+  <w:numIdMacAtCleanup w:val="38"/>
 </w:numbering>
 </file>
 
@@ -3380,6 +10353,7 @@
   <w:style w:type="character" w:default="1" w:styleId="DefaultParagraphFont">
     <w:name w:val="Default Paragraph Font"/>
     <w:uiPriority w:val="1"/>
+    <w:semiHidden/>
     <w:unhideWhenUsed/>
   </w:style>
   <w:style w:type="table" w:default="1" w:styleId="TableNormal">
@@ -3730,7 +10704,7 @@
     <w:rsid w:val="00326F90"/>
     <w:pPr>
       <w:numPr>
-        <w:numId w:val="5"/>
+        <w:numId w:val="4"/>
       </w:numPr>
       <w:contextualSpacing/>
     </w:pPr>
@@ -3743,7 +10717,7 @@
     <w:rsid w:val="0029639D"/>
     <w:pPr>
       <w:numPr>
-        <w:numId w:val="6"/>
+        <w:numId w:val="5"/>
       </w:numPr>
       <w:contextualSpacing/>
     </w:pPr>
@@ -3756,7 +10730,7 @@
     <w:rsid w:val="0029639D"/>
     <w:pPr>
       <w:numPr>
-        <w:numId w:val="7"/>
+        <w:numId w:val="6"/>
       </w:numPr>
       <w:contextualSpacing/>
     </w:pPr>
